--- a/klagomål/A 14039-2026 FSC-klagomål.docx
+++ b/klagomål/A 14039-2026 FSC-klagomål.docx
@@ -1056,7 +1056,7 @@
     <w:r>
       <w:tab/>
       <w:tab/>
-      <w:t>2026-03-27</w:t>
+      <w:t>2026-03-28</w:t>
       <w:br/>
       <w:br/>
     </w:r>

--- a/klagomål/A 14039-2026 FSC-klagomål.docx
+++ b/klagomål/A 14039-2026 FSC-klagomål.docx
@@ -1056,7 +1056,7 @@
     <w:r>
       <w:tab/>
       <w:tab/>
-      <w:t>2026-03-28</w:t>
+      <w:t>2026-03-29</w:t>
       <w:br/>
       <w:br/>
     </w:r>

--- a/klagomål/A 14039-2026 FSC-klagomål.docx
+++ b/klagomål/A 14039-2026 FSC-klagomål.docx
@@ -1357,7 +1357,7 @@
     <w:r>
       <w:tab/>
       <w:tab/>
-      <w:t>2026-04-14</w:t>
+      <w:t>2026-04-15</w:t>
       <w:br/>
       <w:br/>
     </w:r>

--- a/klagomål/A 14039-2026 FSC-klagomål.docx
+++ b/klagomål/A 14039-2026 FSC-klagomål.docx
@@ -1357,7 +1357,7 @@
     <w:r>
       <w:tab/>
       <w:tab/>
-      <w:t>2026-04-15</w:t>
+      <w:t>2026-04-16</w:t>
       <w:br/>
       <w:br/>
     </w:r>

--- a/klagomål/A 14039-2026 FSC-klagomål.docx
+++ b/klagomål/A 14039-2026 FSC-klagomål.docx
@@ -1357,7 +1357,7 @@
     <w:r>
       <w:tab/>
       <w:tab/>
-      <w:t>2026-04-16</w:t>
+      <w:t>2026-04-17</w:t>
       <w:br/>
       <w:br/>
     </w:r>

--- a/klagomål/A 14039-2026 FSC-klagomål.docx
+++ b/klagomål/A 14039-2026 FSC-klagomål.docx
@@ -1357,7 +1357,7 @@
     <w:r>
       <w:tab/>
       <w:tab/>
-      <w:t>2026-04-17</w:t>
+      <w:t>2026-04-18</w:t>
       <w:br/>
       <w:br/>
     </w:r>

--- a/klagomål/A 14039-2026 FSC-klagomål.docx
+++ b/klagomål/A 14039-2026 FSC-klagomål.docx
@@ -1357,7 +1357,7 @@
     <w:r>
       <w:tab/>
       <w:tab/>
-      <w:t>2026-04-18</w:t>
+      <w:t>2026-04-19</w:t>
       <w:br/>
       <w:br/>
     </w:r>

--- a/klagomål/A 14039-2026 FSC-klagomål.docx
+++ b/klagomål/A 14039-2026 FSC-klagomål.docx
@@ -1357,7 +1357,7 @@
     <w:r>
       <w:tab/>
       <w:tab/>
-      <w:t>2026-04-19</w:t>
+      <w:t>2026-04-20</w:t>
       <w:br/>
       <w:br/>
     </w:r>

--- a/klagomål/A 14039-2026 FSC-klagomål.docx
+++ b/klagomål/A 14039-2026 FSC-klagomål.docx
@@ -1357,7 +1357,7 @@
     <w:r>
       <w:tab/>
       <w:tab/>
-      <w:t>2026-04-20</w:t>
+      <w:t>2026-04-21</w:t>
       <w:br/>
       <w:br/>
     </w:r>

--- a/klagomål/A 14039-2026 FSC-klagomål.docx
+++ b/klagomål/A 14039-2026 FSC-klagomål.docx
@@ -1357,7 +1357,7 @@
     <w:r>
       <w:tab/>
       <w:tab/>
-      <w:t>2026-04-21</w:t>
+      <w:t>2026-04-22</w:t>
       <w:br/>
       <w:br/>
     </w:r>

--- a/klagomål/A 14039-2026 FSC-klagomål.docx
+++ b/klagomål/A 14039-2026 FSC-klagomål.docx
@@ -168,7 +168,7 @@
     </w:p>
     <w:p>
       <w:r>
-        <w:t>Detta dokument behandlar höga naturvärden i avverkningsanmälan A 14039-2026 i Västerviks kommun. Denna avverkningsanmälan inkom 2026-03-17 21:19:38 och omfattar 2,3 ha.</w:t>
+        <w:t>Detta dokument behandlar höga naturvärden i avverkningsanmälan A 14039-2026 i Västerviks kommun. Denna avverkningsanmälan inkom 2026-03-17 00:00:00 och omfattar 2,3 ha.</w:t>
       </w:r>
     </w:p>
     <w:p>
@@ -1357,7 +1357,7 @@
     <w:r>
       <w:tab/>
       <w:tab/>
-      <w:t>2026-04-22</w:t>
+      <w:t>2026-04-23</w:t>
       <w:br/>
       <w:br/>
     </w:r>

--- a/klagomål/A 14039-2026 FSC-klagomål.docx
+++ b/klagomål/A 14039-2026 FSC-klagomål.docx
@@ -1357,7 +1357,7 @@
     <w:r>
       <w:tab/>
       <w:tab/>
-      <w:t>2026-04-23</w:t>
+      <w:t>2026-04-24</w:t>
       <w:br/>
       <w:br/>
     </w:r>

--- a/klagomål/A 14039-2026 FSC-klagomål.docx
+++ b/klagomål/A 14039-2026 FSC-klagomål.docx
@@ -1357,7 +1357,7 @@
     <w:r>
       <w:tab/>
       <w:tab/>
-      <w:t>2026-04-24</w:t>
+      <w:t>2026-04-25</w:t>
       <w:br/>
       <w:br/>
     </w:r>

--- a/klagomål/A 14039-2026 FSC-klagomål.docx
+++ b/klagomål/A 14039-2026 FSC-klagomål.docx
@@ -1357,7 +1357,7 @@
     <w:r>
       <w:tab/>
       <w:tab/>
-      <w:t>2026-04-25</w:t>
+      <w:t>2026-04-26</w:t>
       <w:br/>
       <w:br/>
     </w:r>

--- a/klagomål/A 14039-2026 FSC-klagomål.docx
+++ b/klagomål/A 14039-2026 FSC-klagomål.docx
@@ -1357,7 +1357,7 @@
     <w:r>
       <w:tab/>
       <w:tab/>
-      <w:t>2026-04-26</w:t>
+      <w:t>2026-04-27</w:t>
       <w:br/>
       <w:br/>
     </w:r>

--- a/klagomål/A 14039-2026 FSC-klagomål.docx
+++ b/klagomål/A 14039-2026 FSC-klagomål.docx
@@ -1357,7 +1357,7 @@
     <w:r>
       <w:tab/>
       <w:tab/>
-      <w:t>2026-04-27</w:t>
+      <w:t>2026-04-28</w:t>
       <w:br/>
       <w:br/>
     </w:r>

--- a/klagomål/A 14039-2026 FSC-klagomål.docx
+++ b/klagomål/A 14039-2026 FSC-klagomål.docx
@@ -1357,7 +1357,7 @@
     <w:r>
       <w:tab/>
       <w:tab/>
-      <w:t>2026-04-28</w:t>
+      <w:t>2026-04-29</w:t>
       <w:br/>
       <w:br/>
     </w:r>

--- a/klagomål/A 14039-2026 FSC-klagomål.docx
+++ b/klagomål/A 14039-2026 FSC-klagomål.docx
@@ -1357,7 +1357,7 @@
     <w:r>
       <w:tab/>
       <w:tab/>
-      <w:t>2026-04-29</w:t>
+      <w:t>2026-04-30</w:t>
       <w:br/>
       <w:br/>
     </w:r>

--- a/klagomål/A 14039-2026 FSC-klagomål.docx
+++ b/klagomål/A 14039-2026 FSC-klagomål.docx
@@ -1357,7 +1357,7 @@
     <w:r>
       <w:tab/>
       <w:tab/>
-      <w:t>2026-04-30</w:t>
+      <w:t>2026-05-01</w:t>
       <w:br/>
       <w:br/>
     </w:r>

--- a/klagomål/A 14039-2026 FSC-klagomål.docx
+++ b/klagomål/A 14039-2026 FSC-klagomål.docx
@@ -1357,7 +1357,7 @@
     <w:r>
       <w:tab/>
       <w:tab/>
-      <w:t>2026-05-01</w:t>
+      <w:t>2026-05-02</w:t>
       <w:br/>
       <w:br/>
     </w:r>

--- a/klagomål/A 14039-2026 FSC-klagomål.docx
+++ b/klagomål/A 14039-2026 FSC-klagomål.docx
@@ -1357,7 +1357,7 @@
     <w:r>
       <w:tab/>
       <w:tab/>
-      <w:t>2026-05-02</w:t>
+      <w:t>2026-05-03</w:t>
       <w:br/>
       <w:br/>
     </w:r>

--- a/klagomål/A 14039-2026 FSC-klagomål.docx
+++ b/klagomål/A 14039-2026 FSC-klagomål.docx
@@ -1357,7 +1357,7 @@
     <w:r>
       <w:tab/>
       <w:tab/>
-      <w:t>2026-05-16</w:t>
+      <w:t>2026-05-17</w:t>
       <w:br/>
       <w:br/>
     </w:r>

--- a/klagomål/A 14039-2026 FSC-klagomål.docx
+++ b/klagomål/A 14039-2026 FSC-klagomål.docx
@@ -1357,7 +1357,7 @@
     <w:r>
       <w:tab/>
       <w:tab/>
-      <w:t>2026-05-17</w:t>
+      <w:t>2026-05-18</w:t>
       <w:br/>
       <w:br/>
     </w:r>

--- a/klagomål/A 14039-2026 FSC-klagomål.docx
+++ b/klagomål/A 14039-2026 FSC-klagomål.docx
@@ -1357,7 +1357,7 @@
     <w:r>
       <w:tab/>
       <w:tab/>
-      <w:t>2026-06-15</w:t>
+      <w:t>2026-06-16</w:t>
       <w:br/>
       <w:br/>
     </w:r>

--- a/klagomål/A 14039-2026 FSC-klagomål.docx
+++ b/klagomål/A 14039-2026 FSC-klagomål.docx
@@ -1357,7 +1357,7 @@
     <w:r>
       <w:tab/>
       <w:tab/>
-      <w:t>2026-06-16</w:t>
+      <w:t>2026-06-17</w:t>
       <w:br/>
       <w:br/>
     </w:r>

--- a/klagomål/A 14039-2026 FSC-klagomål.docx
+++ b/klagomål/A 14039-2026 FSC-klagomål.docx
@@ -1,6 +1,6 @@
 
 <file path=word/document.xml><?xml version="1.0" encoding="utf-8"?>
-<w:document xmlns:wpc="http://schemas.microsoft.com/office/word/2010/wordprocessingCanvas" xmlns:cx="http://schemas.microsoft.com/office/drawing/2014/chartex" xmlns:cx1="http://schemas.microsoft.com/office/drawing/2015/9/8/chartex" xmlns:cx2="http://schemas.microsoft.com/office/drawing/2015/10/21/chartex" xmlns:cx3="http://schemas.microsoft.com/office/drawing/2016/5/9/chartex" xmlns:cx4="http://schemas.microsoft.com/office/drawing/2016/5/10/chartex" xmlns:cx5="http://schemas.microsoft.com/office/drawing/2016/5/11/chartex" xmlns:cx6="http://schemas.microsoft.com/office/drawing/2016/5/12/chartex" xmlns:cx7="http://schemas.microsoft.com/office/drawing/2016/5/13/chartex" xmlns:cx8="http://schemas.microsoft.com/office/drawing/2016/5/14/chartex" xmlns:mc="http://schemas.openxmlformats.org/markup-compatibility/2006" xmlns:aink="http://schemas.microsoft.com/office/drawing/2016/ink" xmlns:am3d="http://schemas.microsoft.com/office/drawing/2017/model3d" xmlns:o="urn:schemas-microsoft-com:office:office" xmlns:oel="http://schemas.microsoft.com/office/2019/extlst" xmlns:r="http://schemas.openxmlformats.org/officeDocument/2006/relationships" xmlns:m="http://schemas.openxmlformats.org/officeDocument/2006/math" xmlns:v="urn:schemas-microsoft-com:vml" xmlns:wp14="http://schemas.microsoft.com/office/word/2010/wordprocessingDrawing" xmlns:wp="http://schemas.openxmlformats.org/drawingml/2006/wordprocessingDrawing" xmlns:w10="urn:schemas-microsoft-com:office:word" xmlns:w="http://schemas.openxmlformats.org/wordprocessingml/2006/main" xmlns:w14="http://schemas.microsoft.com/office/word/2010/wordml" xmlns:w15="http://schemas.microsoft.com/office/word/2012/wordml" xmlns:w16cex="http://schemas.microsoft.com/office/word/2018/wordml/cex" xmlns:w16cid="http://schemas.microsoft.com/office/word/2016/wordml/cid" xmlns:w16="http://schemas.microsoft.com/office/word/2018/wordml" xmlns:w16sdtdh="http://schemas.microsoft.com/office/word/2020/wordml/sdtdatahash" xmlns:w16se="http://schemas.microsoft.com/office/word/2015/wordml/symex" xmlns:wpg="http://schemas.microsoft.com/office/word/2010/wordprocessingGroup" xmlns:wpi="http://schemas.microsoft.com/office/word/2010/wordprocessingInk" xmlns:wne="http://schemas.microsoft.com/office/word/2006/wordml" xmlns:wps="http://schemas.microsoft.com/office/word/2010/wordprocessingShape" mc:Ignorable="w14 w15 w16se w16cid w16 w16cex w16sdtdh wp14">
+<w:document xmlns:wpc="http://schemas.microsoft.com/office/word/2010/wordprocessingCanvas" xmlns:cx="http://schemas.microsoft.com/office/drawing/2014/chartex" xmlns:cx1="http://schemas.microsoft.com/office/drawing/2015/9/8/chartex" xmlns:cx2="http://schemas.microsoft.com/office/drawing/2015/10/21/chartex" xmlns:cx3="http://schemas.microsoft.com/office/drawing/2016/5/9/chartex" xmlns:cx4="http://schemas.microsoft.com/office/drawing/2016/5/10/chartex" xmlns:cx5="http://schemas.microsoft.com/office/drawing/2016/5/11/chartex" xmlns:cx6="http://schemas.microsoft.com/office/drawing/2016/5/12/chartex" xmlns:cx7="http://schemas.microsoft.com/office/drawing/2016/5/13/chartex" xmlns:cx8="http://schemas.microsoft.com/office/drawing/2016/5/14/chartex" xmlns:mc="http://schemas.openxmlformats.org/markup-compatibility/2006" xmlns:aink="http://schemas.microsoft.com/office/drawing/2016/ink" xmlns:am3d="http://schemas.microsoft.com/office/drawing/2017/model3d" xmlns:o="urn:schemas-microsoft-com:office:office" xmlns:oel="http://schemas.microsoft.com/office/2019/extlst" xmlns:r="http://schemas.openxmlformats.org/officeDocument/2006/relationships" xmlns:m="http://schemas.openxmlformats.org/officeDocument/2006/math" xmlns:v="urn:schemas-microsoft-com:vml" xmlns:wp14="http://schemas.microsoft.com/office/word/2010/wordprocessingDrawing" xmlns:wp="http://schemas.openxmlformats.org/drawingml/2006/wordprocessingDrawing" xmlns:w10="urn:schemas-microsoft-com:office:word" xmlns:w="http://schemas.openxmlformats.org/wordprocessingml/2006/main" xmlns:w14="http://schemas.microsoft.com/office/word/2010/wordml" xmlns:w15="http://schemas.microsoft.com/office/word/2012/wordml" xmlns:w16cex="http://schemas.microsoft.com/office/word/2018/wordml/cex" xmlns:w16cid="http://schemas.microsoft.com/office/word/2016/wordml/cid" xmlns:w16="http://schemas.microsoft.com/office/word/2018/wordml" xmlns:w16du="http://schemas.microsoft.com/office/word/2023/wordml/word16du" xmlns:w16sdtdh="http://schemas.microsoft.com/office/word/2020/wordml/sdtdatahash" xmlns:w16sdtfl="http://schemas.microsoft.com/office/word/2024/wordml/sdtformatlock" xmlns:w16se="http://schemas.microsoft.com/office/word/2015/wordml/symex" xmlns:wpg="http://schemas.microsoft.com/office/word/2010/wordprocessingGroup" xmlns:wpi="http://schemas.microsoft.com/office/word/2010/wordprocessingInk" xmlns:wne="http://schemas.microsoft.com/office/word/2006/wordml" xmlns:wps="http://schemas.microsoft.com/office/word/2010/wordprocessingShape" mc:Ignorable="w14 w15 w16se w16cid w16 w16cex w16sdtdh w16sdtfl w16du wp14">
   <w:body>
     <w:p>
       <w:r>
@@ -168,7 +168,7 @@
     </w:p>
     <w:p>
       <w:r>
-        <w:t>Detta dokument behandlar höga naturvärden i avverkningsanmälan A 14039-2026 i Västerviks kommun. Denna avverkningsanmälan inkom 2026-03-17 00:00:00 och omfattar 2,3 ha.</w:t>
+        <w:t>Detta dokument behandlar höga naturvärden i avverkningsanmälan A 14039-2026 i Västerviks kommun som inkom 2026-03-17 och omfattar 2,3 ha.</w:t>
       </w:r>
     </w:p>
     <w:p>
@@ -191,12 +191,15 @@
     </w:p>
     <w:p>
       <w:r>
-        <w:t>I avverkningsanmälan har följande 9 naturvårdsarter hittats: knärot (VU, §8), duvhök (NT, §4), entita (NT, §4), mindre hackspett (NT, §4), blodticka (S), rävticka (S), grönsiska (§4), kungsfågel (§4) och blåsippa (§9). Av dessa är 4 rödlistade. För rödlistade arter har rödlistekategorin angivits inom parentes. Arter som är signalarter enligt Skogsstyrelsen har markerats med (S). För fridlysta arter anges även paragrafen i Artskyddsförordningen som arten är fridlyst enligt.</w:t>
+        <w:t>I och inom 24 meter från avverkningsanmälan har följande 9 naturvårdsarter hittats: knärot (VU, T, §8), duvhök (NT, §4), entita (NT, T, §4), mindre hackspett (NT, T, §4), blodticka (S, T), rävticka (S, T), blåsippa (T, §9), grönsiska (§4) och kungsfågel (§4). Av dessa är 4 rödlistade. För rödlistade arter har rödlistekategorin angivits inom parentes. Arter som är signalarter enligt Skogsstyrelsen har markerats med (S). Typiska arter inom Natura 2000 som är kopplade till skogsekosystem har markerats med (T). För fridlysta arter anges även paragrafen i Artskyddsförordningen som arten är fridlyst enligt.</w:t>
       </w:r>
     </w:p>
     <w:p>
       <w:r>
-        <w:t>De påträffade naturvårdsarterna är ett tydligt kvitto på att detta rör sig om en skog med höga naturvärden. I Figur 1 visas en karta över det avverkningsanmälda området, där samtliga fyndplatser för naturvårdsarter som finns registrerade på Artportalen har markerats.</w:t>
+        <w:t>De påträffade naturvårdsarterna är ett tydligt kvitto på att det rör sig om en skog med höga naturvärden.</w:t>
+      </w:r>
+      <w:r>
+        <w:t xml:space="preserve"> I Figur 1 visas fyndplatser för naturvårdsarter i området, som finns registrerade på Artportalen.</w:t>
       </w:r>
     </w:p>
     <w:p>
@@ -206,7 +209,7 @@
       <w:r>
         <w:drawing>
           <wp:inline xmlns:a="http://schemas.openxmlformats.org/drawingml/2006/main" xmlns:pic="http://schemas.openxmlformats.org/drawingml/2006/picture">
-            <wp:extent cx="5486400" cy="3983209"/>
+            <wp:extent cx="5486400" cy="5416642"/>
             <wp:docPr id="1" name="Picture 1"/>
             <wp:cNvGraphicFramePr>
               <a:graphicFrameLocks noChangeAspect="1"/>
@@ -227,7 +230,7 @@
                   <pic:spPr>
                     <a:xfrm>
                       <a:off x="0" y="0"/>
-                      <a:ext cx="5486400" cy="3983209"/>
+                      <a:ext cx="5486400" cy="5416642"/>
                     </a:xfrm>
                     <a:prstGeom prst="rect"/>
                   </pic:spPr>
@@ -241,29 +244,66 @@
     <w:p>
       <w:pPr>
         <w:pStyle w:val="Caption"/>
+        <w:spacing w:after="240"/>
       </w:pPr>
       <w:r>
-        <w:t>Figur 1. Fyndplatser för naturvårdsarter i det avverkningsanmälda området (röd linje). Markörer utan svart kant är placerade på fyndplatsen. Markörer med svart kant är placerade vid sidan av fyndplatsen och har ett svart streck som visar fyndplatsens exakta position. Kartans mittpunktskoordinat är N 6432140, E 578768 i SWEREF 99 TM.</w:t>
+        <w:t>Figur 1. Fyndplatser för naturvårdsarter i och inom 24 meter från avverkningsanmälan (röd linje). Markörer utan svart kant är placerade på fyndplatsen. Markörer med svart kant är placerade vid sidan av fyndplatsen och har ett svart streck som visar fyndplatsens exakta position. Kartans mittpunktskoordinat är N 6432140, E 578768 i SWEREF 99 TM.</w:t>
       </w:r>
     </w:p>
     <w:p>
+      <w:pPr>
+        <w:pStyle w:val="Heading2"/>
+      </w:pPr>
+      <w:r>
+        <w:t>Fridlysta arter</w:t>
+      </w:r>
+    </w:p>
+    <w:p>
+      <w:r>
+        <w:t>Följande fridlysta arter har sina livsmiljöer och växtplatser i den avverkningsanmälda skogen: knärot (VU, T, §8), duvhök (NT, §4), entita (NT, T, §4), mindre hackspett (NT, T, §4), blåsippa (T, §9), grönsiska (§4) och kungsfågel (§4).</w:t>
+      </w:r>
+    </w:p>
+    <w:p>
+      <w:r>
+        <w:t xml:space="preserve">Observera att medlemsländerna är skyldiga att agera i enlighet med EU:s fågeldirektiv där det uttryckligen står att direktivet gäller för fåglar samt för deras ägg, bon och </w:t>
+      </w:r>
       <w:r>
         <w:rPr>
           <w:b/>
         </w:rPr>
-        <w:t xml:space="preserve">Blodticka </w:t>
-      </w:r>
-      <w:r>
-        <w:t xml:space="preserve">är i norra Sverige främst knuten till grova granlågor i urskogsartad barrskog, men förekommer ibland även på klenare granar i anslutning till bäckar och sumpskogar. Den är en bra indikator på granskogar med höga naturvärden och oftast förekommer den tillsammans med ett stort antal ovanliga och rödlistade arter. I södra Sverige växer den framför allt på tall och har då ett lägre signalvärde. Blodticka är typisk art för </w:t>
+        <w:t xml:space="preserve">livsmiljöer </w:t>
+      </w:r>
+      <w:r>
+        <w:t>(artikel 1). Vidare att de åtgärder som vidtas inte får leda till en försämring av den nuvarande situationen beträffande bevarandet av de fågelarter som avses i artikel 1 (artikel 13). Fågeldirektivet är styrande för tillsynsansvariga myndigheters ärendehantering, ställningstaganden och beslutsfattande.</w:t>
+      </w:r>
+    </w:p>
+    <w:p>
+      <w:r>
+        <w:rPr>
+          <w:b/>
+        </w:rPr>
+        <w:t>Blåsippa (§9)</w:t>
+      </w:r>
+      <w:r>
+        <w:t xml:space="preserve"> är typisk art för </w:t>
       </w:r>
       <w:r>
         <w:rPr>
           <w:i/>
         </w:rPr>
-        <w:t>9030 Landhöjningsskog</w:t>
-      </w:r>
-      <w:r>
-        <w:t xml:space="preserve"> (SLU Artdatabanken, 2025; Nitare &amp; Skogsstyrelsen, 2019).</w:t>
+        <w:t>9050 Näringsrik granskog, 9020 Nordlig ädellövskog</w:t>
+      </w:r>
+      <w:r>
+        <w:t xml:space="preserve"> och </w:t>
+      </w:r>
+      <w:r>
+        <w:rPr>
+          <w:i/>
+        </w:rPr>
+        <w:t>8240 Karsthällmarker</w:t>
+      </w:r>
+      <w:r>
+        <w:t xml:space="preserve"> (SLU Artdatabanken, 2025).</w:t>
       </w:r>
     </w:p>
     <w:p>
@@ -271,7 +311,38 @@
         <w:rPr>
           <w:b/>
         </w:rPr>
-        <w:t>Rävticka</w:t>
+        <w:t>Duvhök (NT, §4)</w:t>
+      </w:r>
+      <w:r>
+        <w:t>, som är rödlistad som nära hotad, har minskat med 15 (0–30) % under de senaste 18 åren och minskningstakten för den svenska populationen bedöms vara nära gränsvärdet för sårbar (VU). Arten är starkt bunden till skogsmark och jagar helst inne i äldre skog. Den missgynnas av stora hyggen och täta planteringar. De gamla fåglarna är i huvudsak stationära i sina revir och boet läggs inne i tät, oftast äldre skog. Kantzoner mot öppen mark undviks och duvhöken, som är beroende av insynsskyddade boplatser, är därför känsligare för slutavverkning än flera andra rovfåglar. Friställande av boträd eller avverkning så att boplatsen blir exponerad mot öppen mark, medför att platsen överges. Eftersom duvhöken helst häckar i gammal skog, är dess häckningsplatser i princip alltid mer eller mindre hotade av skogsbruk och avverkningar (SLU Artdatabanken, 2026; Skogsstyrelsen 2016).</w:t>
+      </w:r>
+    </w:p>
+    <w:p>
+      <w:r>
+        <w:rPr>
+          <w:b/>
+        </w:rPr>
+        <w:t>Entita (NT, §4)</w:t>
+      </w:r>
+      <w:r>
+        <w:t xml:space="preserve">, rödlistad som nära hotad och prioriterad art i Skogsvårdslagen, har häckningsrevir i anmälan. Minskningstakten innevarande 10-årsperiod beräknas till 20 (10–30) % och bedöms vara nära gränsvärdet för Sårbar (VU). Entitan är ortstrogen och reviret är i genomsnitt omkring 5 hektar, ibland uppåt 20 hektar stort. Entitan är en utpräglad lövskogsfågel som föredrar flerskiktade, gärna högvuxna skogar med inslag av äldre träd och välutvecklat buskskikt. Även alkärr med videsnår hör till de miljöer som utnyttjas. Arten häckar ofta i skogar som är svagt eller inte alls påverkade av skogsbruk, ofta rör det sig om värdekärnor med höga naturvärden. Entitan missgynnas av konventionellt skogsbruk och dess ortstrohet och dåliga spridningsförmåga gör den känslig för fragmentering. Entita är typisk art för </w:t>
+      </w:r>
+      <w:r>
+        <w:rPr>
+          <w:i/>
+        </w:rPr>
+        <w:t>9080 Lövsumpskog</w:t>
+      </w:r>
+      <w:r>
+        <w:t xml:space="preserve"> (Skogsstyrelsen, 2016, SLU Artdatabanken, 2021).</w:t>
+      </w:r>
+    </w:p>
+    <w:p>
+      <w:r>
+        <w:rPr>
+          <w:b/>
+        </w:rPr>
+        <w:t>Knärot (VU, §8)</w:t>
       </w:r>
       <w:r>
         <w:t xml:space="preserve"> är typisk art för </w:t>
@@ -283,113 +354,6 @@
         <w:t xml:space="preserve">9010 Taiga </w:t>
       </w:r>
       <w:r>
-        <w:t>(SLU Artdatabanken, 2025).</w:t>
-      </w:r>
-    </w:p>
-    <w:p>
-      <w:pPr>
-        <w:pStyle w:val="Heading1"/>
-      </w:pPr>
-      <w:r>
-        <w:t>Fridlysta arter</w:t>
-      </w:r>
-    </w:p>
-    <w:p>
-      <w:r>
-        <w:t>Följande fridlysta arter har sina livsmiljöer och växtplatser i den avverkningsanmälda skogen: knärot (VU, §8), duvhök (NT, §4), entita (NT, §4), mindre hackspett (NT, §4), grönsiska (§4), kungsfågel (§4) och blåsippa (§9).</w:t>
-      </w:r>
-    </w:p>
-    <w:p>
-      <w:r>
-        <w:t xml:space="preserve">Observera att medlemsländerna är skyldiga att agera i enlighet med EU:s fågeldirektiv där det uttryckligen står att direktivet gäller för fåglar samt för deras ägg, bon och </w:t>
-      </w:r>
-      <w:r>
-        <w:rPr>
-          <w:b/>
-        </w:rPr>
-        <w:t xml:space="preserve">livsmiljöer </w:t>
-      </w:r>
-      <w:r>
-        <w:t>(artikel 1). Vidare att de åtgärder som vidtas inte får leda till en försämring av den nuvarande situationen beträffande bevarandet av de fågelarter som avses i artikel 1 (artikel 13). Fågeldirektivet är styrande för tillsynsansvariga myndigheters ärendehantering, ställningstaganden och beslutsfattande.</w:t>
-      </w:r>
-    </w:p>
-    <w:p>
-      <w:r>
-        <w:rPr>
-          <w:b/>
-        </w:rPr>
-        <w:t>Blåsippa (§9)</w:t>
-      </w:r>
-      <w:r>
-        <w:t xml:space="preserve"> är typisk art för </w:t>
-      </w:r>
-      <w:r>
-        <w:rPr>
-          <w:i/>
-        </w:rPr>
-        <w:t>9050 Näringsrik granskog, 9020 Nordlig ädellövskog</w:t>
-      </w:r>
-      <w:r>
-        <w:t xml:space="preserve"> och </w:t>
-      </w:r>
-      <w:r>
-        <w:rPr>
-          <w:i/>
-        </w:rPr>
-        <w:t>8240 Karsthällmarker</w:t>
-      </w:r>
-      <w:r>
-        <w:t xml:space="preserve"> (SLU Artdatabanken, 2025).</w:t>
-      </w:r>
-    </w:p>
-    <w:p>
-      <w:r>
-        <w:rPr>
-          <w:b/>
-        </w:rPr>
-        <w:t>Duvhök (NT, §4)</w:t>
-      </w:r>
-      <w:r>
-        <w:t>, som är rödlistad som nära hotad, har minskat med 15 (0–30) % under de senaste 18 åren och minskningstakten för den svenska populationen bedöms vara nära gränsvärdet för sårbar (VU). Arten är starkt bunden till skogsmark och jagar helst inne i äldre skog. Den missgynnas av stora hyggen och täta planteringar. De gamla fåglarna är i huvudsak stationära i sina revir och boet läggs inne i tät, oftast äldre skog. Kantzoner mot öppen mark undviks och duvhöken, som är beroende av insynsskyddade boplatser, är därför känsligare för slutavverkning än flera andra rovfåglar. Friställande av boträd eller avverkning så att boplatsen blir exponerad mot öppen mark, medför att platsen överges. Eftersom duvhöken helst häckar i gammal skog, är dess häckningsplatser i princip alltid mer eller mindre hotade av skogsbruk och avverkningar (SLU Artdatabanken, 2026; Skogsstyrelsen 2016).</w:t>
-      </w:r>
-    </w:p>
-    <w:p>
-      <w:r>
-        <w:rPr>
-          <w:b/>
-        </w:rPr>
-        <w:t>Entita (NT, §4)</w:t>
-      </w:r>
-      <w:r>
-        <w:t xml:space="preserve">, rödlistad som nära hotad och prioriterad art i Skogsvårdslagen, har häckningsrevir i anmälan. Minskningstakten innevarande 10-årsperiod beräknas till 20 (10–30) % och bedöms vara nära gränsvärdet för Sårbar (VU). Entitan är ortstrogen och reviret är i genomsnitt omkring 5 hektar, ibland uppåt 20 hektar stort. Entitan är en utpräglad lövskogsfågel som föredrar flerskiktade, gärna högvuxna skogar med inslag av äldre träd och välutvecklat buskskikt. Även alkärr med videsnår hör till de miljöer som utnyttjas. Arten häckar ofta i skogar som är svagt eller inte alls påverkade av skogsbruk, ofta rör det sig om värdekärnor med höga naturvärden. Entitan missgynnas av konventionellt skogsbruk och dess ortstrohet och dåliga spridningsförmåga gör den känslig för fragmentering. Entita är typisk art för </w:t>
-      </w:r>
-      <w:r>
-        <w:rPr>
-          <w:i/>
-        </w:rPr>
-        <w:t>9080 Lövsumpskog</w:t>
-      </w:r>
-      <w:r>
-        <w:t xml:space="preserve"> (Skogsstyrelsen, 2016, SLU Artdatabanken, 2021).</w:t>
-      </w:r>
-    </w:p>
-    <w:p>
-      <w:r>
-        <w:rPr>
-          <w:b/>
-        </w:rPr>
-        <w:t>Knärot (VU, §8)</w:t>
-      </w:r>
-      <w:r>
-        <w:t xml:space="preserve"> är typisk art för </w:t>
-      </w:r>
-      <w:r>
-        <w:rPr>
-          <w:i/>
-        </w:rPr>
-        <w:t xml:space="preserve">9010 Taiga </w:t>
-      </w:r>
-      <w:r>
         <w:t>och</w:t>
       </w:r>
       <w:r>
@@ -399,7 +363,7 @@
         <w:t xml:space="preserve"> 9050 Näringsrik granskog</w:t>
       </w:r>
       <w:r>
-        <w:t xml:space="preserve">, rödlistad som sårbar och fridlyst enligt 8§ artskyddsförordningen. En nyligen genomförd analys av 79 floraväktarlokaler indikerar att det behövs någonstans mellan 100 och 150 meters skyddszon för att en knärotspopulation inte ska dö ut på lång sikt (Sebestyén &amp; Sundberg, 2025). Detta ligger väl i linje med tidigare genomförda studier som visar att det krävs väl tilltagna buffertzoner för att knäroten inte ska ta skada av skogsbruksåtgärder i intilliggande skog (Johnson, 2014; Koelmeijer m.fl., 2022; Skogsstyrelsen, 2022). Arten är även känslig för gallring vilket framgår av Skogsstyrelsens egen vägledning för hänsyn till knärot (Skogsstyrelsen, 2022). För rika förekomster av knärot är reservatsbildning eller biotopskydd lämpliga åtgärder för att skydda den. På knärot kan den sällsynta rostsvampen </w:t>
+        <w:t xml:space="preserve">, rödlistad som sårbar och fridlyst enligt 8§ artskyddsförordningen. En nyligen genomförd analys av 79 floraväktarlokaler indikerar att det behövs någonstans mellan 100 och 150 meters skyddszon för att en knärotspopulation inte ska dö ut på lång sikt (Sebestyén &amp; Sundberg, 2025). Detta ligger väl i linje med tidigare genomförda studier som visar att det krävs väl tilltagna buffertzoner för att knäroten inte ska ta skada av skogsbruksåtgärder i intilliggande skog (Johnson, 2014; Koelmeijer m.fl., 2022; Skogsstyrelsen, 2022). Arten är även känslig för gallring vilket framgår av Skogsstyrelsens egen vägledning för hänsyn till knärot (Skogsstyrelsen, 2022). Ytterligare en studie visar på den starka korrelationen mellan minskande arealer kontinuitetsskog och lokal utdöenderisk. Knäroten uppvisade en mycket låg koloniseringsgrad (0,7 % över 10 år) i kombination med hög lokal utrotningsrisk (75,2 %), där utrotningssannolikheten ökade kraftigt när arealen kontinuitetsskog minskade mellan undersökningar, t.ex. på grund av kalhyggesbruk (Johansson et al., 2026). För rika förekomster av knärot är reservatsbildning eller biotopskydd lämpliga åtgärder för att skydda den. På knärot kan den sällsynta rostsvampen </w:t>
       </w:r>
       <w:r>
         <w:rPr>
@@ -432,7 +396,7 @@
       <w:r>
         <w:drawing>
           <wp:inline xmlns:a="http://schemas.openxmlformats.org/drawingml/2006/main" xmlns:pic="http://schemas.openxmlformats.org/drawingml/2006/picture">
-            <wp:extent cx="5486400" cy="4743913"/>
+            <wp:extent cx="5486400" cy="5160233"/>
             <wp:docPr id="2" name="Picture 2"/>
             <wp:cNvGraphicFramePr>
               <a:graphicFrameLocks noChangeAspect="1"/>
@@ -453,7 +417,7 @@
                   <pic:spPr>
                     <a:xfrm>
                       <a:off x="0" y="0"/>
-                      <a:ext cx="5486400" cy="4743913"/>
+                      <a:ext cx="5486400" cy="5160233"/>
                     </a:xfrm>
                     <a:prstGeom prst="rect"/>
                   </pic:spPr>
@@ -467,15 +431,11 @@
     <w:p>
       <w:pPr>
         <w:pStyle w:val="Caption"/>
+        <w:spacing w:after="240"/>
       </w:pPr>
       <w:r>
         <w:t>Figur 2. Fyndplatser och buffertzoner för knärot i det avverkningsanmälda området. Endast fyndplatser vars buffertzoner överlappar med det avverkningsanmälda området har tagits med i visualiseringen. Kartans mittpunktskoordinat är N 6432140, E 578768 i SWEREF 99 TM.</w:t>
       </w:r>
-    </w:p>
-    <w:p>
-      <w:pPr>
-        <w:pStyle w:val="Caption"/>
-      </w:pPr>
     </w:p>
     <w:p>
       <w:r>
@@ -500,6 +460,54 @@
     <w:p>
       <w:r>
         <w:t>I BILAGA 1 finns mer detaljerad information om ekologi samt krav på livsmiljö hos fridlysta arter.</w:t>
+      </w:r>
+    </w:p>
+    <w:p>
+      <w:pPr>
+        <w:pStyle w:val="Heading2"/>
+      </w:pPr>
+      <w:r>
+        <w:t>Övriga naturvårdsarter</w:t>
+      </w:r>
+    </w:p>
+    <w:p>
+      <w:r>
+        <w:rPr>
+          <w:b/>
+        </w:rPr>
+        <w:t xml:space="preserve">Blodticka </w:t>
+      </w:r>
+      <w:r>
+        <w:t xml:space="preserve">är i norra Sverige främst knuten till grova granlågor i urskogsartad barrskog, men förekommer ibland även på klenare granar i anslutning till bäckar och sumpskogar. Den är en bra indikator på granskogar med höga naturvärden och oftast förekommer den tillsammans med ett stort antal ovanliga och rödlistade arter. I södra Sverige växer den framför allt på tall och har då ett lägre signalvärde. Blodticka är typisk art för </w:t>
+      </w:r>
+      <w:r>
+        <w:rPr>
+          <w:i/>
+        </w:rPr>
+        <w:t>9030 Landhöjningsskog</w:t>
+      </w:r>
+      <w:r>
+        <w:t xml:space="preserve"> (SLU Artdatabanken, 2025; Nitare &amp; Skogsstyrelsen, 2019).</w:t>
+      </w:r>
+    </w:p>
+    <w:p>
+      <w:r>
+        <w:rPr>
+          <w:b/>
+        </w:rPr>
+        <w:t>Rävticka</w:t>
+      </w:r>
+      <w:r>
+        <w:t xml:space="preserve"> är typisk art för </w:t>
+      </w:r>
+      <w:r>
+        <w:rPr>
+          <w:i/>
+        </w:rPr>
+        <w:t xml:space="preserve">9010 Taiga </w:t>
+      </w:r>
+      <w:r>
+        <w:t>(SLU Artdatabanken, 2025).</w:t>
       </w:r>
     </w:p>
     <w:p>
@@ -978,7 +986,7 @@
     </w:p>
     <w:p>
       <w:r>
-        <w:t>En analys av 79 floraväktarlokaler åren 1990–2015 vilka återbesökts under 2020–2024 visade på en tydlig negativ påverkan på knärotsförekomster från större hyggen i närområdet (inom 150–200 m) vilket indikerar att kanteffekter har en stor påverkan på populationerna. Resultaten bekräftar knärotens känslighet för kanteffekter och visar vikten av att skydda större skogsbestånd för att bevara arten. Om det blir höga andelar (&gt;30%) hyggen inom 200 meter från en knärotsförekomst så ökar risken för att en knärotspopulation dör ut och det verkar det behövas någonstans mellan 100 och 150 meters skyddszon för att bevara arten på lång sikt (Sebestyén &amp; Sundberg, 2025).</w:t>
+        <w:t>En analys av 79 floraväktarlokaler åren 1990–2015 vilka återbesökts under 2020–2024 visade på en tydlig negativ påverkan på knärotsförekomster från större hyggen i närområdet (inom 150–200 m) vilket indikerar att kanteffekter har en stor påverkan på populationerna. Resultaten bekräftar knärotens känslighet för kanteffekter och visar vikten av att skydda större skogsbestånd för att bevara arten. Om det blir höga andelar (&gt;30%) hyggen inom 200 meter från en knärotsförekomst så ökar risken för att en knärotspopulation dör ut och det verkar det behövas någonstans mellan 100 och 150 meters skyddszon för att bevara arten på lång sikt (Sebestyén &amp; Sundberg, 2025). Detta stöds även av en studie (Johansson et al, 2026) baserad på data från Riksskogstaxeringen som visar att knäroten minskat med 66 % under perioden 1993–2022 samt att det finns en stark korrelation mellan minskande arealer kontinuitetsskog och lokal utdöenderisk. Knäroten uppvisade en mycket låg koloniseringsgrad (0,7 % över 10 år) i kombination med hög lokal utrotningsrisk (75,2 %), där utrotningssannolikheten ökade kraftigt när arealen kontinuitetsskog minskade mellan undersökningar, t.ex. på grund av kalhyggesbruk (Johansson et al., 2026).</w:t>
       </w:r>
     </w:p>
     <w:p>
@@ -1023,7 +1031,7 @@
     </w:p>
     <w:p>
       <w:r>
-        <w:t>En nyligen publicerad vetenskaplig uppsats av Koelmeijer m.fl. (2022) inkluderar orkidén knärots skyddsbehov. I uppsatsen berörs problemet med uttorkning för växter, bl.a. för knärot, ett problem som blivit accentuerat på grund av den pågående klimatförändringen och torra somrar, t.ex. den exceptionellt torra sommaren 2018. I uppsatsen undersöks områden med tre olika avstånd från kalhyggeskant med avseende på skydd bl.a. för knärot. Det första området har avstånd upp till 20 m från hyggeskant (Strong edge effect), det andra 20–40 m från hyggeskant (Weak edge effect) och det tredje avser större avstånd från hyggeskant, där kanteffekten anses vara försumbar (Interior). Ett resultat var att man fann stor eller mycket stor uttorkningseffekt på känsliga och rödlistade skogsarter vid de kortare avstånden till hyggeskant, medan effekt av uttorkning inte konstaterades på större avstånd (Interior). För orkidén knärot fann man en rik förekomst (upp till 0,06 dm2/m2) på stort avstånd från hyggeskant (Interior), medan förekomsten var liten eller närmast försumbar i de områden som klassificerades som Weak edge effect respektive Strong edge effect. Arbetet påpekar att de allt oftare förekommande torra somrarna ger ytterligare skäl att utöka skyddsavståndet från hyggen till den fuktkrävande arten knärot (Koelmeijer m.fl., 2022).</w:t>
+        <w:t>Ytterligare en studie (Koelmeijer m.fl., 2022) inkluderar knärotens skyddsbehov. I uppsatsen berörs problemet med uttorkning för växter, bl.a. för knärot, ett problem som blivit accentuerat på grund av den pågående klimatförändringen och torra somrar, t.ex. den exceptionellt torra sommaren 2018. I uppsatsen undersöks områden med tre olika avstånd från kalhyggeskant med avseende på skydd bl.a. för knärot. Det första området har avstånd upp till 20 m från hyggeskant (Strong edge effect), det andra 20–40 m från hyggeskant (Weak edge effect) och det tredje avser större avstånd från hyggeskant, där kanteffekten anses vara försumbar (Interior). Ett resultat var att man fann stor eller mycket stor uttorkningseffekt på känsliga och rödlistade skogsarter vid de kortare avstånden till hyggeskant, medan effekt av uttorkning inte konstaterades på större avstånd (Interior). För orkidén knärot fann man en rik förekomst (upp till 0,06 dm2/m2) på stort avstånd från hyggeskant (Interior), medan förekomsten var liten eller närmast försumbar i de områden som klassificerades som Weak edge effect respektive Strong edge effect. Arbetet påpekar att de allt oftare förekommande torra somrarna ger ytterligare skäl att utöka skyddsavståndet från hyggen till den fuktkrävande arten knärot (Koelmeijer m.fl., 2022).</w:t>
       </w:r>
     </w:p>
     <w:p>
@@ -1055,7 +1063,7 @@
         <w:t xml:space="preserve">Short-term response of the herbaceous layer within leave patches after harvest. </w:t>
       </w:r>
       <w:r>
-        <w:t>Forest Ecology and Management 257, 1014–1025</w:t>
+        <w:t>Forest Ecology and Management 257, 1014–1025.</w:t>
       </w:r>
     </w:p>
     <w:p>
@@ -1069,7 +1077,30 @@
         <w:t xml:space="preserve">Level and pattern of overstory retention interact to shape long-term responses of understories to timber harvest. </w:t>
       </w:r>
       <w:r>
-        <w:t>Ecological Applications, 22, 2049–2064</w:t>
+        <w:t>Ecological Applications, 22, 2049–2064.</w:t>
+      </w:r>
+    </w:p>
+    <w:p>
+      <w:r>
+        <w:t>Johansson, V., Jansson, M. och Bergman, K-O</w:t>
+      </w:r>
+      <w:r>
+        <w:rPr>
+          <w:i/>
+        </w:rPr>
+        <w:t>.</w:t>
+      </w:r>
+      <w:r>
+        <w:t>, 2026.</w:t>
+      </w:r>
+      <w:r>
+        <w:rPr>
+          <w:i/>
+        </w:rPr>
+        <w:t xml:space="preserve"> A 30-year population decline of a threatened forest orchid associated with old growth forests</w:t>
+      </w:r>
+      <w:r>
+        <w:t>. Department of Physics, Chemistry and Biology (IFM), Linköping University.</w:t>
       </w:r>
     </w:p>
     <w:p>
@@ -1083,7 +1114,7 @@
         <w:t>Retention Forestry as a Conservation Measure for Boreal Forest Ground Vegetation</w:t>
       </w:r>
       <w:r>
-        <w:t>. Doktorsavhandling, SLU, Uppsala</w:t>
+        <w:t>. Doktorsavhandling, SLU, Uppsala.</w:t>
       </w:r>
     </w:p>
     <w:p>
@@ -1097,7 +1128,7 @@
         <w:t xml:space="preserve">Interactive effects of drought and edge exposure on old-growth forest understory species. </w:t>
       </w:r>
       <w:r>
-        <w:t>Landscape Ecology, 37, sid 1839–1853</w:t>
+        <w:t>Landscape Ecology, 37, sid 1839–1853.</w:t>
       </w:r>
     </w:p>
     <w:p>
@@ -1125,7 +1156,7 @@
         <w:t>Påverkan på knärotslokaler från hyggen i närheten.</w:t>
       </w:r>
       <w:r>
-        <w:t xml:space="preserve"> DAPHNE 36:1 2025. Botaniska Sällskapet i Stockholm</w:t>
+        <w:t xml:space="preserve"> DAPHNE 36:1 2025. Botaniska Sällskapet i Stockholm.</w:t>
       </w:r>
     </w:p>
     <w:p>
@@ -1139,7 +1170,7 @@
         <w:t xml:space="preserve">Vägledning för hänsyn till knärot. </w:t>
       </w:r>
       <w:r>
-        <w:t>https://www.skogsstyrelsen.se/lag-och-tillsyn/artskydd/vagledningar-och-kunskapsstod-artskydd/vagledning-for-hansyn-till-knarot/</w:t>
+        <w:t>https://www.skogsstyrelsen.se/lag-och-tillsyn/artskydd/vagledningar-och-kunskapsstod-artskydd/vagledning-for-hansyn-till-knarot/.</w:t>
       </w:r>
     </w:p>
     <w:p>
@@ -1153,7 +1184,7 @@
         <w:t xml:space="preserve">Artfaktablad. Naturvård – artfakta. </w:t>
       </w:r>
       <w:r>
-        <w:t>SLU Artdatabanken, Uppsala</w:t>
+        <w:t>SLU Artdatabanken, Uppsala.</w:t>
       </w:r>
     </w:p>
     <w:p>
@@ -1247,7 +1278,7 @@
 </file>
 
 <file path=word/endnotes.xml><?xml version="1.0" encoding="utf-8"?>
-<w:endnotes xmlns:wpc="http://schemas.microsoft.com/office/word/2010/wordprocessingCanvas" xmlns:cx="http://schemas.microsoft.com/office/drawing/2014/chartex" xmlns:cx1="http://schemas.microsoft.com/office/drawing/2015/9/8/chartex" xmlns:cx2="http://schemas.microsoft.com/office/drawing/2015/10/21/chartex" xmlns:cx3="http://schemas.microsoft.com/office/drawing/2016/5/9/chartex" xmlns:cx4="http://schemas.microsoft.com/office/drawing/2016/5/10/chartex" xmlns:cx5="http://schemas.microsoft.com/office/drawing/2016/5/11/chartex" xmlns:cx6="http://schemas.microsoft.com/office/drawing/2016/5/12/chartex" xmlns:cx7="http://schemas.microsoft.com/office/drawing/2016/5/13/chartex" xmlns:cx8="http://schemas.microsoft.com/office/drawing/2016/5/14/chartex" xmlns:mc="http://schemas.openxmlformats.org/markup-compatibility/2006" xmlns:aink="http://schemas.microsoft.com/office/drawing/2016/ink" xmlns:am3d="http://schemas.microsoft.com/office/drawing/2017/model3d" xmlns:o="urn:schemas-microsoft-com:office:office" xmlns:oel="http://schemas.microsoft.com/office/2019/extlst" xmlns:r="http://schemas.openxmlformats.org/officeDocument/2006/relationships" xmlns:m="http://schemas.openxmlformats.org/officeDocument/2006/math" xmlns:v="urn:schemas-microsoft-com:vml" xmlns:wp14="http://schemas.microsoft.com/office/word/2010/wordprocessingDrawing" xmlns:wp="http://schemas.openxmlformats.org/drawingml/2006/wordprocessingDrawing" xmlns:w10="urn:schemas-microsoft-com:office:word" xmlns:w="http://schemas.openxmlformats.org/wordprocessingml/2006/main" xmlns:w14="http://schemas.microsoft.com/office/word/2010/wordml" xmlns:w15="http://schemas.microsoft.com/office/word/2012/wordml" xmlns:w16cex="http://schemas.microsoft.com/office/word/2018/wordml/cex" xmlns:w16cid="http://schemas.microsoft.com/office/word/2016/wordml/cid" xmlns:w16="http://schemas.microsoft.com/office/word/2018/wordml" xmlns:w16sdtdh="http://schemas.microsoft.com/office/word/2020/wordml/sdtdatahash" xmlns:w16se="http://schemas.microsoft.com/office/word/2015/wordml/symex" xmlns:wpg="http://schemas.microsoft.com/office/word/2010/wordprocessingGroup" xmlns:wpi="http://schemas.microsoft.com/office/word/2010/wordprocessingInk" xmlns:wne="http://schemas.microsoft.com/office/word/2006/wordml" xmlns:wps="http://schemas.microsoft.com/office/word/2010/wordprocessingShape" mc:Ignorable="w14 w15 w16se w16cid w16 w16cex w16sdtdh wp14">
+<w:endnotes xmlns:wpc="http://schemas.microsoft.com/office/word/2010/wordprocessingCanvas" xmlns:cx="http://schemas.microsoft.com/office/drawing/2014/chartex" xmlns:cx1="http://schemas.microsoft.com/office/drawing/2015/9/8/chartex" xmlns:cx2="http://schemas.microsoft.com/office/drawing/2015/10/21/chartex" xmlns:cx3="http://schemas.microsoft.com/office/drawing/2016/5/9/chartex" xmlns:cx4="http://schemas.microsoft.com/office/drawing/2016/5/10/chartex" xmlns:cx5="http://schemas.microsoft.com/office/drawing/2016/5/11/chartex" xmlns:cx6="http://schemas.microsoft.com/office/drawing/2016/5/12/chartex" xmlns:cx7="http://schemas.microsoft.com/office/drawing/2016/5/13/chartex" xmlns:cx8="http://schemas.microsoft.com/office/drawing/2016/5/14/chartex" xmlns:mc="http://schemas.openxmlformats.org/markup-compatibility/2006" xmlns:aink="http://schemas.microsoft.com/office/drawing/2016/ink" xmlns:am3d="http://schemas.microsoft.com/office/drawing/2017/model3d" xmlns:o="urn:schemas-microsoft-com:office:office" xmlns:oel="http://schemas.microsoft.com/office/2019/extlst" xmlns:r="http://schemas.openxmlformats.org/officeDocument/2006/relationships" xmlns:m="http://schemas.openxmlformats.org/officeDocument/2006/math" xmlns:v="urn:schemas-microsoft-com:vml" xmlns:wp14="http://schemas.microsoft.com/office/word/2010/wordprocessingDrawing" xmlns:wp="http://schemas.openxmlformats.org/drawingml/2006/wordprocessingDrawing" xmlns:w10="urn:schemas-microsoft-com:office:word" xmlns:w="http://schemas.openxmlformats.org/wordprocessingml/2006/main" xmlns:w14="http://schemas.microsoft.com/office/word/2010/wordml" xmlns:w15="http://schemas.microsoft.com/office/word/2012/wordml" xmlns:w16cex="http://schemas.microsoft.com/office/word/2018/wordml/cex" xmlns:w16cid="http://schemas.microsoft.com/office/word/2016/wordml/cid" xmlns:w16="http://schemas.microsoft.com/office/word/2018/wordml" xmlns:w16du="http://schemas.microsoft.com/office/word/2023/wordml/word16du" xmlns:w16sdtdh="http://schemas.microsoft.com/office/word/2020/wordml/sdtdatahash" xmlns:w16sdtfl="http://schemas.microsoft.com/office/word/2024/wordml/sdtformatlock" xmlns:w16se="http://schemas.microsoft.com/office/word/2015/wordml/symex" xmlns:wpg="http://schemas.microsoft.com/office/word/2010/wordprocessingGroup" xmlns:wpi="http://schemas.microsoft.com/office/word/2010/wordprocessingInk" xmlns:wne="http://schemas.microsoft.com/office/word/2006/wordml" xmlns:wps="http://schemas.microsoft.com/office/word/2010/wordprocessingShape" mc:Ignorable="w14 w15 w16se w16cid w16 w16cex w16sdtdh w16sdtfl w16du wp14">
   <w:endnote w:type="separator" w:id="-1">
     <w:p>
       <w:pPr>
@@ -1272,7 +1303,7 @@
 </file>
 
 <file path=word/footer1.xml><?xml version="1.0" encoding="utf-8"?>
-<w:ftr xmlns:wpc="http://schemas.microsoft.com/office/word/2010/wordprocessingCanvas" xmlns:cx="http://schemas.microsoft.com/office/drawing/2014/chartex" xmlns:cx1="http://schemas.microsoft.com/office/drawing/2015/9/8/chartex" xmlns:cx2="http://schemas.microsoft.com/office/drawing/2015/10/21/chartex" xmlns:cx3="http://schemas.microsoft.com/office/drawing/2016/5/9/chartex" xmlns:cx4="http://schemas.microsoft.com/office/drawing/2016/5/10/chartex" xmlns:cx5="http://schemas.microsoft.com/office/drawing/2016/5/11/chartex" xmlns:cx6="http://schemas.microsoft.com/office/drawing/2016/5/12/chartex" xmlns:cx7="http://schemas.microsoft.com/office/drawing/2016/5/13/chartex" xmlns:cx8="http://schemas.microsoft.com/office/drawing/2016/5/14/chartex" xmlns:mc="http://schemas.openxmlformats.org/markup-compatibility/2006" xmlns:aink="http://schemas.microsoft.com/office/drawing/2016/ink" xmlns:am3d="http://schemas.microsoft.com/office/drawing/2017/model3d" xmlns:o="urn:schemas-microsoft-com:office:office" xmlns:oel="http://schemas.microsoft.com/office/2019/extlst" xmlns:r="http://schemas.openxmlformats.org/officeDocument/2006/relationships" xmlns:m="http://schemas.openxmlformats.org/officeDocument/2006/math" xmlns:v="urn:schemas-microsoft-com:vml" xmlns:wp14="http://schemas.microsoft.com/office/word/2010/wordprocessingDrawing" xmlns:wp="http://schemas.openxmlformats.org/drawingml/2006/wordprocessingDrawing" xmlns:w10="urn:schemas-microsoft-com:office:word" xmlns:w="http://schemas.openxmlformats.org/wordprocessingml/2006/main" xmlns:w14="http://schemas.microsoft.com/office/word/2010/wordml" xmlns:w15="http://schemas.microsoft.com/office/word/2012/wordml" xmlns:w16cex="http://schemas.microsoft.com/office/word/2018/wordml/cex" xmlns:w16cid="http://schemas.microsoft.com/office/word/2016/wordml/cid" xmlns:w16="http://schemas.microsoft.com/office/word/2018/wordml" xmlns:w16sdtdh="http://schemas.microsoft.com/office/word/2020/wordml/sdtdatahash" xmlns:w16se="http://schemas.microsoft.com/office/word/2015/wordml/symex" xmlns:wpg="http://schemas.microsoft.com/office/word/2010/wordprocessingGroup" xmlns:wpi="http://schemas.microsoft.com/office/word/2010/wordprocessingInk" xmlns:wne="http://schemas.microsoft.com/office/word/2006/wordml" xmlns:wps="http://schemas.microsoft.com/office/word/2010/wordprocessingShape" mc:Ignorable="w14 w15 w16se w16cid w16 w16cex w16sdtdh wp14">
+<w:ftr xmlns:wpc="http://schemas.microsoft.com/office/word/2010/wordprocessingCanvas" xmlns:cx="http://schemas.microsoft.com/office/drawing/2014/chartex" xmlns:cx1="http://schemas.microsoft.com/office/drawing/2015/9/8/chartex" xmlns:cx2="http://schemas.microsoft.com/office/drawing/2015/10/21/chartex" xmlns:cx3="http://schemas.microsoft.com/office/drawing/2016/5/9/chartex" xmlns:cx4="http://schemas.microsoft.com/office/drawing/2016/5/10/chartex" xmlns:cx5="http://schemas.microsoft.com/office/drawing/2016/5/11/chartex" xmlns:cx6="http://schemas.microsoft.com/office/drawing/2016/5/12/chartex" xmlns:cx7="http://schemas.microsoft.com/office/drawing/2016/5/13/chartex" xmlns:cx8="http://schemas.microsoft.com/office/drawing/2016/5/14/chartex" xmlns:mc="http://schemas.openxmlformats.org/markup-compatibility/2006" xmlns:aink="http://schemas.microsoft.com/office/drawing/2016/ink" xmlns:am3d="http://schemas.microsoft.com/office/drawing/2017/model3d" xmlns:o="urn:schemas-microsoft-com:office:office" xmlns:oel="http://schemas.microsoft.com/office/2019/extlst" xmlns:r="http://schemas.openxmlformats.org/officeDocument/2006/relationships" xmlns:m="http://schemas.openxmlformats.org/officeDocument/2006/math" xmlns:v="urn:schemas-microsoft-com:vml" xmlns:wp14="http://schemas.microsoft.com/office/word/2010/wordprocessingDrawing" xmlns:wp="http://schemas.openxmlformats.org/drawingml/2006/wordprocessingDrawing" xmlns:w10="urn:schemas-microsoft-com:office:word" xmlns:w="http://schemas.openxmlformats.org/wordprocessingml/2006/main" xmlns:w14="http://schemas.microsoft.com/office/word/2010/wordml" xmlns:w15="http://schemas.microsoft.com/office/word/2012/wordml" xmlns:w16cex="http://schemas.microsoft.com/office/word/2018/wordml/cex" xmlns:w16cid="http://schemas.microsoft.com/office/word/2016/wordml/cid" xmlns:w16="http://schemas.microsoft.com/office/word/2018/wordml" xmlns:w16du="http://schemas.microsoft.com/office/word/2023/wordml/word16du" xmlns:w16sdtdh="http://schemas.microsoft.com/office/word/2020/wordml/sdtdatahash" xmlns:w16sdtfl="http://schemas.microsoft.com/office/word/2024/wordml/sdtformatlock" xmlns:w16se="http://schemas.microsoft.com/office/word/2015/wordml/symex" xmlns:wpg="http://schemas.microsoft.com/office/word/2010/wordprocessingGroup" xmlns:wpi="http://schemas.microsoft.com/office/word/2010/wordprocessingInk" xmlns:wne="http://schemas.microsoft.com/office/word/2006/wordml" xmlns:wps="http://schemas.microsoft.com/office/word/2010/wordprocessingShape" mc:Ignorable="w14 w15 w16se w16cid w16 w16cex w16sdtdh w16sdtfl w16du wp14">
   <w:p>
     <w:pPr>
       <w:pStyle w:val="Footer"/>
@@ -1282,7 +1313,7 @@
 </file>
 
 <file path=word/footer2.xml><?xml version="1.0" encoding="utf-8"?>
-<w:ftr xmlns:wpc="http://schemas.microsoft.com/office/word/2010/wordprocessingCanvas" xmlns:cx="http://schemas.microsoft.com/office/drawing/2014/chartex" xmlns:cx1="http://schemas.microsoft.com/office/drawing/2015/9/8/chartex" xmlns:cx2="http://schemas.microsoft.com/office/drawing/2015/10/21/chartex" xmlns:cx3="http://schemas.microsoft.com/office/drawing/2016/5/9/chartex" xmlns:cx4="http://schemas.microsoft.com/office/drawing/2016/5/10/chartex" xmlns:cx5="http://schemas.microsoft.com/office/drawing/2016/5/11/chartex" xmlns:cx6="http://schemas.microsoft.com/office/drawing/2016/5/12/chartex" xmlns:cx7="http://schemas.microsoft.com/office/drawing/2016/5/13/chartex" xmlns:cx8="http://schemas.microsoft.com/office/drawing/2016/5/14/chartex" xmlns:mc="http://schemas.openxmlformats.org/markup-compatibility/2006" xmlns:aink="http://schemas.microsoft.com/office/drawing/2016/ink" xmlns:am3d="http://schemas.microsoft.com/office/drawing/2017/model3d" xmlns:o="urn:schemas-microsoft-com:office:office" xmlns:oel="http://schemas.microsoft.com/office/2019/extlst" xmlns:r="http://schemas.openxmlformats.org/officeDocument/2006/relationships" xmlns:m="http://schemas.openxmlformats.org/officeDocument/2006/math" xmlns:v="urn:schemas-microsoft-com:vml" xmlns:wp14="http://schemas.microsoft.com/office/word/2010/wordprocessingDrawing" xmlns:wp="http://schemas.openxmlformats.org/drawingml/2006/wordprocessingDrawing" xmlns:w10="urn:schemas-microsoft-com:office:word" xmlns:w="http://schemas.openxmlformats.org/wordprocessingml/2006/main" xmlns:w14="http://schemas.microsoft.com/office/word/2010/wordml" xmlns:w15="http://schemas.microsoft.com/office/word/2012/wordml" xmlns:w16cex="http://schemas.microsoft.com/office/word/2018/wordml/cex" xmlns:w16cid="http://schemas.microsoft.com/office/word/2016/wordml/cid" xmlns:w16="http://schemas.microsoft.com/office/word/2018/wordml" xmlns:w16sdtdh="http://schemas.microsoft.com/office/word/2020/wordml/sdtdatahash" xmlns:w16se="http://schemas.microsoft.com/office/word/2015/wordml/symex" xmlns:wpg="http://schemas.microsoft.com/office/word/2010/wordprocessingGroup" xmlns:wpi="http://schemas.microsoft.com/office/word/2010/wordprocessingInk" xmlns:wne="http://schemas.microsoft.com/office/word/2006/wordml" xmlns:wps="http://schemas.microsoft.com/office/word/2010/wordprocessingShape" mc:Ignorable="w14 w15 w16se w16cid w16 w16cex w16sdtdh wp14">
+<w:ftr xmlns:wpc="http://schemas.microsoft.com/office/word/2010/wordprocessingCanvas" xmlns:cx="http://schemas.microsoft.com/office/drawing/2014/chartex" xmlns:cx1="http://schemas.microsoft.com/office/drawing/2015/9/8/chartex" xmlns:cx2="http://schemas.microsoft.com/office/drawing/2015/10/21/chartex" xmlns:cx3="http://schemas.microsoft.com/office/drawing/2016/5/9/chartex" xmlns:cx4="http://schemas.microsoft.com/office/drawing/2016/5/10/chartex" xmlns:cx5="http://schemas.microsoft.com/office/drawing/2016/5/11/chartex" xmlns:cx6="http://schemas.microsoft.com/office/drawing/2016/5/12/chartex" xmlns:cx7="http://schemas.microsoft.com/office/drawing/2016/5/13/chartex" xmlns:cx8="http://schemas.microsoft.com/office/drawing/2016/5/14/chartex" xmlns:mc="http://schemas.openxmlformats.org/markup-compatibility/2006" xmlns:aink="http://schemas.microsoft.com/office/drawing/2016/ink" xmlns:am3d="http://schemas.microsoft.com/office/drawing/2017/model3d" xmlns:o="urn:schemas-microsoft-com:office:office" xmlns:oel="http://schemas.microsoft.com/office/2019/extlst" xmlns:r="http://schemas.openxmlformats.org/officeDocument/2006/relationships" xmlns:m="http://schemas.openxmlformats.org/officeDocument/2006/math" xmlns:v="urn:schemas-microsoft-com:vml" xmlns:wp14="http://schemas.microsoft.com/office/word/2010/wordprocessingDrawing" xmlns:wp="http://schemas.openxmlformats.org/drawingml/2006/wordprocessingDrawing" xmlns:w10="urn:schemas-microsoft-com:office:word" xmlns:w="http://schemas.openxmlformats.org/wordprocessingml/2006/main" xmlns:w14="http://schemas.microsoft.com/office/word/2010/wordml" xmlns:w15="http://schemas.microsoft.com/office/word/2012/wordml" xmlns:w16cex="http://schemas.microsoft.com/office/word/2018/wordml/cex" xmlns:w16cid="http://schemas.microsoft.com/office/word/2016/wordml/cid" xmlns:w16="http://schemas.microsoft.com/office/word/2018/wordml" xmlns:w16du="http://schemas.microsoft.com/office/word/2023/wordml/word16du" xmlns:w16sdtdh="http://schemas.microsoft.com/office/word/2020/wordml/sdtdatahash" xmlns:w16sdtfl="http://schemas.microsoft.com/office/word/2024/wordml/sdtformatlock" xmlns:w16se="http://schemas.microsoft.com/office/word/2015/wordml/symex" xmlns:wpg="http://schemas.microsoft.com/office/word/2010/wordprocessingGroup" xmlns:wpi="http://schemas.microsoft.com/office/word/2010/wordprocessingInk" xmlns:wne="http://schemas.microsoft.com/office/word/2006/wordml" xmlns:wps="http://schemas.microsoft.com/office/word/2010/wordprocessingShape" mc:Ignorable="w14 w15 w16se w16cid w16 w16cex w16sdtdh w16sdtfl w16du wp14">
   <w:p>
     <w:pPr>
       <w:pStyle w:val="Footer"/>
@@ -1292,7 +1323,7 @@
 </file>
 
 <file path=word/footer3.xml><?xml version="1.0" encoding="utf-8"?>
-<w:ftr xmlns:wpc="http://schemas.microsoft.com/office/word/2010/wordprocessingCanvas" xmlns:cx="http://schemas.microsoft.com/office/drawing/2014/chartex" xmlns:cx1="http://schemas.microsoft.com/office/drawing/2015/9/8/chartex" xmlns:cx2="http://schemas.microsoft.com/office/drawing/2015/10/21/chartex" xmlns:cx3="http://schemas.microsoft.com/office/drawing/2016/5/9/chartex" xmlns:cx4="http://schemas.microsoft.com/office/drawing/2016/5/10/chartex" xmlns:cx5="http://schemas.microsoft.com/office/drawing/2016/5/11/chartex" xmlns:cx6="http://schemas.microsoft.com/office/drawing/2016/5/12/chartex" xmlns:cx7="http://schemas.microsoft.com/office/drawing/2016/5/13/chartex" xmlns:cx8="http://schemas.microsoft.com/office/drawing/2016/5/14/chartex" xmlns:mc="http://schemas.openxmlformats.org/markup-compatibility/2006" xmlns:aink="http://schemas.microsoft.com/office/drawing/2016/ink" xmlns:am3d="http://schemas.microsoft.com/office/drawing/2017/model3d" xmlns:o="urn:schemas-microsoft-com:office:office" xmlns:oel="http://schemas.microsoft.com/office/2019/extlst" xmlns:r="http://schemas.openxmlformats.org/officeDocument/2006/relationships" xmlns:m="http://schemas.openxmlformats.org/officeDocument/2006/math" xmlns:v="urn:schemas-microsoft-com:vml" xmlns:wp14="http://schemas.microsoft.com/office/word/2010/wordprocessingDrawing" xmlns:wp="http://schemas.openxmlformats.org/drawingml/2006/wordprocessingDrawing" xmlns:w10="urn:schemas-microsoft-com:office:word" xmlns:w="http://schemas.openxmlformats.org/wordprocessingml/2006/main" xmlns:w14="http://schemas.microsoft.com/office/word/2010/wordml" xmlns:w15="http://schemas.microsoft.com/office/word/2012/wordml" xmlns:w16cex="http://schemas.microsoft.com/office/word/2018/wordml/cex" xmlns:w16cid="http://schemas.microsoft.com/office/word/2016/wordml/cid" xmlns:w16="http://schemas.microsoft.com/office/word/2018/wordml" xmlns:w16sdtdh="http://schemas.microsoft.com/office/word/2020/wordml/sdtdatahash" xmlns:w16se="http://schemas.microsoft.com/office/word/2015/wordml/symex" xmlns:wpg="http://schemas.microsoft.com/office/word/2010/wordprocessingGroup" xmlns:wpi="http://schemas.microsoft.com/office/word/2010/wordprocessingInk" xmlns:wne="http://schemas.microsoft.com/office/word/2006/wordml" xmlns:wps="http://schemas.microsoft.com/office/word/2010/wordprocessingShape" mc:Ignorable="w14 w15 w16se w16cid w16 w16cex w16sdtdh wp14">
+<w:ftr xmlns:wpc="http://schemas.microsoft.com/office/word/2010/wordprocessingCanvas" xmlns:cx="http://schemas.microsoft.com/office/drawing/2014/chartex" xmlns:cx1="http://schemas.microsoft.com/office/drawing/2015/9/8/chartex" xmlns:cx2="http://schemas.microsoft.com/office/drawing/2015/10/21/chartex" xmlns:cx3="http://schemas.microsoft.com/office/drawing/2016/5/9/chartex" xmlns:cx4="http://schemas.microsoft.com/office/drawing/2016/5/10/chartex" xmlns:cx5="http://schemas.microsoft.com/office/drawing/2016/5/11/chartex" xmlns:cx6="http://schemas.microsoft.com/office/drawing/2016/5/12/chartex" xmlns:cx7="http://schemas.microsoft.com/office/drawing/2016/5/13/chartex" xmlns:cx8="http://schemas.microsoft.com/office/drawing/2016/5/14/chartex" xmlns:mc="http://schemas.openxmlformats.org/markup-compatibility/2006" xmlns:aink="http://schemas.microsoft.com/office/drawing/2016/ink" xmlns:am3d="http://schemas.microsoft.com/office/drawing/2017/model3d" xmlns:o="urn:schemas-microsoft-com:office:office" xmlns:oel="http://schemas.microsoft.com/office/2019/extlst" xmlns:r="http://schemas.openxmlformats.org/officeDocument/2006/relationships" xmlns:m="http://schemas.openxmlformats.org/officeDocument/2006/math" xmlns:v="urn:schemas-microsoft-com:vml" xmlns:wp14="http://schemas.microsoft.com/office/word/2010/wordprocessingDrawing" xmlns:wp="http://schemas.openxmlformats.org/drawingml/2006/wordprocessingDrawing" xmlns:w10="urn:schemas-microsoft-com:office:word" xmlns:w="http://schemas.openxmlformats.org/wordprocessingml/2006/main" xmlns:w14="http://schemas.microsoft.com/office/word/2010/wordml" xmlns:w15="http://schemas.microsoft.com/office/word/2012/wordml" xmlns:w16cex="http://schemas.microsoft.com/office/word/2018/wordml/cex" xmlns:w16cid="http://schemas.microsoft.com/office/word/2016/wordml/cid" xmlns:w16="http://schemas.microsoft.com/office/word/2018/wordml" xmlns:w16du="http://schemas.microsoft.com/office/word/2023/wordml/word16du" xmlns:w16sdtdh="http://schemas.microsoft.com/office/word/2020/wordml/sdtdatahash" xmlns:w16sdtfl="http://schemas.microsoft.com/office/word/2024/wordml/sdtformatlock" xmlns:w16se="http://schemas.microsoft.com/office/word/2015/wordml/symex" xmlns:wpg="http://schemas.microsoft.com/office/word/2010/wordprocessingGroup" xmlns:wpi="http://schemas.microsoft.com/office/word/2010/wordprocessingInk" xmlns:wne="http://schemas.microsoft.com/office/word/2006/wordml" xmlns:wps="http://schemas.microsoft.com/office/word/2010/wordprocessingShape" mc:Ignorable="w14 w15 w16se w16cid w16 w16cex w16sdtdh w16sdtfl w16du wp14">
   <w:p>
     <w:pPr>
       <w:pStyle w:val="Footer"/>
@@ -1302,7 +1333,7 @@
 </file>
 
 <file path=word/footnotes.xml><?xml version="1.0" encoding="utf-8"?>
-<w:footnotes xmlns:wpc="http://schemas.microsoft.com/office/word/2010/wordprocessingCanvas" xmlns:cx="http://schemas.microsoft.com/office/drawing/2014/chartex" xmlns:cx1="http://schemas.microsoft.com/office/drawing/2015/9/8/chartex" xmlns:cx2="http://schemas.microsoft.com/office/drawing/2015/10/21/chartex" xmlns:cx3="http://schemas.microsoft.com/office/drawing/2016/5/9/chartex" xmlns:cx4="http://schemas.microsoft.com/office/drawing/2016/5/10/chartex" xmlns:cx5="http://schemas.microsoft.com/office/drawing/2016/5/11/chartex" xmlns:cx6="http://schemas.microsoft.com/office/drawing/2016/5/12/chartex" xmlns:cx7="http://schemas.microsoft.com/office/drawing/2016/5/13/chartex" xmlns:cx8="http://schemas.microsoft.com/office/drawing/2016/5/14/chartex" xmlns:mc="http://schemas.openxmlformats.org/markup-compatibility/2006" xmlns:aink="http://schemas.microsoft.com/office/drawing/2016/ink" xmlns:am3d="http://schemas.microsoft.com/office/drawing/2017/model3d" xmlns:o="urn:schemas-microsoft-com:office:office" xmlns:oel="http://schemas.microsoft.com/office/2019/extlst" xmlns:r="http://schemas.openxmlformats.org/officeDocument/2006/relationships" xmlns:m="http://schemas.openxmlformats.org/officeDocument/2006/math" xmlns:v="urn:schemas-microsoft-com:vml" xmlns:wp14="http://schemas.microsoft.com/office/word/2010/wordprocessingDrawing" xmlns:wp="http://schemas.openxmlformats.org/drawingml/2006/wordprocessingDrawing" xmlns:w10="urn:schemas-microsoft-com:office:word" xmlns:w="http://schemas.openxmlformats.org/wordprocessingml/2006/main" xmlns:w14="http://schemas.microsoft.com/office/word/2010/wordml" xmlns:w15="http://schemas.microsoft.com/office/word/2012/wordml" xmlns:w16cex="http://schemas.microsoft.com/office/word/2018/wordml/cex" xmlns:w16cid="http://schemas.microsoft.com/office/word/2016/wordml/cid" xmlns:w16="http://schemas.microsoft.com/office/word/2018/wordml" xmlns:w16sdtdh="http://schemas.microsoft.com/office/word/2020/wordml/sdtdatahash" xmlns:w16se="http://schemas.microsoft.com/office/word/2015/wordml/symex" xmlns:wpg="http://schemas.microsoft.com/office/word/2010/wordprocessingGroup" xmlns:wpi="http://schemas.microsoft.com/office/word/2010/wordprocessingInk" xmlns:wne="http://schemas.microsoft.com/office/word/2006/wordml" xmlns:wps="http://schemas.microsoft.com/office/word/2010/wordprocessingShape" mc:Ignorable="w14 w15 w16se w16cid w16 w16cex w16sdtdh wp14">
+<w:footnotes xmlns:wpc="http://schemas.microsoft.com/office/word/2010/wordprocessingCanvas" xmlns:cx="http://schemas.microsoft.com/office/drawing/2014/chartex" xmlns:cx1="http://schemas.microsoft.com/office/drawing/2015/9/8/chartex" xmlns:cx2="http://schemas.microsoft.com/office/drawing/2015/10/21/chartex" xmlns:cx3="http://schemas.microsoft.com/office/drawing/2016/5/9/chartex" xmlns:cx4="http://schemas.microsoft.com/office/drawing/2016/5/10/chartex" xmlns:cx5="http://schemas.microsoft.com/office/drawing/2016/5/11/chartex" xmlns:cx6="http://schemas.microsoft.com/office/drawing/2016/5/12/chartex" xmlns:cx7="http://schemas.microsoft.com/office/drawing/2016/5/13/chartex" xmlns:cx8="http://schemas.microsoft.com/office/drawing/2016/5/14/chartex" xmlns:mc="http://schemas.openxmlformats.org/markup-compatibility/2006" xmlns:aink="http://schemas.microsoft.com/office/drawing/2016/ink" xmlns:am3d="http://schemas.microsoft.com/office/drawing/2017/model3d" xmlns:o="urn:schemas-microsoft-com:office:office" xmlns:oel="http://schemas.microsoft.com/office/2019/extlst" xmlns:r="http://schemas.openxmlformats.org/officeDocument/2006/relationships" xmlns:m="http://schemas.openxmlformats.org/officeDocument/2006/math" xmlns:v="urn:schemas-microsoft-com:vml" xmlns:wp14="http://schemas.microsoft.com/office/word/2010/wordprocessingDrawing" xmlns:wp="http://schemas.openxmlformats.org/drawingml/2006/wordprocessingDrawing" xmlns:w10="urn:schemas-microsoft-com:office:word" xmlns:w="http://schemas.openxmlformats.org/wordprocessingml/2006/main" xmlns:w14="http://schemas.microsoft.com/office/word/2010/wordml" xmlns:w15="http://schemas.microsoft.com/office/word/2012/wordml" xmlns:w16cex="http://schemas.microsoft.com/office/word/2018/wordml/cex" xmlns:w16cid="http://schemas.microsoft.com/office/word/2016/wordml/cid" xmlns:w16="http://schemas.microsoft.com/office/word/2018/wordml" xmlns:w16du="http://schemas.microsoft.com/office/word/2023/wordml/word16du" xmlns:w16sdtdh="http://schemas.microsoft.com/office/word/2020/wordml/sdtdatahash" xmlns:w16sdtfl="http://schemas.microsoft.com/office/word/2024/wordml/sdtformatlock" xmlns:w16se="http://schemas.microsoft.com/office/word/2015/wordml/symex" xmlns:wpg="http://schemas.microsoft.com/office/word/2010/wordprocessingGroup" xmlns:wpi="http://schemas.microsoft.com/office/word/2010/wordprocessingInk" xmlns:wne="http://schemas.microsoft.com/office/word/2006/wordml" xmlns:wps="http://schemas.microsoft.com/office/word/2010/wordprocessingShape" mc:Ignorable="w14 w15 w16se w16cid w16 w16cex w16sdtdh w16sdtfl w16du wp14">
   <w:footnote w:type="separator" w:id="-1">
     <w:p>
       <w:pPr>
@@ -1327,7 +1358,7 @@
 </file>
 
 <file path=word/header1.xml><?xml version="1.0" encoding="utf-8"?>
-<w:hdr xmlns:wpc="http://schemas.microsoft.com/office/word/2010/wordprocessingCanvas" xmlns:cx="http://schemas.microsoft.com/office/drawing/2014/chartex" xmlns:cx1="http://schemas.microsoft.com/office/drawing/2015/9/8/chartex" xmlns:cx2="http://schemas.microsoft.com/office/drawing/2015/10/21/chartex" xmlns:cx3="http://schemas.microsoft.com/office/drawing/2016/5/9/chartex" xmlns:cx4="http://schemas.microsoft.com/office/drawing/2016/5/10/chartex" xmlns:cx5="http://schemas.microsoft.com/office/drawing/2016/5/11/chartex" xmlns:cx6="http://schemas.microsoft.com/office/drawing/2016/5/12/chartex" xmlns:cx7="http://schemas.microsoft.com/office/drawing/2016/5/13/chartex" xmlns:cx8="http://schemas.microsoft.com/office/drawing/2016/5/14/chartex" xmlns:mc="http://schemas.openxmlformats.org/markup-compatibility/2006" xmlns:aink="http://schemas.microsoft.com/office/drawing/2016/ink" xmlns:am3d="http://schemas.microsoft.com/office/drawing/2017/model3d" xmlns:o="urn:schemas-microsoft-com:office:office" xmlns:oel="http://schemas.microsoft.com/office/2019/extlst" xmlns:r="http://schemas.openxmlformats.org/officeDocument/2006/relationships" xmlns:m="http://schemas.openxmlformats.org/officeDocument/2006/math" xmlns:v="urn:schemas-microsoft-com:vml" xmlns:wp14="http://schemas.microsoft.com/office/word/2010/wordprocessingDrawing" xmlns:wp="http://schemas.openxmlformats.org/drawingml/2006/wordprocessingDrawing" xmlns:w10="urn:schemas-microsoft-com:office:word" xmlns:w="http://schemas.openxmlformats.org/wordprocessingml/2006/main" xmlns:w14="http://schemas.microsoft.com/office/word/2010/wordml" xmlns:w15="http://schemas.microsoft.com/office/word/2012/wordml" xmlns:w16cex="http://schemas.microsoft.com/office/word/2018/wordml/cex" xmlns:w16cid="http://schemas.microsoft.com/office/word/2016/wordml/cid" xmlns:w16="http://schemas.microsoft.com/office/word/2018/wordml" xmlns:w16sdtdh="http://schemas.microsoft.com/office/word/2020/wordml/sdtdatahash" xmlns:w16se="http://schemas.microsoft.com/office/word/2015/wordml/symex" xmlns:wpg="http://schemas.microsoft.com/office/word/2010/wordprocessingGroup" xmlns:wpi="http://schemas.microsoft.com/office/word/2010/wordprocessingInk" xmlns:wne="http://schemas.microsoft.com/office/word/2006/wordml" xmlns:wps="http://schemas.microsoft.com/office/word/2010/wordprocessingShape" mc:Ignorable="w14 w15 w16se w16cid w16 w16cex w16sdtdh wp14">
+<w:hdr xmlns:wpc="http://schemas.microsoft.com/office/word/2010/wordprocessingCanvas" xmlns:cx="http://schemas.microsoft.com/office/drawing/2014/chartex" xmlns:cx1="http://schemas.microsoft.com/office/drawing/2015/9/8/chartex" xmlns:cx2="http://schemas.microsoft.com/office/drawing/2015/10/21/chartex" xmlns:cx3="http://schemas.microsoft.com/office/drawing/2016/5/9/chartex" xmlns:cx4="http://schemas.microsoft.com/office/drawing/2016/5/10/chartex" xmlns:cx5="http://schemas.microsoft.com/office/drawing/2016/5/11/chartex" xmlns:cx6="http://schemas.microsoft.com/office/drawing/2016/5/12/chartex" xmlns:cx7="http://schemas.microsoft.com/office/drawing/2016/5/13/chartex" xmlns:cx8="http://schemas.microsoft.com/office/drawing/2016/5/14/chartex" xmlns:mc="http://schemas.openxmlformats.org/markup-compatibility/2006" xmlns:aink="http://schemas.microsoft.com/office/drawing/2016/ink" xmlns:am3d="http://schemas.microsoft.com/office/drawing/2017/model3d" xmlns:o="urn:schemas-microsoft-com:office:office" xmlns:oel="http://schemas.microsoft.com/office/2019/extlst" xmlns:r="http://schemas.openxmlformats.org/officeDocument/2006/relationships" xmlns:m="http://schemas.openxmlformats.org/officeDocument/2006/math" xmlns:v="urn:schemas-microsoft-com:vml" xmlns:wp14="http://schemas.microsoft.com/office/word/2010/wordprocessingDrawing" xmlns:wp="http://schemas.openxmlformats.org/drawingml/2006/wordprocessingDrawing" xmlns:w10="urn:schemas-microsoft-com:office:word" xmlns:w="http://schemas.openxmlformats.org/wordprocessingml/2006/main" xmlns:w14="http://schemas.microsoft.com/office/word/2010/wordml" xmlns:w15="http://schemas.microsoft.com/office/word/2012/wordml" xmlns:w16cex="http://schemas.microsoft.com/office/word/2018/wordml/cex" xmlns:w16cid="http://schemas.microsoft.com/office/word/2016/wordml/cid" xmlns:w16="http://schemas.microsoft.com/office/word/2018/wordml" xmlns:w16du="http://schemas.microsoft.com/office/word/2023/wordml/word16du" xmlns:w16sdtdh="http://schemas.microsoft.com/office/word/2020/wordml/sdtdatahash" xmlns:w16sdtfl="http://schemas.microsoft.com/office/word/2024/wordml/sdtformatlock" xmlns:w16se="http://schemas.microsoft.com/office/word/2015/wordml/symex" xmlns:wpg="http://schemas.microsoft.com/office/word/2010/wordprocessingGroup" xmlns:wpi="http://schemas.microsoft.com/office/word/2010/wordprocessingInk" xmlns:wne="http://schemas.microsoft.com/office/word/2006/wordml" xmlns:wps="http://schemas.microsoft.com/office/word/2010/wordprocessingShape" mc:Ignorable="w14 w15 w16se w16cid w16 w16cex w16sdtdh w16sdtfl w16du wp14">
   <w:p>
     <w:pPr>
       <w:pStyle w:val="Header"/>
@@ -1337,7 +1368,7 @@
 </file>
 
 <file path=word/header2.xml><?xml version="1.0" encoding="utf-8"?>
-<w:hdr xmlns:wpc="http://schemas.microsoft.com/office/word/2010/wordprocessingCanvas" xmlns:cx="http://schemas.microsoft.com/office/drawing/2014/chartex" xmlns:cx1="http://schemas.microsoft.com/office/drawing/2015/9/8/chartex" xmlns:cx2="http://schemas.microsoft.com/office/drawing/2015/10/21/chartex" xmlns:cx3="http://schemas.microsoft.com/office/drawing/2016/5/9/chartex" xmlns:cx4="http://schemas.microsoft.com/office/drawing/2016/5/10/chartex" xmlns:cx5="http://schemas.microsoft.com/office/drawing/2016/5/11/chartex" xmlns:cx6="http://schemas.microsoft.com/office/drawing/2016/5/12/chartex" xmlns:cx7="http://schemas.microsoft.com/office/drawing/2016/5/13/chartex" xmlns:cx8="http://schemas.microsoft.com/office/drawing/2016/5/14/chartex" xmlns:mc="http://schemas.openxmlformats.org/markup-compatibility/2006" xmlns:aink="http://schemas.microsoft.com/office/drawing/2016/ink" xmlns:am3d="http://schemas.microsoft.com/office/drawing/2017/model3d" xmlns:o="urn:schemas-microsoft-com:office:office" xmlns:oel="http://schemas.microsoft.com/office/2019/extlst" xmlns:r="http://schemas.openxmlformats.org/officeDocument/2006/relationships" xmlns:m="http://schemas.openxmlformats.org/officeDocument/2006/math" xmlns:v="urn:schemas-microsoft-com:vml" xmlns:wp14="http://schemas.microsoft.com/office/word/2010/wordprocessingDrawing" xmlns:wp="http://schemas.openxmlformats.org/drawingml/2006/wordprocessingDrawing" xmlns:w10="urn:schemas-microsoft-com:office:word" xmlns:w="http://schemas.openxmlformats.org/wordprocessingml/2006/main" xmlns:w14="http://schemas.microsoft.com/office/word/2010/wordml" xmlns:w15="http://schemas.microsoft.com/office/word/2012/wordml" xmlns:w16cex="http://schemas.microsoft.com/office/word/2018/wordml/cex" xmlns:w16cid="http://schemas.microsoft.com/office/word/2016/wordml/cid" xmlns:w16="http://schemas.microsoft.com/office/word/2018/wordml" xmlns:w16sdtdh="http://schemas.microsoft.com/office/word/2020/wordml/sdtdatahash" xmlns:w16se="http://schemas.microsoft.com/office/word/2015/wordml/symex" xmlns:wpg="http://schemas.microsoft.com/office/word/2010/wordprocessingGroup" xmlns:wpi="http://schemas.microsoft.com/office/word/2010/wordprocessingInk" xmlns:wne="http://schemas.microsoft.com/office/word/2006/wordml" xmlns:wps="http://schemas.microsoft.com/office/word/2010/wordprocessingShape" mc:Ignorable="w14 w15 w16se w16cid w16 w16cex w16sdtdh wp14">
+<w:hdr xmlns:wpc="http://schemas.microsoft.com/office/word/2010/wordprocessingCanvas" xmlns:cx="http://schemas.microsoft.com/office/drawing/2014/chartex" xmlns:cx1="http://schemas.microsoft.com/office/drawing/2015/9/8/chartex" xmlns:cx2="http://schemas.microsoft.com/office/drawing/2015/10/21/chartex" xmlns:cx3="http://schemas.microsoft.com/office/drawing/2016/5/9/chartex" xmlns:cx4="http://schemas.microsoft.com/office/drawing/2016/5/10/chartex" xmlns:cx5="http://schemas.microsoft.com/office/drawing/2016/5/11/chartex" xmlns:cx6="http://schemas.microsoft.com/office/drawing/2016/5/12/chartex" xmlns:cx7="http://schemas.microsoft.com/office/drawing/2016/5/13/chartex" xmlns:cx8="http://schemas.microsoft.com/office/drawing/2016/5/14/chartex" xmlns:mc="http://schemas.openxmlformats.org/markup-compatibility/2006" xmlns:aink="http://schemas.microsoft.com/office/drawing/2016/ink" xmlns:am3d="http://schemas.microsoft.com/office/drawing/2017/model3d" xmlns:o="urn:schemas-microsoft-com:office:office" xmlns:oel="http://schemas.microsoft.com/office/2019/extlst" xmlns:r="http://schemas.openxmlformats.org/officeDocument/2006/relationships" xmlns:m="http://schemas.openxmlformats.org/officeDocument/2006/math" xmlns:v="urn:schemas-microsoft-com:vml" xmlns:wp14="http://schemas.microsoft.com/office/word/2010/wordprocessingDrawing" xmlns:wp="http://schemas.openxmlformats.org/drawingml/2006/wordprocessingDrawing" xmlns:w10="urn:schemas-microsoft-com:office:word" xmlns:w="http://schemas.openxmlformats.org/wordprocessingml/2006/main" xmlns:w14="http://schemas.microsoft.com/office/word/2010/wordml" xmlns:w15="http://schemas.microsoft.com/office/word/2012/wordml" xmlns:w16cex="http://schemas.microsoft.com/office/word/2018/wordml/cex" xmlns:w16cid="http://schemas.microsoft.com/office/word/2016/wordml/cid" xmlns:w16="http://schemas.microsoft.com/office/word/2018/wordml" xmlns:w16du="http://schemas.microsoft.com/office/word/2023/wordml/word16du" xmlns:w16sdtdh="http://schemas.microsoft.com/office/word/2020/wordml/sdtdatahash" xmlns:w16sdtfl="http://schemas.microsoft.com/office/word/2024/wordml/sdtformatlock" xmlns:w16se="http://schemas.microsoft.com/office/word/2015/wordml/symex" xmlns:wpg="http://schemas.microsoft.com/office/word/2010/wordprocessingGroup" xmlns:wpi="http://schemas.microsoft.com/office/word/2010/wordprocessingInk" xmlns:wne="http://schemas.microsoft.com/office/word/2006/wordml" xmlns:wps="http://schemas.microsoft.com/office/word/2010/wordprocessingShape" mc:Ignorable="w14 w15 w16se w16cid w16 w16cex w16sdtdh w16sdtfl w16du wp14">
   <w:p>
     <w:pPr>
       <w:pStyle w:val="Header"/>
@@ -1348,7 +1379,7 @@
 </file>
 
 <file path=word/header3.xml><?xml version="1.0" encoding="utf-8"?>
-<w:hdr xmlns:wpc="http://schemas.microsoft.com/office/word/2010/wordprocessingCanvas" xmlns:cx="http://schemas.microsoft.com/office/drawing/2014/chartex" xmlns:cx1="http://schemas.microsoft.com/office/drawing/2015/9/8/chartex" xmlns:cx2="http://schemas.microsoft.com/office/drawing/2015/10/21/chartex" xmlns:cx3="http://schemas.microsoft.com/office/drawing/2016/5/9/chartex" xmlns:cx4="http://schemas.microsoft.com/office/drawing/2016/5/10/chartex" xmlns:cx5="http://schemas.microsoft.com/office/drawing/2016/5/11/chartex" xmlns:cx6="http://schemas.microsoft.com/office/drawing/2016/5/12/chartex" xmlns:cx7="http://schemas.microsoft.com/office/drawing/2016/5/13/chartex" xmlns:cx8="http://schemas.microsoft.com/office/drawing/2016/5/14/chartex" xmlns:mc="http://schemas.openxmlformats.org/markup-compatibility/2006" xmlns:aink="http://schemas.microsoft.com/office/drawing/2016/ink" xmlns:am3d="http://schemas.microsoft.com/office/drawing/2017/model3d" xmlns:o="urn:schemas-microsoft-com:office:office" xmlns:oel="http://schemas.microsoft.com/office/2019/extlst" xmlns:r="http://schemas.openxmlformats.org/officeDocument/2006/relationships" xmlns:m="http://schemas.openxmlformats.org/officeDocument/2006/math" xmlns:v="urn:schemas-microsoft-com:vml" xmlns:wp14="http://schemas.microsoft.com/office/word/2010/wordprocessingDrawing" xmlns:wp="http://schemas.openxmlformats.org/drawingml/2006/wordprocessingDrawing" xmlns:w10="urn:schemas-microsoft-com:office:word" xmlns:w="http://schemas.openxmlformats.org/wordprocessingml/2006/main" xmlns:w14="http://schemas.microsoft.com/office/word/2010/wordml" xmlns:w15="http://schemas.microsoft.com/office/word/2012/wordml" xmlns:w16cex="http://schemas.microsoft.com/office/word/2018/wordml/cex" xmlns:w16cid="http://schemas.microsoft.com/office/word/2016/wordml/cid" xmlns:w16="http://schemas.microsoft.com/office/word/2018/wordml" xmlns:w16sdtdh="http://schemas.microsoft.com/office/word/2020/wordml/sdtdatahash" xmlns:w16se="http://schemas.microsoft.com/office/word/2015/wordml/symex" xmlns:wpg="http://schemas.microsoft.com/office/word/2010/wordprocessingGroup" xmlns:wpi="http://schemas.microsoft.com/office/word/2010/wordprocessingInk" xmlns:wne="http://schemas.microsoft.com/office/word/2006/wordml" xmlns:wps="http://schemas.microsoft.com/office/word/2010/wordprocessingShape" mc:Ignorable="w14 w15 w16se w16cid w16 w16cex w16sdtdh wp14">
+<w:hdr xmlns:wpc="http://schemas.microsoft.com/office/word/2010/wordprocessingCanvas" xmlns:cx="http://schemas.microsoft.com/office/drawing/2014/chartex" xmlns:cx1="http://schemas.microsoft.com/office/drawing/2015/9/8/chartex" xmlns:cx2="http://schemas.microsoft.com/office/drawing/2015/10/21/chartex" xmlns:cx3="http://schemas.microsoft.com/office/drawing/2016/5/9/chartex" xmlns:cx4="http://schemas.microsoft.com/office/drawing/2016/5/10/chartex" xmlns:cx5="http://schemas.microsoft.com/office/drawing/2016/5/11/chartex" xmlns:cx6="http://schemas.microsoft.com/office/drawing/2016/5/12/chartex" xmlns:cx7="http://schemas.microsoft.com/office/drawing/2016/5/13/chartex" xmlns:cx8="http://schemas.microsoft.com/office/drawing/2016/5/14/chartex" xmlns:mc="http://schemas.openxmlformats.org/markup-compatibility/2006" xmlns:aink="http://schemas.microsoft.com/office/drawing/2016/ink" xmlns:am3d="http://schemas.microsoft.com/office/drawing/2017/model3d" xmlns:o="urn:schemas-microsoft-com:office:office" xmlns:oel="http://schemas.microsoft.com/office/2019/extlst" xmlns:r="http://schemas.openxmlformats.org/officeDocument/2006/relationships" xmlns:m="http://schemas.openxmlformats.org/officeDocument/2006/math" xmlns:v="urn:schemas-microsoft-com:vml" xmlns:wp14="http://schemas.microsoft.com/office/word/2010/wordprocessingDrawing" xmlns:wp="http://schemas.openxmlformats.org/drawingml/2006/wordprocessingDrawing" xmlns:w10="urn:schemas-microsoft-com:office:word" xmlns:w="http://schemas.openxmlformats.org/wordprocessingml/2006/main" xmlns:w14="http://schemas.microsoft.com/office/word/2010/wordml" xmlns:w15="http://schemas.microsoft.com/office/word/2012/wordml" xmlns:w16cex="http://schemas.microsoft.com/office/word/2018/wordml/cex" xmlns:w16cid="http://schemas.microsoft.com/office/word/2016/wordml/cid" xmlns:w16="http://schemas.microsoft.com/office/word/2018/wordml" xmlns:w16du="http://schemas.microsoft.com/office/word/2023/wordml/word16du" xmlns:w16sdtdh="http://schemas.microsoft.com/office/word/2020/wordml/sdtdatahash" xmlns:w16sdtfl="http://schemas.microsoft.com/office/word/2024/wordml/sdtformatlock" xmlns:w16se="http://schemas.microsoft.com/office/word/2015/wordml/symex" xmlns:wpg="http://schemas.microsoft.com/office/word/2010/wordprocessingGroup" xmlns:wpi="http://schemas.microsoft.com/office/word/2010/wordprocessingInk" xmlns:wne="http://schemas.microsoft.com/office/word/2006/wordml" xmlns:wps="http://schemas.microsoft.com/office/word/2010/wordprocessingShape" mc:Ignorable="w14 w15 w16se w16cid w16 w16cex w16sdtdh w16sdtfl w16du wp14">
   <w:p>
     <w:pPr>
       <w:pStyle w:val="Header"/>
@@ -1357,7 +1388,7 @@
     <w:r>
       <w:tab/>
       <w:tab/>
-      <w:t>2026-06-17</w:t>
+      <w:t>2026-06-18</w:t>
       <w:br/>
       <w:br/>
     </w:r>
@@ -1374,7 +1405,7 @@
 </file>
 
 <file path=word/numbering.xml><?xml version="1.0" encoding="utf-8"?>
-<w:numbering xmlns:wpc="http://schemas.microsoft.com/office/word/2010/wordprocessingCanvas" xmlns:cx="http://schemas.microsoft.com/office/drawing/2014/chartex" xmlns:cx1="http://schemas.microsoft.com/office/drawing/2015/9/8/chartex" xmlns:cx2="http://schemas.microsoft.com/office/drawing/2015/10/21/chartex" xmlns:cx3="http://schemas.microsoft.com/office/drawing/2016/5/9/chartex" xmlns:cx4="http://schemas.microsoft.com/office/drawing/2016/5/10/chartex" xmlns:cx5="http://schemas.microsoft.com/office/drawing/2016/5/11/chartex" xmlns:cx6="http://schemas.microsoft.com/office/drawing/2016/5/12/chartex" xmlns:cx7="http://schemas.microsoft.com/office/drawing/2016/5/13/chartex" xmlns:cx8="http://schemas.microsoft.com/office/drawing/2016/5/14/chartex" xmlns:mc="http://schemas.openxmlformats.org/markup-compatibility/2006" xmlns:aink="http://schemas.microsoft.com/office/drawing/2016/ink" xmlns:am3d="http://schemas.microsoft.com/office/drawing/2017/model3d" xmlns:o="urn:schemas-microsoft-com:office:office" xmlns:oel="http://schemas.microsoft.com/office/2019/extlst" xmlns:r="http://schemas.openxmlformats.org/officeDocument/2006/relationships" xmlns:m="http://schemas.openxmlformats.org/officeDocument/2006/math" xmlns:v="urn:schemas-microsoft-com:vml" xmlns:wp14="http://schemas.microsoft.com/office/word/2010/wordprocessingDrawing" xmlns:wp="http://schemas.openxmlformats.org/drawingml/2006/wordprocessingDrawing" xmlns:w10="urn:schemas-microsoft-com:office:word" xmlns:w="http://schemas.openxmlformats.org/wordprocessingml/2006/main" xmlns:w14="http://schemas.microsoft.com/office/word/2010/wordml" xmlns:w15="http://schemas.microsoft.com/office/word/2012/wordml" xmlns:w16cex="http://schemas.microsoft.com/office/word/2018/wordml/cex" xmlns:w16cid="http://schemas.microsoft.com/office/word/2016/wordml/cid" xmlns:w16="http://schemas.microsoft.com/office/word/2018/wordml" xmlns:w16sdtdh="http://schemas.microsoft.com/office/word/2020/wordml/sdtdatahash" xmlns:w16se="http://schemas.microsoft.com/office/word/2015/wordml/symex" xmlns:wpg="http://schemas.microsoft.com/office/word/2010/wordprocessingGroup" xmlns:wpi="http://schemas.microsoft.com/office/word/2010/wordprocessingInk" xmlns:wne="http://schemas.microsoft.com/office/word/2006/wordml" xmlns:wps="http://schemas.microsoft.com/office/word/2010/wordprocessingShape" mc:Ignorable="w14 w15 w16se w16cid w16 w16cex w16sdtdh wp14">
+<w:numbering xmlns:wpc="http://schemas.microsoft.com/office/word/2010/wordprocessingCanvas" xmlns:cx="http://schemas.microsoft.com/office/drawing/2014/chartex" xmlns:cx1="http://schemas.microsoft.com/office/drawing/2015/9/8/chartex" xmlns:cx2="http://schemas.microsoft.com/office/drawing/2015/10/21/chartex" xmlns:cx3="http://schemas.microsoft.com/office/drawing/2016/5/9/chartex" xmlns:cx4="http://schemas.microsoft.com/office/drawing/2016/5/10/chartex" xmlns:cx5="http://schemas.microsoft.com/office/drawing/2016/5/11/chartex" xmlns:cx6="http://schemas.microsoft.com/office/drawing/2016/5/12/chartex" xmlns:cx7="http://schemas.microsoft.com/office/drawing/2016/5/13/chartex" xmlns:cx8="http://schemas.microsoft.com/office/drawing/2016/5/14/chartex" xmlns:mc="http://schemas.openxmlformats.org/markup-compatibility/2006" xmlns:aink="http://schemas.microsoft.com/office/drawing/2016/ink" xmlns:am3d="http://schemas.microsoft.com/office/drawing/2017/model3d" xmlns:o="urn:schemas-microsoft-com:office:office" xmlns:oel="http://schemas.microsoft.com/office/2019/extlst" xmlns:r="http://schemas.openxmlformats.org/officeDocument/2006/relationships" xmlns:m="http://schemas.openxmlformats.org/officeDocument/2006/math" xmlns:v="urn:schemas-microsoft-com:vml" xmlns:wp14="http://schemas.microsoft.com/office/word/2010/wordprocessingDrawing" xmlns:wp="http://schemas.openxmlformats.org/drawingml/2006/wordprocessingDrawing" xmlns:w10="urn:schemas-microsoft-com:office:word" xmlns:w="http://schemas.openxmlformats.org/wordprocessingml/2006/main" xmlns:w14="http://schemas.microsoft.com/office/word/2010/wordml" xmlns:w15="http://schemas.microsoft.com/office/word/2012/wordml" xmlns:w16cex="http://schemas.microsoft.com/office/word/2018/wordml/cex" xmlns:w16cid="http://schemas.microsoft.com/office/word/2016/wordml/cid" xmlns:w16="http://schemas.microsoft.com/office/word/2018/wordml" xmlns:w16du="http://schemas.microsoft.com/office/word/2023/wordml/word16du" xmlns:w16sdtdh="http://schemas.microsoft.com/office/word/2020/wordml/sdtdatahash" xmlns:w16sdtfl="http://schemas.microsoft.com/office/word/2024/wordml/sdtformatlock" xmlns:w16se="http://schemas.microsoft.com/office/word/2015/wordml/symex" xmlns:wpg="http://schemas.microsoft.com/office/word/2010/wordprocessingGroup" xmlns:wpi="http://schemas.microsoft.com/office/word/2010/wordprocessingInk" xmlns:wne="http://schemas.microsoft.com/office/word/2006/wordml" xmlns:wps="http://schemas.microsoft.com/office/word/2010/wordprocessingShape" mc:Ignorable="w14 w15 w16se w16cid w16 w16cex w16sdtdh w16sdtfl w16du wp14">
   <w:abstractNum w:abstractNumId="0" w15:restartNumberingAfterBreak="0">
     <w:nsid w:val="FFFFFF7C"/>
     <w:multiLevelType w:val="singleLevel"/>
@@ -1577,7 +1608,7 @@
 </file>
 
 <file path=word/styles.xml><?xml version="1.0" encoding="utf-8"?>
-<w:styles xmlns:mc="http://schemas.openxmlformats.org/markup-compatibility/2006" xmlns:r="http://schemas.openxmlformats.org/officeDocument/2006/relationships" xmlns:w="http://schemas.openxmlformats.org/wordprocessingml/2006/main" xmlns:w14="http://schemas.microsoft.com/office/word/2010/wordml" xmlns:w15="http://schemas.microsoft.com/office/word/2012/wordml" xmlns:w16cex="http://schemas.microsoft.com/office/word/2018/wordml/cex" xmlns:w16cid="http://schemas.microsoft.com/office/word/2016/wordml/cid" xmlns:w16="http://schemas.microsoft.com/office/word/2018/wordml" xmlns:w16sdtdh="http://schemas.microsoft.com/office/word/2020/wordml/sdtdatahash" xmlns:w16se="http://schemas.microsoft.com/office/word/2015/wordml/symex" mc:Ignorable="w14 w15 w16se w16cid w16 w16cex w16sdtdh">
+<w:styles xmlns:mc="http://schemas.openxmlformats.org/markup-compatibility/2006" xmlns:r="http://schemas.openxmlformats.org/officeDocument/2006/relationships" xmlns:w="http://schemas.openxmlformats.org/wordprocessingml/2006/main" xmlns:w14="http://schemas.microsoft.com/office/word/2010/wordml" xmlns:w15="http://schemas.microsoft.com/office/word/2012/wordml" xmlns:w16cex="http://schemas.microsoft.com/office/word/2018/wordml/cex" xmlns:w16cid="http://schemas.microsoft.com/office/word/2016/wordml/cid" xmlns:w16="http://schemas.microsoft.com/office/word/2018/wordml" xmlns:w16du="http://schemas.microsoft.com/office/word/2023/wordml/word16du" xmlns:w16sdtdh="http://schemas.microsoft.com/office/word/2020/wordml/sdtdatahash" xmlns:w16sdtfl="http://schemas.microsoft.com/office/word/2024/wordml/sdtformatlock" xmlns:w16se="http://schemas.microsoft.com/office/word/2015/wordml/symex" mc:Ignorable="w14 w15 w16se w16cid w16 w16cex w16sdtdh w16sdtfl w16du">
   <w:docDefaults>
     <w:rPrDefault>
       <w:rPr>
@@ -2335,7 +2366,7 @@
     <w:link w:val="TitleChar"/>
     <w:uiPriority w:val="10"/>
     <w:qFormat/>
-    <w:rsid w:val="007106C8"/>
+    <w:rsid w:val="00E854FA"/>
     <w:pPr>
       <w:spacing w:after="300" w:line="240" w:lineRule="auto"/>
       <w:contextualSpacing/>
@@ -2345,7 +2376,7 @@
       <w:rFonts w:eastAsiaTheme="majorEastAsia" w:cstheme="majorBidi"/>
       <w:spacing w:val="5"/>
       <w:kern w:val="28"/>
-      <w:sz w:val="52"/>
+      <w:sz w:val="40"/>
       <w:szCs w:val="52"/>
       <w:lang w:val="sv-SE" w:eastAsia="en-US" w:bidi="ar-SA"/>
     </w:rPr>
@@ -2355,12 +2386,12 @@
     <w:basedOn w:val="DefaultParagraphFont"/>
     <w:link w:val="Title"/>
     <w:uiPriority w:val="10"/>
-    <w:rsid w:val="007106C8"/>
+    <w:rsid w:val="00E854FA"/>
     <w:rPr>
       <w:rFonts w:ascii="Times New Roman" w:eastAsiaTheme="majorEastAsia" w:hAnsi="Times New Roman" w:cstheme="majorBidi"/>
       <w:spacing w:val="5"/>
       <w:kern w:val="28"/>
-      <w:sz w:val="52"/>
+      <w:sz w:val="40"/>
       <w:szCs w:val="52"/>
       <w:lang w:val="sv-SE" w:eastAsia="en-US" w:bidi="ar-SA"/>
     </w:rPr>

--- a/klagomål/A 14039-2026 FSC-klagomål.docx
+++ b/klagomål/A 14039-2026 FSC-klagomål.docx
@@ -1388,7 +1388,7 @@
     <w:r>
       <w:tab/>
       <w:tab/>
-      <w:t>2026-06-18</w:t>
+      <w:t>2026-06-19</w:t>
       <w:br/>
       <w:br/>
     </w:r>

--- a/klagomål/A 14039-2026 FSC-klagomål.docx
+++ b/klagomål/A 14039-2026 FSC-klagomål.docx
@@ -1388,7 +1388,7 @@
     <w:r>
       <w:tab/>
       <w:tab/>
-      <w:t>2026-06-19</w:t>
+      <w:t>2026-06-20</w:t>
       <w:br/>
       <w:br/>
     </w:r>

--- a/klagomål/A 14039-2026 FSC-klagomål.docx
+++ b/klagomål/A 14039-2026 FSC-klagomål.docx
@@ -168,38 +168,7 @@
     </w:p>
     <w:p>
       <w:r>
-        <w:t>Detta dokument behandlar höga naturvärden i avverkningsanmälan A 14039-2026 i Västerviks kommun som inkom 2026-03-17 och omfattar 2,3 ha.</w:t>
-      </w:r>
-    </w:p>
-    <w:p>
-      <w:r>
-        <w:t>Nedan presenteras fynd av naturvårdsarter och fridlysta arter som gjorts i det avverkningsanmälda området, samt relevanta utdrag ur standarderna för FSC, Chain of Custody, Controlled Wood och PEFC. I BILAGA 1 finns artfakta om fridlysta arter.</w:t>
-      </w:r>
-    </w:p>
-    <w:p>
-      <w:r>
-        <w:t>Vi förväntar oss att ni återkommer med ett skriftligt svar på vårt klagomål och även beskriver vilka korrigerande åtgärder ni satt in för att rätta till identifierade brister i er efterlevnad av den svenska FSC standarden.</w:t>
-      </w:r>
-    </w:p>
-    <w:p>
-      <w:pPr>
-        <w:pStyle w:val="Heading1"/>
-      </w:pPr>
-      <w:r>
-        <w:t>Naturvårdsarter</w:t>
-      </w:r>
-    </w:p>
-    <w:p>
-      <w:r>
-        <w:t>I och inom 24 meter från avverkningsanmälan har följande 9 naturvårdsarter hittats: knärot (VU, T, §8), duvhök (NT, §4), entita (NT, T, §4), mindre hackspett (NT, T, §4), blodticka (S, T), rävticka (S, T), blåsippa (T, §9), grönsiska (§4) och kungsfågel (§4). Av dessa är 4 rödlistade. För rödlistade arter har rödlistekategorin angivits inom parentes. Arter som är signalarter enligt Skogsstyrelsen har markerats med (S). Typiska arter inom Natura 2000 som är kopplade till skogsekosystem har markerats med (T). För fridlysta arter anges även paragrafen i Artskyddsförordningen som arten är fridlyst enligt.</w:t>
-      </w:r>
-    </w:p>
-    <w:p>
-      <w:r>
-        <w:t>De påträffade naturvårdsarterna är ett tydligt kvitto på att det rör sig om en skog med höga naturvärden.</w:t>
-      </w:r>
-      <w:r>
-        <w:t xml:space="preserve"> I Figur 1 visas fyndplatser för naturvårdsarter i området, som finns registrerade på Artportalen.</w:t>
+        <w:t>Detta klagomål behandlar höga naturvärden i avverkningsanmälan A 14039-2026 i Västerviks kommun som inkom 2026-03-17 och omfattar 2,3 ha.</w:t>
       </w:r>
     </w:p>
     <w:p>
@@ -247,94 +216,35 @@
         <w:spacing w:after="240"/>
       </w:pPr>
       <w:r>
-        <w:t>Figur 1. Fyndplatser för naturvårdsarter i och inom 24 meter från avverkningsanmälan (röd linje). Markörer utan svart kant är placerade på fyndplatsen. Markörer med svart kant är placerade vid sidan av fyndplatsen och har ett svart streck som visar fyndplatsens exakta position. Kartans mittpunktskoordinat är N 6432140, E 578768 i SWEREF 99 TM.</w:t>
+        <w:t>Figur 1. Fyndplatser för naturvårdsarter i och inom 24 meter från avverkningsanmälan. Markörer utan svart kant är placerade på fyndplatsen. Markörer med svart kant är placerade vid sidan av fyndplatsen har ett svart streck som visar fyndplatsens exakta position. Kartans mittpunktskoordinat är N 6432140, E 578768 i SWEREF 99 TM.</w:t>
+      </w:r>
+    </w:p>
+    <w:p>
+      <w:r>
+        <w:t>I och inom 24 meter från avverkningsanmälan finns fynd av 9 naturvårdsarter, varav 4 är rödlistade, 7 är fridlysta, 6 är typiska (T) och 2 är signalarter (S): knärot (VU, T, §8), duvhök (NT, §4), entita (NT, T, §4), mindre hackspett (NT, T, §4), blodticka (S, T), rävticka (S, T), blåsippa (T, §9), grönsiska (§4) och kungsfågel (§4). Se Figur 1.</w:t>
+      </w:r>
+    </w:p>
+    <w:p>
+      <w:r>
+        <w:t>Nedan presenteras relevanta utdrag ur standarderna för FSC, Chain of Custody, Controlled Wood och PEFC.</w:t>
+      </w:r>
+    </w:p>
+    <w:p>
+      <w:r>
+        <w:t>Vi förväntar oss att ni återkommer med ett skriftligt svar på vårt klagomål och även beskriver vilka korrigerande åtgärder ni satt in för att rätta till identifierade brister i er efterlevnad av den svenska FSC standarden.</w:t>
       </w:r>
     </w:p>
     <w:p>
       <w:pPr>
-        <w:pStyle w:val="Heading2"/>
+        <w:pStyle w:val="Heading1"/>
       </w:pPr>
       <w:r>
-        <w:t>Fridlysta arter</w:t>
+        <w:t>Naturvårdsarter och fridlysta arter</w:t>
       </w:r>
     </w:p>
     <w:p>
       <w:r>
-        <w:t>Följande fridlysta arter har sina livsmiljöer och växtplatser i den avverkningsanmälda skogen: knärot (VU, T, §8), duvhök (NT, §4), entita (NT, T, §4), mindre hackspett (NT, T, §4), blåsippa (T, §9), grönsiska (§4) och kungsfågel (§4).</w:t>
-      </w:r>
-    </w:p>
-    <w:p>
-      <w:r>
-        <w:t xml:space="preserve">Observera att medlemsländerna är skyldiga att agera i enlighet med EU:s fågeldirektiv där det uttryckligen står att direktivet gäller för fåglar samt för deras ägg, bon och </w:t>
-      </w:r>
-      <w:r>
-        <w:rPr>
-          <w:b/>
-        </w:rPr>
-        <w:t xml:space="preserve">livsmiljöer </w:t>
-      </w:r>
-      <w:r>
-        <w:t>(artikel 1). Vidare att de åtgärder som vidtas inte får leda till en försämring av den nuvarande situationen beträffande bevarandet av de fågelarter som avses i artikel 1 (artikel 13). Fågeldirektivet är styrande för tillsynsansvariga myndigheters ärendehantering, ställningstaganden och beslutsfattande.</w:t>
-      </w:r>
-    </w:p>
-    <w:p>
-      <w:r>
-        <w:rPr>
-          <w:b/>
-        </w:rPr>
-        <w:t>Blåsippa (§9)</w:t>
-      </w:r>
-      <w:r>
-        <w:t xml:space="preserve"> är typisk art för </w:t>
-      </w:r>
-      <w:r>
-        <w:rPr>
-          <w:i/>
-        </w:rPr>
-        <w:t>9050 Näringsrik granskog, 9020 Nordlig ädellövskog</w:t>
-      </w:r>
-      <w:r>
-        <w:t xml:space="preserve"> och </w:t>
-      </w:r>
-      <w:r>
-        <w:rPr>
-          <w:i/>
-        </w:rPr>
-        <w:t>8240 Karsthällmarker</w:t>
-      </w:r>
-      <w:r>
-        <w:t xml:space="preserve"> (SLU Artdatabanken, 2025).</w:t>
-      </w:r>
-    </w:p>
-    <w:p>
-      <w:r>
-        <w:rPr>
-          <w:b/>
-        </w:rPr>
-        <w:t>Duvhök (NT, §4)</w:t>
-      </w:r>
-      <w:r>
-        <w:t>, som är rödlistad som nära hotad, har minskat med 15 (0–30) % under de senaste 18 åren och minskningstakten för den svenska populationen bedöms vara nära gränsvärdet för sårbar (VU). Arten är starkt bunden till skogsmark och jagar helst inne i äldre skog. Den missgynnas av stora hyggen och täta planteringar. De gamla fåglarna är i huvudsak stationära i sina revir och boet läggs inne i tät, oftast äldre skog. Kantzoner mot öppen mark undviks och duvhöken, som är beroende av insynsskyddade boplatser, är därför känsligare för slutavverkning än flera andra rovfåglar. Friställande av boträd eller avverkning så att boplatsen blir exponerad mot öppen mark, medför att platsen överges. Eftersom duvhöken helst häckar i gammal skog, är dess häckningsplatser i princip alltid mer eller mindre hotade av skogsbruk och avverkningar (SLU Artdatabanken, 2026; Skogsstyrelsen 2016).</w:t>
-      </w:r>
-    </w:p>
-    <w:p>
-      <w:r>
-        <w:rPr>
-          <w:b/>
-        </w:rPr>
-        <w:t>Entita (NT, §4)</w:t>
-      </w:r>
-      <w:r>
-        <w:t xml:space="preserve">, rödlistad som nära hotad och prioriterad art i Skogsvårdslagen, har häckningsrevir i anmälan. Minskningstakten innevarande 10-årsperiod beräknas till 20 (10–30) % och bedöms vara nära gränsvärdet för Sårbar (VU). Entitan är ortstrogen och reviret är i genomsnitt omkring 5 hektar, ibland uppåt 20 hektar stort. Entitan är en utpräglad lövskogsfågel som föredrar flerskiktade, gärna högvuxna skogar med inslag av äldre träd och välutvecklat buskskikt. Även alkärr med videsnår hör till de miljöer som utnyttjas. Arten häckar ofta i skogar som är svagt eller inte alls påverkade av skogsbruk, ofta rör det sig om värdekärnor med höga naturvärden. Entitan missgynnas av konventionellt skogsbruk och dess ortstrohet och dåliga spridningsförmåga gör den känslig för fragmentering. Entita är typisk art för </w:t>
-      </w:r>
-      <w:r>
-        <w:rPr>
-          <w:i/>
-        </w:rPr>
-        <w:t>9080 Lövsumpskog</w:t>
-      </w:r>
-      <w:r>
-        <w:t xml:space="preserve"> (Skogsstyrelsen, 2016, SLU Artdatabanken, 2021).</w:t>
+        <w:t>Nedan följer beskrivningar av de naturvårdsarter och fridlysta arter som har sina livsmiljöer och växtplatser i den avverkningsanmälda skogen. Se även ytterligare artfakta i BILAGA 1. De påträffade naturvårdsarterna är ett tydligt kvitto på att det rör sig om en skog med höga naturvärden.</w:t>
       </w:r>
     </w:p>
     <w:p>
@@ -442,6 +352,37 @@
         <w:rPr>
           <w:b/>
         </w:rPr>
+        <w:t>Duvhök (NT, §4)</w:t>
+      </w:r>
+      <w:r>
+        <w:t>, som är rödlistad som nära hotad, har minskat med 15 (0–30) % under de senaste 18 åren och minskningstakten för den svenska populationen bedöms vara nära gränsvärdet för sårbar (VU). Arten är starkt bunden till skogsmark och jagar helst inne i äldre skog. Den missgynnas av stora hyggen och täta planteringar. De gamla fåglarna är i huvudsak stationära i sina revir och boet läggs inne i tät, oftast äldre skog. Kantzoner mot öppen mark undviks och duvhöken, som är beroende av insynsskyddade boplatser, är därför känsligare för slutavverkning än flera andra rovfåglar. Friställande av boträd eller avverkning så att boplatsen blir exponerad mot öppen mark, medför att platsen överges. Eftersom duvhöken helst häckar i gammal skog, är dess häckningsplatser i princip alltid mer eller mindre hotade av skogsbruk och avverkningar (SLU Artdatabanken, 2026; Skogsstyrelsen 2016).</w:t>
+      </w:r>
+    </w:p>
+    <w:p>
+      <w:r>
+        <w:rPr>
+          <w:b/>
+        </w:rPr>
+        <w:t>Entita (NT, §4)</w:t>
+      </w:r>
+      <w:r>
+        <w:t xml:space="preserve">, rödlistad som nära hotad och prioriterad art i Skogsvårdslagen, har häckningsrevir i anmälan. Minskningstakten innevarande 10-årsperiod beräknas till 20 (10–30) % och bedöms vara nära gränsvärdet för Sårbar (VU). Entitan är ortstrogen och reviret är i genomsnitt omkring 5 hektar, ibland uppåt 20 hektar stort. Entitan är en utpräglad lövskogsfågel som föredrar flerskiktade, gärna högvuxna skogar med inslag av äldre träd och välutvecklat buskskikt. Även alkärr med videsnår hör till de miljöer som utnyttjas. Arten häckar ofta i skogar som är svagt eller inte alls påverkade av skogsbruk, ofta rör det sig om värdekärnor med höga naturvärden. Entitan missgynnas av konventionellt skogsbruk och dess ortstrohet och dåliga spridningsförmåga gör den känslig för fragmentering. Entita är typisk art för </w:t>
+      </w:r>
+      <w:r>
+        <w:rPr>
+          <w:i/>
+        </w:rPr>
+        <w:t>9080 Lövsumpskog</w:t>
+      </w:r>
+      <w:r>
+        <w:t xml:space="preserve"> (Skogsstyrelsen, 2016, SLU Artdatabanken, 2021).</w:t>
+      </w:r>
+    </w:p>
+    <w:p>
+      <w:r>
+        <w:rPr>
+          <w:b/>
+        </w:rPr>
         <w:t>Mindre hackspett (NT, §4)</w:t>
       </w:r>
       <w:r>
@@ -459,7 +400,79 @@
     </w:p>
     <w:p>
       <w:r>
-        <w:t>I BILAGA 1 finns mer detaljerad information om ekologi samt krav på livsmiljö hos fridlysta arter.</w:t>
+        <w:rPr>
+          <w:b/>
+        </w:rPr>
+        <w:t xml:space="preserve">Blodticka </w:t>
+      </w:r>
+      <w:r>
+        <w:t xml:space="preserve">är i norra Sverige främst knuten till grova granlågor i urskogsartad barrskog, men förekommer ibland även på klenare granar i anslutning till bäckar och sumpskogar. Den är en bra indikator på granskogar med höga naturvärden och oftast förekommer den tillsammans med ett stort antal ovanliga och rödlistade arter. I södra Sverige växer den framför allt på tall och har då ett lägre signalvärde. Blodticka är typisk art för </w:t>
+      </w:r>
+      <w:r>
+        <w:rPr>
+          <w:i/>
+        </w:rPr>
+        <w:t>9030 Landhöjningsskog</w:t>
+      </w:r>
+      <w:r>
+        <w:t xml:space="preserve"> (SLU Artdatabanken, 2025; Nitare &amp; Skogsstyrelsen, 2019).</w:t>
+      </w:r>
+    </w:p>
+    <w:p>
+      <w:r>
+        <w:rPr>
+          <w:b/>
+        </w:rPr>
+        <w:t>Rävticka</w:t>
+      </w:r>
+      <w:r>
+        <w:t xml:space="preserve"> är typisk art för </w:t>
+      </w:r>
+      <w:r>
+        <w:rPr>
+          <w:i/>
+        </w:rPr>
+        <w:t xml:space="preserve">9010 Taiga </w:t>
+      </w:r>
+      <w:r>
+        <w:t>(SLU Artdatabanken, 2025).</w:t>
+      </w:r>
+    </w:p>
+    <w:p>
+      <w:r>
+        <w:rPr>
+          <w:b/>
+        </w:rPr>
+        <w:t>Blåsippa (§9)</w:t>
+      </w:r>
+      <w:r>
+        <w:t xml:space="preserve"> är typisk art för </w:t>
+      </w:r>
+      <w:r>
+        <w:rPr>
+          <w:i/>
+        </w:rPr>
+        <w:t>9050 Näringsrik granskog, 9020 Nordlig ädellövskog</w:t>
+      </w:r>
+      <w:r>
+        <w:t xml:space="preserve"> och </w:t>
+      </w:r>
+      <w:r>
+        <w:rPr>
+          <w:i/>
+        </w:rPr>
+        <w:t>8240 Karsthällmarker</w:t>
+      </w:r>
+      <w:r>
+        <w:t xml:space="preserve"> (SLU Artdatabanken, 2025).</w:t>
+      </w:r>
+    </w:p>
+    <w:p>
+      <w:pPr>
+        <w:pStyle w:val="Heading1"/>
+      </w:pPr>
+      <w:r>
+        <w:t>Certifiering</w:t>
       </w:r>
     </w:p>
     <w:p>
@@ -467,7 +480,7 @@
         <w:pStyle w:val="Heading2"/>
       </w:pPr>
       <w:r>
-        <w:t>Övriga naturvårdsarter</w:t>
+        <w:t>Ur FSC-standarden</w:t>
       </w:r>
     </w:p>
     <w:p>
@@ -475,19 +488,52 @@
         <w:rPr>
           <w:b/>
         </w:rPr>
-        <w:t xml:space="preserve">Blodticka </w:t>
-      </w:r>
-      <w:r>
-        <w:t xml:space="preserve">är i norra Sverige främst knuten till grova granlågor i urskogsartad barrskog, men förekommer ibland även på klenare granar i anslutning till bäckar och sumpskogar. Den är en bra indikator på granskogar med höga naturvärden och oftast förekommer den tillsammans med ett stort antal ovanliga och rödlistade arter. I södra Sverige växer den framför allt på tall och har då ett lägre signalvärde. Blodticka är typisk art för </w:t>
+        <w:t xml:space="preserve">PRINCIP 1: LAGEFTERLEVNAD: </w:t>
+      </w:r>
+      <w:r>
+        <w:t>Certifikatsinnehavaren ska följa alla tillämpliga lagar, förordningar och nationellt ratificerade internationella avtal, konventioner och överenskommelser.</w:t>
+      </w:r>
+    </w:p>
+    <w:p>
+      <w:r>
+        <w:rPr>
+          <w:b/>
+        </w:rPr>
+        <w:t xml:space="preserve">1.3.1 </w:t>
+      </w:r>
+      <w:r>
+        <w:t>Tillämpliga lagar och föreskrifter för brukandet av skogen följs.</w:t>
+      </w:r>
+    </w:p>
+    <w:p>
+      <w:pPr>
+        <w:pStyle w:val="ListBullet"/>
+      </w:pPr>
+      <w:r>
+        <w:rPr>
+          <w:b/>
+          <w:i/>
+        </w:rPr>
+        <w:t xml:space="preserve">Kommentar: </w:t>
+      </w:r>
+      <w:r>
+        <w:t>I den avverkningsanmälda skogen har fridlysta arter sina livsmiljöer och växtplatser. Att skada de fridlysta arternas livsmiljöer, växtplatser eller ekologiska funktion är inte tillåtet enligt artskyddsförordningen.</w:t>
       </w:r>
       <w:r>
         <w:rPr>
           <w:i/>
         </w:rPr>
-        <w:t>9030 Landhöjningsskog</w:t>
-      </w:r>
-      <w:r>
-        <w:t xml:space="preserve"> (SLU Artdatabanken, 2025; Nitare &amp; Skogsstyrelsen, 2019).</w:t>
+        <w:t xml:space="preserve"> EU:s medlemsländer och skogsbolag är skyldiga att agera i enlighet med EU:s fågeldirektiv där det uttryckligen står att direktivet gäller för fåglar samt för deras ägg, bon och </w:t>
+      </w:r>
+      <w:r>
+        <w:rPr>
+          <w:b/>
+          <w:i/>
+        </w:rPr>
+        <w:t xml:space="preserve">livsmiljöer </w:t>
+      </w:r>
+      <w:r>
+        <w:t>(artikel 1). Vidare att de åtgärder som vidtas inte får leda till en försämring av den nuvarande situationen beträffande bevarandet av de fågelarter som avses i artikel 1 (artikel 13).</w:t>
       </w:r>
     </w:p>
     <w:p>
@@ -495,19 +541,192 @@
         <w:rPr>
           <w:b/>
         </w:rPr>
-        <w:t>Rävticka</w:t>
-      </w:r>
-      <w:r>
-        <w:t xml:space="preserve"> är typisk art för </w:t>
+        <w:t xml:space="preserve">6.4 </w:t>
+      </w:r>
+      <w:r>
+        <w:t>Certifikatsinnehavaren ska skydda sällsynta arter och hotade arter samt deras livsmiljöer inom skogsbruksenheten. Det ska ske genom avsättningar, andra skyddade områden och genom att skapa konnektivitet och/eller genom andra direkta åtgärder som gynnar dessa arters överlevnad och livskraft. Åtgärderna ska stå i förhållande till brukandets skala, intensitet och risk, samt till sällsynta och hotade arters bevarandestatus och ekologiska krav. Certifikatsinnehavaren ska beakta den geografiska spridningen och ekologiska krav hos sällsynta och hotade arter utanför skogsbruksenhetens gränser när beslut om åtgärder inom skogsbruksenheten ska fattas.</w:t>
+      </w:r>
+    </w:p>
+    <w:p>
+      <w:r>
+        <w:rPr>
+          <w:b/>
+        </w:rPr>
+        <w:t xml:space="preserve">6.4.3 </w:t>
+      </w:r>
+      <w:r>
+        <w:t>Bevarandeåtgärder genomförs för de kända förekomster av rödlistade arter som påverkas av skogsbruk.</w:t>
+      </w:r>
+    </w:p>
+    <w:p>
+      <w:pPr>
+        <w:pStyle w:val="ListBullet"/>
+      </w:pPr>
+      <w:r>
+        <w:rPr>
+          <w:b/>
+          <w:i/>
+        </w:rPr>
+        <w:t xml:space="preserve">Kommentar: </w:t>
       </w:r>
       <w:r>
         <w:rPr>
           <w:i/>
         </w:rPr>
-        <w:t xml:space="preserve">9010 Taiga </w:t>
-      </w:r>
-      <w:r>
-        <w:t>(SLU Artdatabanken, 2025).</w:t>
+        <w:t>I det avverkningsanmälda skogsområdet har 9 naturvårdsarter varav 4 rödlistade arter sina livsmiljöer och växtplatser.</w:t>
+      </w:r>
+    </w:p>
+    <w:p>
+      <w:pPr>
+        <w:pStyle w:val="Heading2"/>
+      </w:pPr>
+      <w:r>
+        <w:t>Ur Chain of Custody Certification (FSC-STD-40-004 ver 3.0)</w:t>
+      </w:r>
+    </w:p>
+    <w:p>
+      <w:r>
+        <w:rPr>
+          <w:b/>
+        </w:rPr>
+        <w:t xml:space="preserve">1.3 </w:t>
+      </w:r>
+      <w:r>
+        <w:t xml:space="preserve">The organization shall commit to the FSC values as defined in FSC-POL-01-004 Policy for the Association of Organizations with FSC. </w:t>
+      </w:r>
+    </w:p>
+    <w:p>
+      <w:pPr>
+        <w:pStyle w:val="Heading2"/>
+      </w:pPr>
+      <w:r>
+        <w:t>Ur FSC:s policy för associerade organisationer (FSC-POL-01-004)</w:t>
+      </w:r>
+    </w:p>
+    <w:p>
+      <w:r>
+        <w:t xml:space="preserve">Som “Chain of Custody”-certifierad organisation är skogsbolaget bunden av de fastställda reglerna i Del 1 Punkt 1 c) i Policy för organisationer associerade med FSC (FSC-POL-01-004 V2-0 EN + SVE version 2012-03-02): </w:t>
+      </w:r>
+    </w:p>
+    <w:p>
+      <w:pPr>
+        <w:pStyle w:val="ListNumber"/>
+      </w:pPr>
+      <w:r>
+        <w:t>De organisationer FSC kan acceptera association med får inte direkt eller indirekt ha några kopplingar till nedanstående, oacceptabla aktiviteter:</w:t>
+      </w:r>
+    </w:p>
+    <w:p>
+      <w:pPr>
+        <w:ind w:left="357"/>
+      </w:pPr>
+      <w:r>
+        <w:t>a) Olaglig skogsavverkning och handel med olagligt avverkat virke eller skogsprodukter</w:t>
+      </w:r>
+    </w:p>
+    <w:p>
+      <w:pPr>
+        <w:ind w:left="357"/>
+      </w:pPr>
+      <w:r>
+        <w:t>...</w:t>
+      </w:r>
+    </w:p>
+    <w:p>
+      <w:pPr>
+        <w:ind w:left="357"/>
+      </w:pPr>
+      <w:r>
+        <w:t>c) Skogsbruk som förstör höga naturvärden</w:t>
+      </w:r>
+    </w:p>
+    <w:p>
+      <w:pPr>
+        <w:ind w:left="357"/>
+      </w:pPr>
+      <w:r>
+        <w:t>d) Betydande omvandling av skog till plantager eller annan, icke skoglig, markanvändning</w:t>
+      </w:r>
+    </w:p>
+    <w:p>
+      <w:pPr>
+        <w:pStyle w:val="ListBullet"/>
+      </w:pPr>
+      <w:r>
+        <w:rPr>
+          <w:b/>
+          <w:i/>
+        </w:rPr>
+        <w:t xml:space="preserve">Kommentar: </w:t>
+      </w:r>
+      <w:r>
+        <w:rPr>
+          <w:i/>
+        </w:rPr>
+        <w:t>Avverkning av skog med höga naturvärden samt skada på fridlysta arter strider både mot FSC Controlled Wood-standarden och FSC:s policy for associerade organisationer.</w:t>
+      </w:r>
+    </w:p>
+    <w:p>
+      <w:pPr>
+        <w:pStyle w:val="Heading2"/>
+      </w:pPr>
+      <w:r>
+        <w:t>Ur FSC Controlled Wood (FSC-STD-40-005)</w:t>
+      </w:r>
+    </w:p>
+    <w:p>
+      <w:r>
+        <w:t>Virke som inte accepteras i FSC-märkta produkter (oacceptabelt ursprung) enligt FSC Controlled Wood (FSC-STD-40-005):</w:t>
+      </w:r>
+    </w:p>
+    <w:p>
+      <w:pPr>
+        <w:pStyle w:val="ListNumber"/>
+      </w:pPr>
+      <w:r>
+        <w:t>Illegalt avverkat virke.</w:t>
+      </w:r>
+    </w:p>
+    <w:p>
+      <w:pPr>
+        <w:pStyle w:val="ListNumber"/>
+      </w:pPr>
+      <w:r>
+        <w:t>...</w:t>
+      </w:r>
+    </w:p>
+    <w:p>
+      <w:pPr>
+        <w:pStyle w:val="ListNumber"/>
+      </w:pPr>
+      <w:r>
+        <w:t>Virke från avverkningar som hotar höga naturvärden.</w:t>
+      </w:r>
+    </w:p>
+    <w:p>
+      <w:pPr>
+        <w:pStyle w:val="ListNumber"/>
+      </w:pPr>
+      <w:r>
+        <w:t>Virke från skog som konverteras till plantager eller icke-skogligt bruk.</w:t>
+      </w:r>
+    </w:p>
+    <w:p>
+      <w:pPr>
+        <w:pStyle w:val="ListBullet"/>
+      </w:pPr>
+      <w:r>
+        <w:rPr>
+          <w:b/>
+          <w:i/>
+        </w:rPr>
+        <w:t xml:space="preserve">Kommentar: </w:t>
+      </w:r>
+      <w:r>
+        <w:rPr>
+          <w:i/>
+        </w:rPr>
+        <w:t>Avverkning av skog med höga naturvärden samt skada på fridlysta arter strider både mot FSC Controlled Wood-standarden och FSC:s policy for associerade organisationer.</w:t>
       </w:r>
     </w:p>
     <w:p>
@@ -515,7 +734,134 @@
         <w:pStyle w:val="Heading1"/>
       </w:pPr>
       <w:r>
-        <w:t>Certifiering</w:t>
+        <w:t>Ur PEFC-standarden gällande lagefterlevnad</w:t>
+      </w:r>
+    </w:p>
+    <w:p>
+      <w:r>
+        <w:t>PEFC-standarden förutsätter att tillämplig svensk lagstiftning följs. Det är utsedd tillsynsmyndighet som ansvarar för tillsyn av lagens efterlevnad. PEFC-standarden återger innehållet i vissa certifieringskritiska lag- och föreskriftskrav vilka ska ingå i granskning av PEFC-systemets efterlevnad.</w:t>
+      </w:r>
+    </w:p>
+    <w:p>
+      <w:pPr>
+        <w:pStyle w:val="ListBullet"/>
+      </w:pPr>
+      <w:r>
+        <w:rPr>
+          <w:b/>
+          <w:i/>
+        </w:rPr>
+        <w:t xml:space="preserve">Kommentar: </w:t>
+      </w:r>
+      <w:r>
+        <w:rPr>
+          <w:i/>
+        </w:rPr>
+        <w:t>I den avverkningsanmälda skogen har fridlysta arter sina livsmiljöer och växtplatser. Att skada de fridlysta arternas livsmiljöer, växtplatser eller ekologiska funktion är inte tillåtet enligt artskyddsförordningen</w:t>
+      </w:r>
+    </w:p>
+    <w:p>
+      <w:r>
+        <w:br w:type="page"/>
+      </w:r>
+    </w:p>
+    <w:p>
+      <w:pPr>
+        <w:pStyle w:val="Title"/>
+      </w:pPr>
+      <w:r>
+        <w:t>BILAGA 1 – Fridlysta arter</w:t>
+      </w:r>
+    </w:p>
+    <w:p>
+      <w:pPr>
+        <w:pStyle w:val="Heading1"/>
+      </w:pPr>
+      <w:r>
+        <w:t>Knärot – ekologi samt krav på livsmiljön</w:t>
+      </w:r>
+    </w:p>
+    <w:p>
+      <w:r>
+        <w:t xml:space="preserve">Knärot är typisk art för </w:t>
+      </w:r>
+      <w:r>
+        <w:rPr>
+          <w:i/>
+        </w:rPr>
+        <w:t xml:space="preserve">9010 Taiga </w:t>
+      </w:r>
+      <w:r>
+        <w:t>och</w:t>
+      </w:r>
+      <w:r>
+        <w:rPr>
+          <w:i/>
+        </w:rPr>
+        <w:t xml:space="preserve"> 9050 Näringsrik granskog</w:t>
+      </w:r>
+      <w:r>
+        <w:t>, fridlyst enligt 8 och 15 §§ artskyddsförordningen och klassad som sårbar (VU) enligt rödlistan 2020. Knärot är beroende av hög och jämn luftfuktighet i gamla, ostörda skogsmiljöer och är känslig för snabba förändringar av ljus-/vindförhållanden eller uttorkning. På grund av ett alltför intensivt skogsbruk har den minskat med 40 (25–50) % under de senaste 60 åren och i framtiden bedöms minskningstakten uppgå till 30 (20–40) %. Till följd av att arten har en dokumenterat högre minskningstakt i förhållande till sin generationstid än vad som tidigare varit känt (data från Riksskogstaxeringen) höjdes den till hotkategori sårbar (VU) i rödlistan 2020 (SLU Artdatabanken, 2024).</w:t>
+      </w:r>
+    </w:p>
+    <w:p>
+      <w:r>
+        <w:t>En analys av 79 floraväktarlokaler åren 1990–2015 vilka återbesökts under 2020–2024 visade på en tydlig negativ påverkan på knärotsförekomster från större hyggen i närområdet (inom 150–200 m) vilket indikerar att kanteffekter har en stor påverkan på populationerna. Resultaten bekräftar knärotens känslighet för kanteffekter och visar vikten av att skydda större skogsbestånd för att bevara arten. Om det blir höga andelar (&gt;30%) hyggen inom 200 meter från en knärotsförekomst så ökar risken för att en knärotspopulation dör ut och det verkar det behövas någonstans mellan 100 och 150 meters skyddszon för att bevara arten på lång sikt (Sebestyén &amp; Sundberg, 2025). Detta stöds även av en studie (Johansson et al, 2026) baserad på data från Riksskogstaxeringen som visar att knäroten minskat med 66 % under perioden 1993–2022 samt att det finns en stark korrelation mellan minskande arealer kontinuitetsskog och lokal utdöenderisk. Knäroten uppvisade en mycket låg koloniseringsgrad (0,7 % över 10 år) i kombination med hög lokal utrotningsrisk (75,2 %), där utrotningssannolikheten ökade kraftigt när arealen kontinuitetsskog minskade mellan undersökningar, t.ex. på grund av kalhyggesbruk (Johansson et al., 2026).</w:t>
+      </w:r>
+    </w:p>
+    <w:p>
+      <w:r>
+        <w:t xml:space="preserve">Samuel Johnsons doktorsavhandling </w:t>
+      </w:r>
+      <w:r>
+        <w:rPr>
+          <w:i/>
+        </w:rPr>
+        <w:t>“Retention Forestry as a Conservation Measure for Boreal Forest Ground Vegetation”</w:t>
+      </w:r>
+      <w:r>
+        <w:t xml:space="preserve"> (SLU, Uppsala 2014) visar att det krävs väl tilltagna skyddszoner för att knärotens växtplatser inte ska ta skada av skogsbruksåtgärder i intilliggande områden: </w:t>
+      </w:r>
+      <w:r>
+        <w:rPr>
+          <w:i/>
+        </w:rPr>
+        <w:t xml:space="preserve">“Study III shows that retention patches smaller than 0.5 ha do not lifeboat the sensitive forest herb G. repens, a species that depend on stable microclimatic conditions typical for intact forest stands.” </w:t>
+      </w:r>
+      <w:r>
+        <w:t xml:space="preserve">Vidare </w:t>
+      </w:r>
+      <w:r>
+        <w:rPr>
+          <w:i/>
+        </w:rPr>
+        <w:t>“More sensitive forest species are not lifeboated in retention patches ranging from 0.05 to 0.5 ha (Papers II &amp; III).”</w:t>
+      </w:r>
+    </w:p>
+    <w:p>
+      <w:r>
+        <w:t xml:space="preserve">Johnsons (2014) rekommendation på minst 50 meters breda skyddszoner runt knärotens växtplatser motsvarar en areal på 0,78 hektar, vilket ligger i linje med andra studier som gjorts på känsliga skogsarter: </w:t>
+      </w:r>
+      <w:r>
+        <w:rPr>
+          <w:i/>
+        </w:rPr>
+        <w:t>“In study III I also show that translocated specimens of G. repens survives well in mature forests at least 50 m from the nearest edge to an open area. Moreover, measures of temperature and humidity show that such distances from an open area is far enough to offer a microclimate that is more stable compared to what present in retention patches of around 0.1 ha. This means that the very centre of a circular patch with radius 50 m (equals a size of 0.78 ha) should offer conditions similar to interior forest and would perhaps be a suitable habitat for G. repens and similar species. Previous studies from both North America and Sweden have also concluded that patches between 0.5 and one ha are sufficient for preserving interior forest vegetation as well as sensitive lichens and bryophytes (de Graaf &amp; Roberts 2009; Halpern et al. 2012; Rudolphi et al. 2014).”</w:t>
+      </w:r>
+    </w:p>
+    <w:p>
+      <w:r>
+        <w:t>Ytterligare en studie (Koelmeijer m.fl., 2022) inkluderar knärotens skyddsbehov. I uppsatsen berörs problemet med uttorkning för växter, bl.a. för knärot, ett problem som blivit accentuerat på grund av den pågående klimatförändringen och torra somrar, t.ex. den exceptionellt torra sommaren 2018. I uppsatsen undersöks områden med tre olika avstånd från kalhyggeskant med avseende på skydd bl.a. för knärot. Det första området har avstånd upp till 20 m från hyggeskant (Strong edge effect), det andra 20–40 m från hyggeskant (Weak edge effect) och det tredje avser större avstånd från hyggeskant, där kanteffekten anses vara försumbar (Interior). Ett resultat var att man fann stor eller mycket stor uttorkningseffekt på känsliga och rödlistade skogsarter vid de kortare avstånden till hyggeskant, medan effekt av uttorkning inte konstaterades på större avstånd (Interior). För orkidén knärot fann man en rik förekomst (upp till 0,06 dm2/m2) på stort avstånd från hyggeskant (Interior), medan förekomsten var liten eller närmast försumbar i de områden som klassificerades som Weak edge effect respektive Strong edge effect. Arbetet påpekar att de allt oftare förekommande torra somrarna ger ytterligare skäl att utöka skyddsavståndet från hyggen till den fuktkrävande arten knärot (Koelmeijer m.fl., 2022).</w:t>
+      </w:r>
+    </w:p>
+    <w:p>
+      <w:r>
+        <w:t>Även Skogsstyrelsens egen vägledning för hänsyn till knärot ligger i linje med ovanstående forskningsstudier. Av vägledningen framgår det att för med hög sannolikhet kunna bevara befintliga förekomster krävs relativt stora avsättningar av uppvuxen skog med slutet och relativt tätt kronskikt. Som riktlinje kan krävas ett avstånd på 50 meter in från brynet för att vidmakthålla ett fungerande mikroklimat. Detta innebär att fristående hänsynsytor för många arter (kärlväxter, lavar och mossor) kan behöva ha en area överstigande 0,8 hektar (cirkelyta med radien 50 meter = 0,78 hektar) för att bibehålla lokalklimatet. Även ganska små förändringar i form av förändrade ljus- och fuktighetsförhållanden, till exempel till följd av gallring, kan leda till att arten försvinner till följd av konkurrens med mera ljuskrävande och snabbväxande arter (Skogsstyrelsen, 2022).</w:t>
+      </w:r>
+    </w:p>
+    <w:p>
+      <w:r>
+        <w:t>Vid tillämpning av försiktighetsprincipen enligt 2 kap. 3 § miljöbalken bör sålunda 100–150 meters skyddszon lämnas runt knärotens växtplatser.</w:t>
       </w:r>
     </w:p>
     <w:p>
@@ -523,100 +869,170 @@
         <w:pStyle w:val="Heading2"/>
       </w:pPr>
       <w:r>
-        <w:t>Ur FSC-standarden</w:t>
+        <w:t>Referenser – knärot</w:t>
       </w:r>
     </w:p>
     <w:p>
       <w:r>
+        <w:t xml:space="preserve">de Graaf M &amp; Roberts M.R., 2009. </w:t>
+      </w:r>
+      <w:r>
         <w:rPr>
-          <w:b/>
+          <w:i/>
         </w:rPr>
-        <w:t xml:space="preserve">PRINCIP 1: LAGEFTERLEVNAD: </w:t>
-      </w:r>
-      <w:r>
-        <w:t>Certifikatsinnehavaren ska följa alla tillämpliga lagar, förordningar och nationellt ratificerade internationella avtal, konventioner och överenskommelser.</w:t>
+        <w:t xml:space="preserve">Short-term response of the herbaceous layer within leave patches after harvest. </w:t>
+      </w:r>
+      <w:r>
+        <w:t>Forest Ecology and Management 257, 1014–1025.</w:t>
       </w:r>
     </w:p>
     <w:p>
       <w:r>
+        <w:t xml:space="preserve">Halpern, C. B., Halaj, J., Evans, S. A., &amp; Dovciak, M., 2012. </w:t>
+      </w:r>
+      <w:r>
         <w:rPr>
-          <w:b/>
+          <w:i/>
         </w:rPr>
-        <w:t xml:space="preserve">1.3.1 </w:t>
-      </w:r>
-      <w:r>
-        <w:t>Tillämpliga lagar och föreskrifter för brukandet av skogen följs.</w:t>
+        <w:t xml:space="preserve">Level and pattern of overstory retention interact to shape long-term responses of understories to timber harvest. </w:t>
+      </w:r>
+      <w:r>
+        <w:t>Ecological Applications, 22, 2049–2064.</w:t>
+      </w:r>
+    </w:p>
+    <w:p>
+      <w:r>
+        <w:t>Johansson, V., Jansson, M. och Bergman, K-O</w:t>
+      </w:r>
+      <w:r>
+        <w:rPr>
+          <w:i/>
+        </w:rPr>
+        <w:t>.</w:t>
+      </w:r>
+      <w:r>
+        <w:t>, 2026.</w:t>
+      </w:r>
+      <w:r>
+        <w:rPr>
+          <w:i/>
+        </w:rPr>
+        <w:t xml:space="preserve"> A 30-year population decline of a threatened forest orchid associated with old growth forests</w:t>
+      </w:r>
+      <w:r>
+        <w:t>. Department of Physics, Chemistry and Biology (IFM), Linköping University.</w:t>
+      </w:r>
+    </w:p>
+    <w:p>
+      <w:r>
+        <w:t xml:space="preserve">Johnson, S., 2014. </w:t>
+      </w:r>
+      <w:r>
+        <w:rPr>
+          <w:i/>
+        </w:rPr>
+        <w:t>Retention Forestry as a Conservation Measure for Boreal Forest Ground Vegetation</w:t>
+      </w:r>
+      <w:r>
+        <w:t>. Doktorsavhandling, SLU, Uppsala.</w:t>
+      </w:r>
+    </w:p>
+    <w:p>
+      <w:r>
+        <w:t xml:space="preserve">Koelmeijer, I. A., Ehrlén, J., Jönsson, M., De Frenne, P., Berg, P., Andersson, J., Weibull, H. &amp; Hylander, N. 2022. </w:t>
+      </w:r>
+      <w:r>
+        <w:rPr>
+          <w:i/>
+        </w:rPr>
+        <w:t xml:space="preserve">Interactive effects of drought and edge exposure on old-growth forest understory species. </w:t>
+      </w:r>
+      <w:r>
+        <w:t>Landscape Ecology, 37, sid 1839–1853.</w:t>
+      </w:r>
+    </w:p>
+    <w:p>
+      <w:r>
+        <w:t xml:space="preserve">Rudolphi, J., Jönsson, M. T., &amp; Gustafsson, L., 2014. </w:t>
+      </w:r>
+      <w:r>
+        <w:rPr>
+          <w:i/>
+        </w:rPr>
+        <w:t xml:space="preserve">Biological legacies buffer local species extinction after logging. </w:t>
+      </w:r>
+      <w:r>
+        <w:t>Journal of Applied Ecology. 51, 53–62.</w:t>
+      </w:r>
+    </w:p>
+    <w:p>
+      <w:r>
+        <w:t xml:space="preserve">Sebestyén, L. och Sundberg, S. 2025.  </w:t>
+      </w:r>
+      <w:r>
+        <w:rPr>
+          <w:i/>
+        </w:rPr>
+        <w:t>Påverkan på knärotslokaler från hyggen i närheten.</w:t>
+      </w:r>
+      <w:r>
+        <w:t xml:space="preserve"> DAPHNE 36:1 2025. Botaniska Sällskapet i Stockholm.</w:t>
+      </w:r>
+    </w:p>
+    <w:p>
+      <w:r>
+        <w:t xml:space="preserve">Skogsstyrelsen, 2022. </w:t>
+      </w:r>
+      <w:r>
+        <w:rPr>
+          <w:i/>
+        </w:rPr>
+        <w:t xml:space="preserve">Vägledning för hänsyn till knärot. </w:t>
+      </w:r>
+      <w:r>
+        <w:t>https://www.skogsstyrelsen.se/lag-och-tillsyn/artskydd/vagledningar-och-kunskapsstod-artskydd/vagledning-for-hansyn-till-knarot/.</w:t>
+      </w:r>
+    </w:p>
+    <w:p>
+      <w:r>
+        <w:t xml:space="preserve">SLU Artdatabanken, 2024. </w:t>
+      </w:r>
+      <w:r>
+        <w:rPr>
+          <w:i/>
+        </w:rPr>
+        <w:t xml:space="preserve">Artfaktablad. Naturvård – artfakta. </w:t>
+      </w:r>
+      <w:r>
+        <w:t>SLU Artdatabanken, Uppsala.</w:t>
       </w:r>
     </w:p>
     <w:p>
       <w:pPr>
-        <w:pStyle w:val="ListBullet"/>
+        <w:pStyle w:val="Heading1"/>
       </w:pPr>
       <w:r>
-        <w:rPr>
-          <w:b/>
-          <w:i/>
-        </w:rPr>
-        <w:t xml:space="preserve">Kommentar: </w:t>
-      </w:r>
-      <w:r>
-        <w:t>I den avverkningsanmälda skogen har fridlysta arter sina livsmiljöer och växtplatser. Att skada de fridlysta arternas livsmiljöer, växtplatser eller ekologiska funktion är inte tillåtet enligt artskyddsförordningen.</w:t>
-      </w:r>
-      <w:r>
-        <w:rPr>
-          <w:i/>
-        </w:rPr>
-        <w:t xml:space="preserve"> EU:s medlemsländer och skogsbolag är skyldiga att agera i enlighet med EU:s fågeldirektiv där det uttryckligen står att direktivet gäller för fåglar samt för deras ägg, bon och </w:t>
-      </w:r>
-      <w:r>
-        <w:rPr>
-          <w:b/>
-          <w:i/>
-        </w:rPr>
-        <w:t xml:space="preserve">livsmiljöer </w:t>
-      </w:r>
-      <w:r>
-        <w:t>(artikel 1). Vidare att de åtgärder som vidtas inte får leda till en försämring av den nuvarande situationen beträffande bevarandet av de fågelarter som avses i artikel 1 (artikel 13).</w:t>
+        <w:t>Duvhök – ekologi samt krav på livsmiljön</w:t>
       </w:r>
     </w:p>
     <w:p>
       <w:r>
-        <w:rPr>
-          <w:b/>
-        </w:rPr>
-        <w:t xml:space="preserve">6.4 </w:t>
-      </w:r>
-      <w:r>
-        <w:t>Certifikatsinnehavaren ska skydda sällsynta arter och hotade arter samt deras livsmiljöer inom skogsbruksenheten. Det ska ske genom avsättningar, andra skyddade områden och genom att skapa konnektivitet och/eller genom andra direkta åtgärder som gynnar dessa arters överlevnad och livskraft. Åtgärderna ska stå i förhållande till brukandets skala, intensitet och risk, samt till sällsynta och hotade arters bevarandestatus och ekologiska krav. Certifikatsinnehavaren ska beakta den geografiska spridningen och ekologiska krav hos sällsynta och hotade arter utanför skogsbruksenhetens gränser när beslut om åtgärder inom skogsbruksenheten ska fattas.</w:t>
+        <w:t>Duvhök (NT, §4) är rödlistad som nära hotad och fridlyst enligt 4§ artskyddsförordningen. Arten har minskat med 15 (0–30) % under de senaste 18 åren och minskningstakten för den svenska populationen bedöms vara nära gränsvärdet för sårbar (VU). Bedömningen baseras på direkt observation, ett för arten lämpligt abundansindex och minskad geografisk utbredning och/eller försämrad habitatkvalitet (allt yngre och tätare skogar vilket försvårar för boplacering samt missgynnar jaktmöjligheterna) (SLU Artdatabanken, 2026).</w:t>
       </w:r>
     </w:p>
     <w:p>
       <w:r>
-        <w:rPr>
-          <w:b/>
-        </w:rPr>
-        <w:t xml:space="preserve">6.4.3 </w:t>
-      </w:r>
-      <w:r>
-        <w:t>Bevarandeåtgärder genomförs för de kända förekomster av rödlistade arter som påverkas av skogsbruk.</w:t>
+        <w:t>Duvhöken är starkt bunden till skogsmark, såväl för häckning som födosök. Den påträffas oftast i större skogsområden med äldre skog, men kan ibland även häcka i dungar i områden dominerade av öppen mark. De gamla fåglarna är i huvudsak stationära i sina revir. Duvhöken jagar helst inne i äldre skog och missgynnas av stora hyggen och täta planteringar (Skogsstyrelsen, 2016).</w:t>
       </w:r>
     </w:p>
     <w:p>
-      <w:pPr>
-        <w:pStyle w:val="ListBullet"/>
-      </w:pPr>
-      <w:r>
-        <w:rPr>
-          <w:b/>
-          <w:i/>
-        </w:rPr>
-        <w:t xml:space="preserve">Kommentar: </w:t>
-      </w:r>
-      <w:r>
-        <w:rPr>
-          <w:i/>
-        </w:rPr>
-        <w:t>I det avverkningsanmälda skogsområdet har 9 naturvårdsarter varav 4 rödlistade arter sina livsmiljöer och växtplatser.</w:t>
+      <w:r>
+        <w:t>Boet läggs inne i tät, oftast äldre skog. Kantzoner mot öppen mark undviks och duvhöken är därför känsligare för slutavverkning än flera andra rovfåglar. Boträdet måste vara grovgrenigt och är oftast en äldre gran eller tall, i sydligaste Sverige är bok vanligt. Duvhöken är beroende av insynsskyddade boplatser. Friställande av boträd eller avverkning så att boplatsen är exponerad mot öppen mark, medför att platsen överges. Samma bo kan användas flera år i rad, men likt andra rovfåglar har den normalt ett eller flera alternativa bon (Skogsstyrelsen, 2016). Eftersom duvhöken helst häckar i gammal skog, är dess häckningsplatser i princip alltid mer eller mindre hotade av skogsbruk och avverkningar (SLU Artdatabanken, 2026).</w:t>
+      </w:r>
+    </w:p>
+    <w:p>
+      <w:r>
+        <w:t>Den viktigaste begränsande faktorn för duvhökspopulationen i stort är födan och ett allvarligare problem är därför den av skogsbruket orsakade storskaliga omvandlingen och utarmningen av skogslandskapet, som kan påverka såväl duvhökens möjlighet att jaga som förekomsten av viktiga byten. Duvhökens jaktteknik gör den beroende av landskapets utformning och sammansättning och dess preferens för gammal skog tyder på att den är anpassad till att jaga i skog som är “lagom” tät. I öppnare biotoper, till exempel hyggen, kommer dess jaktteknik inte till sin rätt och i tätare biotoper, t.ex. ungskogar, har den relativt stora duvhöken svårt att manövrera (SLU Artdatabanken, 2026).</w:t>
       </w:r>
     </w:p>
     <w:p>
@@ -624,18 +1040,72 @@
         <w:pStyle w:val="Heading2"/>
       </w:pPr>
       <w:r>
-        <w:t>Ur Chain of Custody Certification (FSC-STD-40-004 ver 3.0)</w:t>
+        <w:t>Referenser – duvhök</w:t>
       </w:r>
     </w:p>
     <w:p>
       <w:r>
+        <w:t xml:space="preserve">Skogsstyrelsen, 2016. </w:t>
+      </w:r>
+      <w:r>
         <w:rPr>
-          <w:b/>
+          <w:i/>
         </w:rPr>
-        <w:t xml:space="preserve">1.3 </w:t>
-      </w:r>
-      <w:r>
-        <w:t xml:space="preserve">The organization shall commit to the FSC values as defined in FSC-POL-01-004 Policy for the Association of Organizations with FSC. </w:t>
+        <w:t xml:space="preserve">Duvhök – Vägledning för hänsyn till fåglar. </w:t>
+      </w:r>
+      <w:r>
+        <w:t>https://www.skogsstyrelsen.se/globalassets/lag-och-tillsyn/artskydd/vagledningar-for-hansyn-till-faglar/duvhok-vagledning-hansyn2.pdf</w:t>
+      </w:r>
+    </w:p>
+    <w:p>
+      <w:r>
+        <w:t xml:space="preserve">SLU Artdatabanken, 2026. </w:t>
+      </w:r>
+      <w:r>
+        <w:rPr>
+          <w:i/>
+        </w:rPr>
+        <w:t xml:space="preserve">Artfaktablad. Naturvård – artfakta. </w:t>
+      </w:r>
+      <w:r>
+        <w:t>SLU Artdatabanken, Uppsala</w:t>
+      </w:r>
+    </w:p>
+    <w:p>
+      <w:pPr>
+        <w:pStyle w:val="Heading1"/>
+      </w:pPr>
+      <w:r>
+        <w:t>Entita – ekologi samt krav på livsmiljön</w:t>
+      </w:r>
+    </w:p>
+    <w:p>
+      <w:r>
+        <w:t xml:space="preserve">Entita (NT, §4) är rödlistad som nära hotad, fridlyst och prioriterad art enligt Skogsvårdslagen. Den omfattas av EU:s fågeldirektiv och är typisk art för </w:t>
+      </w:r>
+      <w:r>
+        <w:rPr>
+          <w:i/>
+        </w:rPr>
+        <w:t>9080 Lövsumpskog</w:t>
+      </w:r>
+      <w:r>
+        <w:t>. Minskningstakten har uppgått till 20 (10–30) % under de senaste 10 åren och bedöms vara nära gränsvärdet för Sårbar (VU). (A2b) (SLU Artdatabanken, 2021).</w:t>
+      </w:r>
+    </w:p>
+    <w:p>
+      <w:r>
+        <w:t>Entitan är en utpräglad lövskogsfågel som påträffas i ädellövskogar, strandskogar, ekhagar, igenväxande hagmarker, lövdungar, parker och trädgårdar. Den föredrar flerskiktade, gärna högvuxna skogar med inslag av äldre träd och med ett välutvecklat buskskikt. Ek- och hasseldominerade skogar och dungar, samt alkärr med videsnår, hör till de miljöer som ofta utnyttjas. I sydligaste Sverige är bokskog en viktig miljö (Skogsstyrelsen, 2016).</w:t>
+      </w:r>
+    </w:p>
+    <w:p>
+      <w:r>
+        <w:t>Reviren är relativt stora för en småfågel, i genomsnitt omkring 5 hektar men de kan vara upp till 20 hektar. Entitan är en utpräglad stannfågel och rör sig inte långt från kläckningsplatsen; ungfåglarna sprider sig sällan mer än 5 km från födelseplatsen och etablerade fåglar lämnar därefter inte sitt revir (Skogsstyrelsen, 2016). Det häckande paret försvarar sitt revir året runt. De tillåter dock en grupp av ungfåglar att etablera sig inom deras revir och så bildas en vinterflock, vilket sker redan i juni månad. Även under kalla vintrar stannar entitan kvar inom sitt revir. Hittar man entitor vid sitt foderbord beror det på att fågelmatningen ligger inom ett entiterevir (SLU Artdatabanken, 2021). Arten är känslig för fragmentering och har svårt att etablera sig i isolerade skogsområden. Entitan är hålhäckare, men kan inte själv hacka fram sitt hål utan är beroende av miljöer som erbjuder naturliga hål (Skogsstyrelsen, 2016).</w:t>
+      </w:r>
+    </w:p>
+    <w:p>
+      <w:r>
+        <w:t>Arten häckar ofta i skogar som är svagt eller inte alls påverkade av skogsbruk. Särskilt i Svealand ofta i skogar som har höga naturvärden och utgör skogliga värdekärnor. Entitan missgynnas av konventionellt skogsbruk genom minskad förekomst av risiga, flerskiktade skogar liksom av avverkning av lövträdsrika kantzoner. Entitans ortstrohet och dåliga spridningsförmåga gör den känslig för fragmentering (Skogsstyrelsen, 2016).</w:t>
       </w:r>
     </w:p>
     <w:p>
@@ -643,232 +1113,26 @@
         <w:pStyle w:val="Heading2"/>
       </w:pPr>
       <w:r>
-        <w:t>Ur FSC:s policy för associerade organisationer (FSC-POL-01-004)</w:t>
+        <w:t>Referenser – entita</w:t>
       </w:r>
     </w:p>
     <w:p>
       <w:r>
-        <w:t xml:space="preserve">Som “Chain of Custody”-certifierad organisation är skogsbolaget bunden av de fastställda reglerna i Del 1 Punkt 1 c) i Policy för organisationer associerade med FSC (FSC-POL-01-004 V2-0 EN + SVE version 2012-03-02): </w:t>
-      </w:r>
-    </w:p>
-    <w:p>
-      <w:pPr>
-        <w:pStyle w:val="ListNumber"/>
-      </w:pPr>
-      <w:r>
-        <w:t>De organisationer FSC kan acceptera association med får inte direkt eller indirekt ha några kopplingar till nedanstående, oacceptabla aktiviteter:</w:t>
-      </w:r>
-    </w:p>
-    <w:p>
-      <w:pPr>
-        <w:ind w:left="357"/>
-      </w:pPr>
-      <w:r>
-        <w:t>a) Olaglig skogsavverkning och handel med olagligt avverkat virke eller skogsprodukter</w:t>
-      </w:r>
-    </w:p>
-    <w:p>
-      <w:pPr>
-        <w:ind w:left="357"/>
-      </w:pPr>
-      <w:r>
-        <w:t>...</w:t>
-      </w:r>
-    </w:p>
-    <w:p>
-      <w:pPr>
-        <w:ind w:left="357"/>
-      </w:pPr>
-      <w:r>
-        <w:t>c) Skogsbruk som förstör höga naturvärden</w:t>
-      </w:r>
-    </w:p>
-    <w:p>
-      <w:pPr>
-        <w:ind w:left="357"/>
-      </w:pPr>
-      <w:r>
-        <w:t>d) Betydande omvandling av skog till plantager eller annan, icke skoglig, markanvändning</w:t>
-      </w:r>
-    </w:p>
-    <w:p>
-      <w:pPr>
-        <w:pStyle w:val="ListBullet"/>
-      </w:pPr>
-      <w:r>
-        <w:rPr>
-          <w:b/>
-          <w:i/>
-        </w:rPr>
-        <w:t xml:space="preserve">Kommentar: </w:t>
+        <w:t xml:space="preserve">Skogsstyrelsen, 2016. </w:t>
       </w:r>
       <w:r>
         <w:rPr>
           <w:i/>
         </w:rPr>
-        <w:t>Avverkning av skog med höga naturvärden samt skada på fridlysta arter strider både mot FSC Controlled Wood-standarden och FSC:s policy for associerade organisationer.</w:t>
+        <w:t xml:space="preserve">Vägledning för hänsyn till entita. </w:t>
+      </w:r>
+      <w:r>
+        <w:t>https://www.skogsstyrelsen.se/globalassets/lag-och-tillsyn/artskydd/vagledningar-for-hansyn-till-faglar/entita-vagledning-hansyn2.pdf</w:t>
       </w:r>
     </w:p>
     <w:p>
-      <w:pPr>
-        <w:pStyle w:val="Heading2"/>
-      </w:pPr>
-      <w:r>
-        <w:t>Ur FSC Controlled Wood (FSC-STD-40-005)</w:t>
-      </w:r>
-    </w:p>
-    <w:p>
-      <w:r>
-        <w:t>Virke som inte accepteras i FSC-märkta produkter (oacceptabelt ursprung) enligt FSC Controlled Wood (FSC-STD-40-005):</w:t>
-      </w:r>
-    </w:p>
-    <w:p>
-      <w:pPr>
-        <w:pStyle w:val="ListNumber"/>
-      </w:pPr>
-      <w:r>
-        <w:t>Illegalt avverkat virke.</w:t>
-      </w:r>
-    </w:p>
-    <w:p>
-      <w:pPr>
-        <w:pStyle w:val="ListNumber"/>
-      </w:pPr>
-      <w:r>
-        <w:t>...</w:t>
-      </w:r>
-    </w:p>
-    <w:p>
-      <w:pPr>
-        <w:pStyle w:val="ListNumber"/>
-      </w:pPr>
-      <w:r>
-        <w:t>Virke från avverkningar som hotar höga naturvärden.</w:t>
-      </w:r>
-    </w:p>
-    <w:p>
-      <w:pPr>
-        <w:pStyle w:val="ListNumber"/>
-      </w:pPr>
-      <w:r>
-        <w:t>Virke från skog som konverteras till plantager eller icke-skogligt bruk.</w:t>
-      </w:r>
-    </w:p>
-    <w:p>
-      <w:pPr>
-        <w:pStyle w:val="ListBullet"/>
-      </w:pPr>
-      <w:r>
-        <w:rPr>
-          <w:b/>
-          <w:i/>
-        </w:rPr>
-        <w:t xml:space="preserve">Kommentar: </w:t>
-      </w:r>
-      <w:r>
-        <w:rPr>
-          <w:i/>
-        </w:rPr>
-        <w:t>Avverkning av skog med höga naturvärden samt skada på fridlysta arter strider både mot FSC Controlled Wood-standarden och FSC:s policy for associerade organisationer.</w:t>
-      </w:r>
-    </w:p>
-    <w:p>
-      <w:pPr>
-        <w:pStyle w:val="Heading1"/>
-      </w:pPr>
-      <w:r>
-        <w:t>Ur PEFC-standarden gällande lagefterlevnad</w:t>
-      </w:r>
-    </w:p>
-    <w:p>
-      <w:r>
-        <w:t>PEFC-standarden förutsätter att tillämplig svensk lagstiftning följs. Det är utsedd tillsynsmyndighet som ansvarar för tillsyn av lagens efterlevnad. PEFC-standarden återger innehållet i vissa certifieringskritiska lag- och föreskriftskrav vilka ska ingå i granskning av PEFC-systemets efterlevnad.</w:t>
-      </w:r>
-    </w:p>
-    <w:p>
-      <w:pPr>
-        <w:pStyle w:val="ListBullet"/>
-      </w:pPr>
-      <w:r>
-        <w:rPr>
-          <w:b/>
-          <w:i/>
-        </w:rPr>
-        <w:t xml:space="preserve">Kommentar: </w:t>
-      </w:r>
-      <w:r>
-        <w:rPr>
-          <w:i/>
-        </w:rPr>
-        <w:t>I den avverkningsanmälda skogen har fridlysta arter sina livsmiljöer och växtplatser. Att skada de fridlysta arternas livsmiljöer, växtplatser eller ekologiska funktion är inte tillåtet enligt artskyddsförordningen</w:t>
-      </w:r>
-    </w:p>
-    <w:p>
-      <w:r>
-        <w:br w:type="page"/>
-      </w:r>
-    </w:p>
-    <w:p>
-      <w:pPr>
-        <w:pStyle w:val="Title"/>
-      </w:pPr>
-      <w:r>
-        <w:t>BILAGA 1 – Fridlysta arter</w:t>
-      </w:r>
-    </w:p>
-    <w:p>
-      <w:pPr>
-        <w:pStyle w:val="Heading1"/>
-      </w:pPr>
-      <w:r>
-        <w:t>Duvhök – ekologi samt krav på livsmiljön</w:t>
-      </w:r>
-    </w:p>
-    <w:p>
-      <w:r>
-        <w:t>Duvhök (NT, §4) är rödlistad som nära hotad och fridlyst enligt 4§ artskyddsförordningen. Arten har minskat med 15 (0–30) % under de senaste 18 åren och minskningstakten för den svenska populationen bedöms vara nära gränsvärdet för sårbar (VU). Bedömningen baseras på direkt observation, ett för arten lämpligt abundansindex och minskad geografisk utbredning och/eller försämrad habitatkvalitet (allt yngre och tätare skogar vilket försvårar för boplacering samt missgynnar jaktmöjligheterna) (SLU Artdatabanken, 2026).</w:t>
-      </w:r>
-    </w:p>
-    <w:p>
-      <w:r>
-        <w:t>Duvhöken är starkt bunden till skogsmark, såväl för häckning som födosök. Den påträffas oftast i större skogsområden med äldre skog, men kan ibland även häcka i dungar i områden dominerade av öppen mark. De gamla fåglarna är i huvudsak stationära i sina revir. Duvhöken jagar helst inne i äldre skog och missgynnas av stora hyggen och täta planteringar (Skogsstyrelsen, 2016).</w:t>
-      </w:r>
-    </w:p>
-    <w:p>
-      <w:r>
-        <w:t>Boet läggs inne i tät, oftast äldre skog. Kantzoner mot öppen mark undviks och duvhöken är därför känsligare för slutavverkning än flera andra rovfåglar. Boträdet måste vara grovgrenigt och är oftast en äldre gran eller tall, i sydligaste Sverige är bok vanligt. Duvhöken är beroende av insynsskyddade boplatser. Friställande av boträd eller avverkning så att boplatsen är exponerad mot öppen mark, medför att platsen överges. Samma bo kan användas flera år i rad, men likt andra rovfåglar har den normalt ett eller flera alternativa bon (Skogsstyrelsen, 2016). Eftersom duvhöken helst häckar i gammal skog, är dess häckningsplatser i princip alltid mer eller mindre hotade av skogsbruk och avverkningar (SLU Artdatabanken, 2026).</w:t>
-      </w:r>
-    </w:p>
-    <w:p>
-      <w:r>
-        <w:t>Den viktigaste begränsande faktorn för duvhökspopulationen i stort är födan och ett allvarligare problem är därför den av skogsbruket orsakade storskaliga omvandlingen och utarmningen av skogslandskapet, som kan påverka såväl duvhökens möjlighet att jaga som förekomsten av viktiga byten. Duvhökens jaktteknik gör den beroende av landskapets utformning och sammansättning och dess preferens för gammal skog tyder på att den är anpassad till att jaga i skog som är “lagom” tät. I öppnare biotoper, till exempel hyggen, kommer dess jaktteknik inte till sin rätt och i tätare biotoper, t.ex. ungskogar, har den relativt stora duvhöken svårt att manövrera (SLU Artdatabanken, 2026).</w:t>
-      </w:r>
-    </w:p>
-    <w:p>
-      <w:pPr>
-        <w:pStyle w:val="Heading2"/>
-      </w:pPr>
-      <w:r>
-        <w:t>Referenser – duvhök</w:t>
-      </w:r>
-    </w:p>
-    <w:p>
-      <w:r>
-        <w:t xml:space="preserve">Skogsstyrelsen, 2016. </w:t>
-      </w:r>
-      <w:r>
-        <w:rPr>
-          <w:i/>
-        </w:rPr>
-        <w:t xml:space="preserve">Duvhök – Vägledning för hänsyn till fåglar. </w:t>
-      </w:r>
-      <w:r>
-        <w:t>https://www.skogsstyrelsen.se/globalassets/lag-och-tillsyn/artskydd/vagledningar-for-hansyn-till-faglar/duvhok-vagledning-hansyn2.pdf</w:t>
-      </w:r>
-    </w:p>
-    <w:p>
-      <w:r>
-        <w:t xml:space="preserve">SLU Artdatabanken, 2026. </w:t>
+      <w:r>
+        <w:t xml:space="preserve">SLU Artdatabanken, 2021. </w:t>
       </w:r>
       <w:r>
         <w:rPr>
@@ -878,313 +1142,6 @@
       </w:r>
       <w:r>
         <w:t>SLU Artdatabanken, Uppsala</w:t>
-      </w:r>
-    </w:p>
-    <w:p>
-      <w:pPr>
-        <w:pStyle w:val="Heading1"/>
-      </w:pPr>
-      <w:r>
-        <w:t>Entita – ekologi samt krav på livsmiljön</w:t>
-      </w:r>
-    </w:p>
-    <w:p>
-      <w:r>
-        <w:t xml:space="preserve">Entita (NT, §4) är rödlistad som nära hotad, fridlyst och prioriterad art enligt Skogsvårdslagen. Den omfattas av EU:s fågeldirektiv och är typisk art för </w:t>
-      </w:r>
-      <w:r>
-        <w:rPr>
-          <w:i/>
-        </w:rPr>
-        <w:t>9080 Lövsumpskog</w:t>
-      </w:r>
-      <w:r>
-        <w:t>. Minskningstakten har uppgått till 20 (10–30) % under de senaste 10 åren och bedöms vara nära gränsvärdet för Sårbar (VU). (A2b) (SLU Artdatabanken, 2021).</w:t>
-      </w:r>
-    </w:p>
-    <w:p>
-      <w:r>
-        <w:t>Entitan är en utpräglad lövskogsfågel som påträffas i ädellövskogar, strandskogar, ekhagar, igenväxande hagmarker, lövdungar, parker och trädgårdar. Den föredrar flerskiktade, gärna högvuxna skogar med inslag av äldre träd och med ett välutvecklat buskskikt. Ek- och hasseldominerade skogar och dungar, samt alkärr med videsnår, hör till de miljöer som ofta utnyttjas. I sydligaste Sverige är bokskog en viktig miljö (Skogsstyrelsen, 2016).</w:t>
-      </w:r>
-    </w:p>
-    <w:p>
-      <w:r>
-        <w:t>Reviren är relativt stora för en småfågel, i genomsnitt omkring 5 hektar men de kan vara upp till 20 hektar. Entitan är en utpräglad stannfågel och rör sig inte långt från kläckningsplatsen; ungfåglarna sprider sig sällan mer än 5 km från födelseplatsen och etablerade fåglar lämnar därefter inte sitt revir (Skogsstyrelsen, 2016). Det häckande paret försvarar sitt revir året runt. De tillåter dock en grupp av ungfåglar att etablera sig inom deras revir och så bildas en vinterflock, vilket sker redan i juni månad. Även under kalla vintrar stannar entitan kvar inom sitt revir. Hittar man entitor vid sitt foderbord beror det på att fågelmatningen ligger inom ett entiterevir (SLU Artdatabanken, 2021). Arten är känslig för fragmentering och har svårt att etablera sig i isolerade skogsområden. Entitan är hålhäckare, men kan inte själv hacka fram sitt hål utan är beroende av miljöer som erbjuder naturliga hål (Skogsstyrelsen, 2016).</w:t>
-      </w:r>
-    </w:p>
-    <w:p>
-      <w:r>
-        <w:t>Arten häckar ofta i skogar som är svagt eller inte alls påverkade av skogsbruk. Särskilt i Svealand ofta i skogar som har höga naturvärden och utgör skogliga värdekärnor. Entitan missgynnas av konventionellt skogsbruk genom minskad förekomst av risiga, flerskiktade skogar liksom av avverkning av lövträdsrika kantzoner. Entitans ortstrohet och dåliga spridningsförmåga gör den känslig för fragmentering (Skogsstyrelsen, 2016).</w:t>
-      </w:r>
-    </w:p>
-    <w:p>
-      <w:pPr>
-        <w:pStyle w:val="Heading2"/>
-      </w:pPr>
-      <w:r>
-        <w:t>Referenser – entita</w:t>
-      </w:r>
-    </w:p>
-    <w:p>
-      <w:r>
-        <w:t xml:space="preserve">Skogsstyrelsen, 2016. </w:t>
-      </w:r>
-      <w:r>
-        <w:rPr>
-          <w:i/>
-        </w:rPr>
-        <w:t xml:space="preserve">Vägledning för hänsyn till entita. </w:t>
-      </w:r>
-      <w:r>
-        <w:t>https://www.skogsstyrelsen.se/globalassets/lag-och-tillsyn/artskydd/vagledningar-for-hansyn-till-faglar/entita-vagledning-hansyn2.pdf</w:t>
-      </w:r>
-    </w:p>
-    <w:p>
-      <w:r>
-        <w:t xml:space="preserve">SLU Artdatabanken, 2021. </w:t>
-      </w:r>
-      <w:r>
-        <w:rPr>
-          <w:i/>
-        </w:rPr>
-        <w:t xml:space="preserve">Artfaktablad. Naturvård – artfakta. </w:t>
-      </w:r>
-      <w:r>
-        <w:t>SLU Artdatabanken, Uppsala</w:t>
-      </w:r>
-    </w:p>
-    <w:p>
-      <w:pPr>
-        <w:pStyle w:val="Heading1"/>
-      </w:pPr>
-      <w:r>
-        <w:t>Knärot – ekologi samt krav på livsmiljön</w:t>
-      </w:r>
-    </w:p>
-    <w:p>
-      <w:r>
-        <w:t xml:space="preserve">Knärot är typisk art för </w:t>
-      </w:r>
-      <w:r>
-        <w:rPr>
-          <w:i/>
-        </w:rPr>
-        <w:t xml:space="preserve">9010 Taiga </w:t>
-      </w:r>
-      <w:r>
-        <w:t>och</w:t>
-      </w:r>
-      <w:r>
-        <w:rPr>
-          <w:i/>
-        </w:rPr>
-        <w:t xml:space="preserve"> 9050 Näringsrik granskog</w:t>
-      </w:r>
-      <w:r>
-        <w:t>, fridlyst enligt 8 och 15 §§ artskyddsförordningen och klassad som sårbar (VU) enligt rödlistan 2020. Knärot är beroende av hög och jämn luftfuktighet i gamla, ostörda skogsmiljöer och är känslig för snabba förändringar av ljus-/vindförhållanden eller uttorkning. På grund av ett alltför intensivt skogsbruk har den minskat med 40 (25–50) % under de senaste 60 åren och i framtiden bedöms minskningstakten uppgå till 30 (20–40) %. Till följd av att arten har en dokumenterat högre minskningstakt i förhållande till sin generationstid än vad som tidigare varit känt (data från Riksskogstaxeringen) höjdes den till hotkategori sårbar (VU) i rödlistan 2020 (SLU Artdatabanken, 2024).</w:t>
-      </w:r>
-    </w:p>
-    <w:p>
-      <w:r>
-        <w:t>En analys av 79 floraväktarlokaler åren 1990–2015 vilka återbesökts under 2020–2024 visade på en tydlig negativ påverkan på knärotsförekomster från större hyggen i närområdet (inom 150–200 m) vilket indikerar att kanteffekter har en stor påverkan på populationerna. Resultaten bekräftar knärotens känslighet för kanteffekter och visar vikten av att skydda större skogsbestånd för att bevara arten. Om det blir höga andelar (&gt;30%) hyggen inom 200 meter från en knärotsförekomst så ökar risken för att en knärotspopulation dör ut och det verkar det behövas någonstans mellan 100 och 150 meters skyddszon för att bevara arten på lång sikt (Sebestyén &amp; Sundberg, 2025). Detta stöds även av en studie (Johansson et al, 2026) baserad på data från Riksskogstaxeringen som visar att knäroten minskat med 66 % under perioden 1993–2022 samt att det finns en stark korrelation mellan minskande arealer kontinuitetsskog och lokal utdöenderisk. Knäroten uppvisade en mycket låg koloniseringsgrad (0,7 % över 10 år) i kombination med hög lokal utrotningsrisk (75,2 %), där utrotningssannolikheten ökade kraftigt när arealen kontinuitetsskog minskade mellan undersökningar, t.ex. på grund av kalhyggesbruk (Johansson et al., 2026).</w:t>
-      </w:r>
-    </w:p>
-    <w:p>
-      <w:r>
-        <w:t xml:space="preserve">Samuel Johnsons doktorsavhandling </w:t>
-      </w:r>
-      <w:r>
-        <w:rPr>
-          <w:i/>
-        </w:rPr>
-        <w:t>“Retention Forestry as a Conservation Measure for Boreal Forest Ground Vegetation”</w:t>
-      </w:r>
-      <w:r>
-        <w:t xml:space="preserve"> (SLU, Uppsala 2014) visar att det krävs väl tilltagna skyddszoner för att knärotens växtplatser inte ska ta skada av skogsbruksåtgärder i intilliggande områden: </w:t>
-      </w:r>
-      <w:r>
-        <w:rPr>
-          <w:i/>
-        </w:rPr>
-        <w:t xml:space="preserve">“Study III shows that retention patches smaller than 0.5 ha do not lifeboat the sensitive forest herb G. repens, a species that depend on stable microclimatic conditions typical for intact forest stands.” </w:t>
-      </w:r>
-      <w:r>
-        <w:t xml:space="preserve">Vidare </w:t>
-      </w:r>
-      <w:r>
-        <w:rPr>
-          <w:i/>
-        </w:rPr>
-        <w:t>“More sensitive forest species are not lifeboated in retention patches ranging from 0.05 to 0.5 ha (Papers II &amp; III).”</w:t>
-      </w:r>
-    </w:p>
-    <w:p>
-      <w:r>
-        <w:t xml:space="preserve">Johnsons (2014) rekommendation på minst 50 meters breda skyddszoner runt knärotens växtplatser motsvarar en areal på 0,78 hektar, vilket ligger i linje med andra studier som gjorts på känsliga skogsarter: </w:t>
-      </w:r>
-      <w:r>
-        <w:rPr>
-          <w:i/>
-        </w:rPr>
-        <w:t>“In study III I also show that translocated specimens of G. repens survives well in mature forests at least 50 m from the nearest edge to an open area. Moreover, measures of temperature and humidity show that such distances from an open area is far enough to offer a microclimate that is more stable compared to what present in retention patches of around 0.1 ha. This means that the very centre of a circular patch with radius 50 m (equals a size of 0.78 ha) should offer conditions similar to interior forest and would perhaps be a suitable habitat for G. repens and similar species. Previous studies from both North America and Sweden have also concluded that patches between 0.5 and one ha are sufficient for preserving interior forest vegetation as well as sensitive lichens and bryophytes (de Graaf &amp; Roberts 2009; Halpern et al. 2012; Rudolphi et al. 2014).”</w:t>
-      </w:r>
-    </w:p>
-    <w:p>
-      <w:r>
-        <w:t>Ytterligare en studie (Koelmeijer m.fl., 2022) inkluderar knärotens skyddsbehov. I uppsatsen berörs problemet med uttorkning för växter, bl.a. för knärot, ett problem som blivit accentuerat på grund av den pågående klimatförändringen och torra somrar, t.ex. den exceptionellt torra sommaren 2018. I uppsatsen undersöks områden med tre olika avstånd från kalhyggeskant med avseende på skydd bl.a. för knärot. Det första området har avstånd upp till 20 m från hyggeskant (Strong edge effect), det andra 20–40 m från hyggeskant (Weak edge effect) och det tredje avser större avstånd från hyggeskant, där kanteffekten anses vara försumbar (Interior). Ett resultat var att man fann stor eller mycket stor uttorkningseffekt på känsliga och rödlistade skogsarter vid de kortare avstånden till hyggeskant, medan effekt av uttorkning inte konstaterades på större avstånd (Interior). För orkidén knärot fann man en rik förekomst (upp till 0,06 dm2/m2) på stort avstånd från hyggeskant (Interior), medan förekomsten var liten eller närmast försumbar i de områden som klassificerades som Weak edge effect respektive Strong edge effect. Arbetet påpekar att de allt oftare förekommande torra somrarna ger ytterligare skäl att utöka skyddsavståndet från hyggen till den fuktkrävande arten knärot (Koelmeijer m.fl., 2022).</w:t>
-      </w:r>
-    </w:p>
-    <w:p>
-      <w:r>
-        <w:t>Även Skogsstyrelsens egen vägledning för hänsyn till knärot ligger i linje med ovanstående forskningsstudier. Av vägledningen framgår det att för med hög sannolikhet kunna bevara befintliga förekomster krävs relativt stora avsättningar av uppvuxen skog med slutet och relativt tätt kronskikt. Som riktlinje kan krävas ett avstånd på 50 meter in från brynet för att vidmakthålla ett fungerande mikroklimat. Detta innebär att fristående hänsynsytor för många arter (kärlväxter, lavar och mossor) kan behöva ha en area överstigande 0,8 hektar (cirkelyta med radien 50 meter = 0,78 hektar) för att bibehålla lokalklimatet. Även ganska små förändringar i form av förändrade ljus- och fuktighetsförhållanden, till exempel till följd av gallring, kan leda till att arten försvinner till följd av konkurrens med mera ljuskrävande och snabbväxande arter (Skogsstyrelsen, 2022).</w:t>
-      </w:r>
-    </w:p>
-    <w:p>
-      <w:r>
-        <w:t>Vid tillämpning av försiktighetsprincipen enligt 2 kap. 3 § miljöbalken bör sålunda 100–150 meters skyddszon lämnas runt knärotens växtplatser.</w:t>
-      </w:r>
-    </w:p>
-    <w:p>
-      <w:pPr>
-        <w:pStyle w:val="Heading2"/>
-      </w:pPr>
-      <w:r>
-        <w:t>Referenser – knärot</w:t>
-      </w:r>
-    </w:p>
-    <w:p>
-      <w:r>
-        <w:t xml:space="preserve">de Graaf M &amp; Roberts M.R., 2009. </w:t>
-      </w:r>
-      <w:r>
-        <w:rPr>
-          <w:i/>
-        </w:rPr>
-        <w:t xml:space="preserve">Short-term response of the herbaceous layer within leave patches after harvest. </w:t>
-      </w:r>
-      <w:r>
-        <w:t>Forest Ecology and Management 257, 1014–1025.</w:t>
-      </w:r>
-    </w:p>
-    <w:p>
-      <w:r>
-        <w:t xml:space="preserve">Halpern, C. B., Halaj, J., Evans, S. A., &amp; Dovciak, M., 2012. </w:t>
-      </w:r>
-      <w:r>
-        <w:rPr>
-          <w:i/>
-        </w:rPr>
-        <w:t xml:space="preserve">Level and pattern of overstory retention interact to shape long-term responses of understories to timber harvest. </w:t>
-      </w:r>
-      <w:r>
-        <w:t>Ecological Applications, 22, 2049–2064.</w:t>
-      </w:r>
-    </w:p>
-    <w:p>
-      <w:r>
-        <w:t>Johansson, V., Jansson, M. och Bergman, K-O</w:t>
-      </w:r>
-      <w:r>
-        <w:rPr>
-          <w:i/>
-        </w:rPr>
-        <w:t>.</w:t>
-      </w:r>
-      <w:r>
-        <w:t>, 2026.</w:t>
-      </w:r>
-      <w:r>
-        <w:rPr>
-          <w:i/>
-        </w:rPr>
-        <w:t xml:space="preserve"> A 30-year population decline of a threatened forest orchid associated with old growth forests</w:t>
-      </w:r>
-      <w:r>
-        <w:t>. Department of Physics, Chemistry and Biology (IFM), Linköping University.</w:t>
-      </w:r>
-    </w:p>
-    <w:p>
-      <w:r>
-        <w:t xml:space="preserve">Johnson, S., 2014. </w:t>
-      </w:r>
-      <w:r>
-        <w:rPr>
-          <w:i/>
-        </w:rPr>
-        <w:t>Retention Forestry as a Conservation Measure for Boreal Forest Ground Vegetation</w:t>
-      </w:r>
-      <w:r>
-        <w:t>. Doktorsavhandling, SLU, Uppsala.</w:t>
-      </w:r>
-    </w:p>
-    <w:p>
-      <w:r>
-        <w:t xml:space="preserve">Koelmeijer, I. A., Ehrlén, J., Jönsson, M., De Frenne, P., Berg, P., Andersson, J., Weibull, H. &amp; Hylander, N. 2022. </w:t>
-      </w:r>
-      <w:r>
-        <w:rPr>
-          <w:i/>
-        </w:rPr>
-        <w:t xml:space="preserve">Interactive effects of drought and edge exposure on old-growth forest understory species. </w:t>
-      </w:r>
-      <w:r>
-        <w:t>Landscape Ecology, 37, sid 1839–1853.</w:t>
-      </w:r>
-    </w:p>
-    <w:p>
-      <w:r>
-        <w:t xml:space="preserve">Rudolphi, J., Jönsson, M. T., &amp; Gustafsson, L., 2014. </w:t>
-      </w:r>
-      <w:r>
-        <w:rPr>
-          <w:i/>
-        </w:rPr>
-        <w:t xml:space="preserve">Biological legacies buffer local species extinction after logging. </w:t>
-      </w:r>
-      <w:r>
-        <w:t>Journal of Applied Ecology. 51, 53–62.</w:t>
-      </w:r>
-    </w:p>
-    <w:p>
-      <w:r>
-        <w:t xml:space="preserve">Sebestyén, L. och Sundberg, S. 2025.  </w:t>
-      </w:r>
-      <w:r>
-        <w:rPr>
-          <w:i/>
-        </w:rPr>
-        <w:t>Påverkan på knärotslokaler från hyggen i närheten.</w:t>
-      </w:r>
-      <w:r>
-        <w:t xml:space="preserve"> DAPHNE 36:1 2025. Botaniska Sällskapet i Stockholm.</w:t>
-      </w:r>
-    </w:p>
-    <w:p>
-      <w:r>
-        <w:t xml:space="preserve">Skogsstyrelsen, 2022. </w:t>
-      </w:r>
-      <w:r>
-        <w:rPr>
-          <w:i/>
-        </w:rPr>
-        <w:t xml:space="preserve">Vägledning för hänsyn till knärot. </w:t>
-      </w:r>
-      <w:r>
-        <w:t>https://www.skogsstyrelsen.se/lag-och-tillsyn/artskydd/vagledningar-och-kunskapsstod-artskydd/vagledning-for-hansyn-till-knarot/.</w:t>
-      </w:r>
-    </w:p>
-    <w:p>
-      <w:r>
-        <w:t xml:space="preserve">SLU Artdatabanken, 2024. </w:t>
-      </w:r>
-      <w:r>
-        <w:rPr>
-          <w:i/>
-        </w:rPr>
-        <w:t xml:space="preserve">Artfaktablad. Naturvård – artfakta. </w:t>
-      </w:r>
-      <w:r>
-        <w:t>SLU Artdatabanken, Uppsala.</w:t>
       </w:r>
     </w:p>
     <w:p>
@@ -1388,7 +1345,7 @@
     <w:r>
       <w:tab/>
       <w:tab/>
-      <w:t>2026-06-20</w:t>
+      <w:t>2026-06-21</w:t>
       <w:br/>
       <w:br/>
     </w:r>

--- a/klagomål/A 14039-2026 FSC-klagomål.docx
+++ b/klagomål/A 14039-2026 FSC-klagomål.docx
@@ -1345,7 +1345,7 @@
     <w:r>
       <w:tab/>
       <w:tab/>
-      <w:t>2026-06-21</w:t>
+      <w:t>2026-06-22</w:t>
       <w:br/>
       <w:br/>
     </w:r>

--- a/klagomål/A 14039-2026 FSC-klagomål.docx
+++ b/klagomål/A 14039-2026 FSC-klagomål.docx
@@ -1345,7 +1345,7 @@
     <w:r>
       <w:tab/>
       <w:tab/>
-      <w:t>2026-06-22</w:t>
+      <w:t>2026-06-23</w:t>
       <w:br/>
       <w:br/>
     </w:r>

--- a/klagomål/A 14039-2026 FSC-klagomål.docx
+++ b/klagomål/A 14039-2026 FSC-klagomål.docx
@@ -1345,7 +1345,7 @@
     <w:r>
       <w:tab/>
       <w:tab/>
-      <w:t>2026-06-23</w:t>
+      <w:t>2026-06-24</w:t>
       <w:br/>
       <w:br/>
     </w:r>

--- a/klagomål/A 14039-2026 FSC-klagomål.docx
+++ b/klagomål/A 14039-2026 FSC-klagomål.docx
@@ -1345,7 +1345,7 @@
     <w:r>
       <w:tab/>
       <w:tab/>
-      <w:t>2026-06-24</w:t>
+      <w:t>2026-06-25</w:t>
       <w:br/>
       <w:br/>
     </w:r>

--- a/klagomål/A 14039-2026 FSC-klagomål.docx
+++ b/klagomål/A 14039-2026 FSC-klagomål.docx
@@ -1345,7 +1345,7 @@
     <w:r>
       <w:tab/>
       <w:tab/>
-      <w:t>2026-06-25</w:t>
+      <w:t>2026-06-26</w:t>
       <w:br/>
       <w:br/>
     </w:r>

--- a/klagomål/A 14039-2026 FSC-klagomål.docx
+++ b/klagomål/A 14039-2026 FSC-klagomål.docx
@@ -1345,7 +1345,7 @@
     <w:r>
       <w:tab/>
       <w:tab/>
-      <w:t>2026-06-26</w:t>
+      <w:t>2026-06-27</w:t>
       <w:br/>
       <w:br/>
     </w:r>

--- a/klagomål/A 14039-2026 FSC-klagomål.docx
+++ b/klagomål/A 14039-2026 FSC-klagomål.docx
@@ -1345,7 +1345,7 @@
     <w:r>
       <w:tab/>
       <w:tab/>
-      <w:t>2026-06-27</w:t>
+      <w:t>2026-06-28</w:t>
       <w:br/>
       <w:br/>
     </w:r>

--- a/klagomål/A 14039-2026 FSC-klagomål.docx
+++ b/klagomål/A 14039-2026 FSC-klagomål.docx
@@ -1345,7 +1345,7 @@
     <w:r>
       <w:tab/>
       <w:tab/>
-      <w:t>2026-06-28</w:t>
+      <w:t>2026-06-29</w:t>
       <w:br/>
       <w:br/>
     </w:r>

--- a/klagomål/A 14039-2026 FSC-klagomål.docx
+++ b/klagomål/A 14039-2026 FSC-klagomål.docx
@@ -1345,7 +1345,7 @@
     <w:r>
       <w:tab/>
       <w:tab/>
-      <w:t>2026-06-29</w:t>
+      <w:t>2026-06-30</w:t>
       <w:br/>
       <w:br/>
     </w:r>

--- a/klagomål/A 14039-2026 FSC-klagomål.docx
+++ b/klagomål/A 14039-2026 FSC-klagomål.docx
@@ -1345,7 +1345,7 @@
     <w:r>
       <w:tab/>
       <w:tab/>
-      <w:t>2026-06-30</w:t>
+      <w:t>2026-07-01</w:t>
       <w:br/>
       <w:br/>
     </w:r>

--- a/klagomål/A 14039-2026 FSC-klagomål.docx
+++ b/klagomål/A 14039-2026 FSC-klagomål.docx
@@ -1345,7 +1345,7 @@
     <w:r>
       <w:tab/>
       <w:tab/>
-      <w:t>2026-07-01</w:t>
+      <w:t>2026-07-02</w:t>
       <w:br/>
       <w:br/>
     </w:r>

--- a/klagomål/A 14039-2026 FSC-klagomål.docx
+++ b/klagomål/A 14039-2026 FSC-klagomål.docx
@@ -1345,7 +1345,7 @@
     <w:r>
       <w:tab/>
       <w:tab/>
-      <w:t>2026-07-13</w:t>
+      <w:t>2026-07-14</w:t>
       <w:br/>
       <w:br/>
     </w:r>

--- a/klagomål/A 14039-2026 FSC-klagomål.docx
+++ b/klagomål/A 14039-2026 FSC-klagomål.docx
@@ -1345,7 +1345,7 @@
     <w:r>
       <w:tab/>
       <w:tab/>
-      <w:t>2026-07-14</w:t>
+      <w:t>2026-07-15</w:t>
       <w:br/>
       <w:br/>
     </w:r>

--- a/klagomål/A 14039-2026 FSC-klagomål.docx
+++ b/klagomål/A 14039-2026 FSC-klagomål.docx
@@ -1345,7 +1345,7 @@
     <w:r>
       <w:tab/>
       <w:tab/>
-      <w:t>2026-07-15</w:t>
+      <w:t>2026-07-16</w:t>
       <w:br/>
       <w:br/>
     </w:r>

--- a/klagomål/A 14039-2026 FSC-klagomål.docx
+++ b/klagomål/A 14039-2026 FSC-klagomål.docx
@@ -1345,7 +1345,7 @@
     <w:r>
       <w:tab/>
       <w:tab/>
-      <w:t>2026-07-16</w:t>
+      <w:t>2026-07-17</w:t>
       <w:br/>
       <w:br/>
     </w:r>

--- a/klagomål/A 14039-2026 FSC-klagomål.docx
+++ b/klagomål/A 14039-2026 FSC-klagomål.docx
@@ -1345,7 +1345,7 @@
     <w:r>
       <w:tab/>
       <w:tab/>
-      <w:t>2026-07-17</w:t>
+      <w:t>2026-07-18</w:t>
       <w:br/>
       <w:br/>
     </w:r>

--- a/klagomål/A 14039-2026 FSC-klagomål.docx
+++ b/klagomål/A 14039-2026 FSC-klagomål.docx
@@ -1345,7 +1345,7 @@
     <w:r>
       <w:tab/>
       <w:tab/>
-      <w:t>2026-07-18</w:t>
+      <w:t>2026-07-19</w:t>
       <w:br/>
       <w:br/>
     </w:r>

--- a/klagomål/A 14039-2026 FSC-klagomål.docx
+++ b/klagomål/A 14039-2026 FSC-klagomål.docx
@@ -1345,7 +1345,7 @@
     <w:r>
       <w:tab/>
       <w:tab/>
-      <w:t>2026-07-19</w:t>
+      <w:t>2026-07-20</w:t>
       <w:br/>
       <w:br/>
     </w:r>

--- a/klagomål/A 14039-2026 FSC-klagomål.docx
+++ b/klagomål/A 14039-2026 FSC-klagomål.docx
@@ -1345,7 +1345,7 @@
     <w:r>
       <w:tab/>
       <w:tab/>
-      <w:t>2026-07-20</w:t>
+      <w:t>2026-07-21</w:t>
       <w:br/>
       <w:br/>
     </w:r>

--- a/klagomål/A 14039-2026 FSC-klagomål.docx
+++ b/klagomål/A 14039-2026 FSC-klagomål.docx
@@ -1345,7 +1345,7 @@
     <w:r>
       <w:tab/>
       <w:tab/>
-      <w:t>2026-07-21</w:t>
+      <w:t>2026-07-22</w:t>
       <w:br/>
       <w:br/>
     </w:r>

--- a/klagomål/A 14039-2026 FSC-klagomål.docx
+++ b/klagomål/A 14039-2026 FSC-klagomål.docx
@@ -1345,7 +1345,7 @@
     <w:r>
       <w:tab/>
       <w:tab/>
-      <w:t>2026-07-22</w:t>
+      <w:t>2026-07-23</w:t>
       <w:br/>
       <w:br/>
     </w:r>

--- a/klagomål/A 14039-2026 FSC-klagomål.docx
+++ b/klagomål/A 14039-2026 FSC-klagomål.docx
@@ -1345,7 +1345,7 @@
     <w:r>
       <w:tab/>
       <w:tab/>
-      <w:t>2026-07-23</w:t>
+      <w:t>2026-07-24</w:t>
       <w:br/>
       <w:br/>
     </w:r>

--- a/klagomål/A 14039-2026 FSC-klagomål.docx
+++ b/klagomål/A 14039-2026 FSC-klagomål.docx
@@ -216,7 +216,7 @@
         <w:spacing w:after="240"/>
       </w:pPr>
       <w:r>
-        <w:t>Figur 1. Fyndplatser för naturvårdsarter i och inom 24 meter från avverkningsanmälan. Markörer utan svart kant är placerade på fyndplatsen. Markörer med svart kant är placerade vid sidan av fyndplatsen har ett svart streck som visar fyndplatsens exakta position. Kartans mittpunktskoordinat är N 6432140, E 578768 i SWEREF 99 TM.</w:t>
+        <w:t>Figur 1. Fyndplatser för naturvårdsarter i och inom 24 meter från avverkningsanmälan. Markörer utan svart kant är placerade på fyndplatsen. Markörer med svart kant är placerade vid sidan av fyndplatsen och har ett svart streck som visar fyndplatsens exakta position. Kartans mittpunktskoordinat är N 6432140, E 578768 i SWEREF 99 TM.</w:t>
       </w:r>
     </w:p>
     <w:p>
@@ -1345,7 +1345,7 @@
     <w:r>
       <w:tab/>
       <w:tab/>
-      <w:t>2026-08-14</w:t>
+      <w:t>2026-08-15</w:t>
       <w:br/>
       <w:br/>
     </w:r>

--- a/klagomål/A 14039-2026 FSC-klagomål.docx
+++ b/klagomål/A 14039-2026 FSC-klagomål.docx
@@ -1345,7 +1345,7 @@
     <w:r>
       <w:tab/>
       <w:tab/>
-      <w:t>2026-08-15</w:t>
+      <w:t>2026-08-16</w:t>
       <w:br/>
       <w:br/>
     </w:r>

--- a/klagomål/A 14039-2026 FSC-klagomål.docx
+++ b/klagomål/A 14039-2026 FSC-klagomål.docx
@@ -1345,7 +1345,7 @@
     <w:r>
       <w:tab/>
       <w:tab/>
-      <w:t>2026-08-16</w:t>
+      <w:t>2026-08-17</w:t>
       <w:br/>
       <w:br/>
     </w:r>

--- a/klagomål/A 14039-2026 FSC-klagomål.docx
+++ b/klagomål/A 14039-2026 FSC-klagomål.docx
@@ -1345,7 +1345,7 @@
     <w:r>
       <w:tab/>
       <w:tab/>
-      <w:t>2026-08-17</w:t>
+      <w:t>2026-08-18</w:t>
       <w:br/>
       <w:br/>
     </w:r>

--- a/klagomål/A 14039-2026 FSC-klagomål.docx
+++ b/klagomål/A 14039-2026 FSC-klagomål.docx
@@ -1345,7 +1345,7 @@
     <w:r>
       <w:tab/>
       <w:tab/>
-      <w:t>2026-08-18</w:t>
+      <w:t>2026-08-19</w:t>
       <w:br/>
       <w:br/>
     </w:r>

--- a/klagomål/A 14039-2026 FSC-klagomål.docx
+++ b/klagomål/A 14039-2026 FSC-klagomål.docx
@@ -1345,7 +1345,7 @@
     <w:r>
       <w:tab/>
       <w:tab/>
-      <w:t>2026-08-19</w:t>
+      <w:t>2026-08-20</w:t>
       <w:br/>
       <w:br/>
     </w:r>

--- a/klagomål/A 14039-2026 FSC-klagomål.docx
+++ b/klagomål/A 14039-2026 FSC-klagomål.docx
@@ -1345,7 +1345,7 @@
     <w:r>
       <w:tab/>
       <w:tab/>
-      <w:t>2026-08-20</w:t>
+      <w:t>2026-08-21</w:t>
       <w:br/>
       <w:br/>
     </w:r>

--- a/klagomål/A 14039-2026 FSC-klagomål.docx
+++ b/klagomål/A 14039-2026 FSC-klagomål.docx
@@ -1345,7 +1345,7 @@
     <w:r>
       <w:tab/>
       <w:tab/>
-      <w:t>2026-08-21</w:t>
+      <w:t>2026-08-22</w:t>
       <w:br/>
       <w:br/>
     </w:r>

--- a/klagomål/A 14039-2026 FSC-klagomål.docx
+++ b/klagomål/A 14039-2026 FSC-klagomål.docx
@@ -1345,7 +1345,7 @@
     <w:r>
       <w:tab/>
       <w:tab/>
-      <w:t>2026-08-22</w:t>
+      <w:t>2026-08-23</w:t>
       <w:br/>
       <w:br/>
     </w:r>

--- a/klagomål/A 14039-2026 FSC-klagomål.docx
+++ b/klagomål/A 14039-2026 FSC-klagomål.docx
@@ -1345,7 +1345,7 @@
     <w:r>
       <w:tab/>
       <w:tab/>
-      <w:t>2026-08-23</w:t>
+      <w:t>2026-08-24</w:t>
       <w:br/>
       <w:br/>
     </w:r>

--- a/klagomål/A 14039-2026 FSC-klagomål.docx
+++ b/klagomål/A 14039-2026 FSC-klagomål.docx
@@ -1345,7 +1345,7 @@
     <w:r>
       <w:tab/>
       <w:tab/>
-      <w:t>2026-08-24</w:t>
+      <w:t>2026-08-25</w:t>
       <w:br/>
       <w:br/>
     </w:r>

--- a/klagomål/A 14039-2026 FSC-klagomål.docx
+++ b/klagomål/A 14039-2026 FSC-klagomål.docx
@@ -1345,7 +1345,7 @@
     <w:r>
       <w:tab/>
       <w:tab/>
-      <w:t>2026-08-25</w:t>
+      <w:t>2026-08-26</w:t>
       <w:br/>
       <w:br/>
     </w:r>

--- a/klagomål/A 14039-2026 FSC-klagomål.docx
+++ b/klagomål/A 14039-2026 FSC-klagomål.docx
@@ -1345,7 +1345,7 @@
     <w:r>
       <w:tab/>
       <w:tab/>
-      <w:t>2026-08-26</w:t>
+      <w:t>2026-08-27</w:t>
       <w:br/>
       <w:br/>
     </w:r>

--- a/klagomål/A 14039-2026 FSC-klagomål.docx
+++ b/klagomål/A 14039-2026 FSC-klagomål.docx
@@ -1345,7 +1345,7 @@
     <w:r>
       <w:tab/>
       <w:tab/>
-      <w:t>2026-08-27</w:t>
+      <w:t>2026-08-28</w:t>
       <w:br/>
       <w:br/>
     </w:r>

--- a/klagomål/A 14039-2026 FSC-klagomål.docx
+++ b/klagomål/A 14039-2026 FSC-klagomål.docx
@@ -1345,7 +1345,7 @@
     <w:r>
       <w:tab/>
       <w:tab/>
-      <w:t>2026-08-28</w:t>
+      <w:t>2026-08-29</w:t>
       <w:br/>
       <w:br/>
     </w:r>

--- a/klagomål/A 14039-2026 FSC-klagomål.docx
+++ b/klagomål/A 14039-2026 FSC-klagomål.docx
@@ -1345,7 +1345,7 @@
     <w:r>
       <w:tab/>
       <w:tab/>
-      <w:t>2026-08-29</w:t>
+      <w:t>2026-08-31</w:t>
       <w:br/>
       <w:br/>
     </w:r>

--- a/klagomål/A 14039-2026 FSC-klagomål.docx
+++ b/klagomål/A 14039-2026 FSC-klagomål.docx
@@ -1345,7 +1345,7 @@
     <w:r>
       <w:tab/>
       <w:tab/>
-      <w:t>2026-08-31</w:t>
+      <w:t>2026-09-01</w:t>
       <w:br/>
       <w:br/>
     </w:r>

--- a/klagomål/A 14039-2026 FSC-klagomål.docx
+++ b/klagomål/A 14039-2026 FSC-klagomål.docx
@@ -1345,7 +1345,7 @@
     <w:r>
       <w:tab/>
       <w:tab/>
-      <w:t>2026-09-01</w:t>
+      <w:t>2026-09-02</w:t>
       <w:br/>
       <w:br/>
     </w:r>

--- a/klagomål/A 14039-2026 FSC-klagomål.docx
+++ b/klagomål/A 14039-2026 FSC-klagomål.docx
@@ -1345,7 +1345,7 @@
     <w:r>
       <w:tab/>
       <w:tab/>
-      <w:t>2026-09-02</w:t>
+      <w:t>2026-09-03</w:t>
       <w:br/>
       <w:br/>
     </w:r>

--- a/klagomål/A 14039-2026 FSC-klagomål.docx
+++ b/klagomål/A 14039-2026 FSC-klagomål.docx
@@ -1345,7 +1345,7 @@
     <w:r>
       <w:tab/>
       <w:tab/>
-      <w:t>2026-09-03</w:t>
+      <w:t>2026-09-04</w:t>
       <w:br/>
       <w:br/>
     </w:r>

--- a/klagomål/A 14039-2026 FSC-klagomål.docx
+++ b/klagomål/A 14039-2026 FSC-klagomål.docx
@@ -1345,7 +1345,7 @@
     <w:r>
       <w:tab/>
       <w:tab/>
-      <w:t>2026-09-04</w:t>
+      <w:t>2026-09-05</w:t>
       <w:br/>
       <w:br/>
     </w:r>
